--- a/NLP/Project/自然语言处理项目报告.docx
+++ b/NLP/Project/自然语言处理项目报告.docx
@@ -5,7 +5,7 @@
     <w:p>
       <w:pPr>
         <w:rPr>
-          <w:rFonts w:eastAsia="方正魏碑简体" w:hint="eastAsia"/>
+          <w:rFonts w:eastAsia="方正魏碑简体"/>
           <w:b/>
           <w:sz w:val="28"/>
         </w:rPr>
@@ -16,7 +16,6 @@
           <w:b/>
           <w:noProof/>
           <w:sz w:val="28"/>
-          <w:lang w:val="en-US" w:eastAsia="zh-CN"/>
         </w:rPr>
         <mc:AlternateContent>
           <mc:Choice Requires="wpg">
@@ -201,7 +200,7 @@
     <w:p>
       <w:pPr>
         <w:rPr>
-          <w:rFonts w:eastAsia="方正魏碑简体" w:hint="eastAsia"/>
+          <w:rFonts w:eastAsia="方正魏碑简体"/>
           <w:b/>
           <w:sz w:val="28"/>
         </w:rPr>
@@ -211,7 +210,7 @@
       <w:pPr>
         <w:jc w:val="center"/>
         <w:rPr>
-          <w:rFonts w:eastAsia="方正魏碑简体" w:hint="eastAsia"/>
+          <w:rFonts w:eastAsia="方正魏碑简体"/>
           <w:bCs/>
           <w:sz w:val="28"/>
         </w:rPr>
@@ -222,7 +221,7 @@
         <w:spacing w:line="960" w:lineRule="exact"/>
         <w:jc w:val="center"/>
         <w:rPr>
-          <w:rFonts w:eastAsia="汉鼎简魏碑" w:hint="eastAsia"/>
+          <w:rFonts w:eastAsia="汉鼎简魏碑"/>
           <w:b/>
           <w:spacing w:val="20"/>
           <w:sz w:val="84"/>
@@ -233,7 +232,7 @@
       <w:pPr>
         <w:spacing w:line="360" w:lineRule="exact"/>
         <w:rPr>
-          <w:rFonts w:eastAsia="华文新魏" w:hint="eastAsia"/>
+          <w:rFonts w:eastAsia="华文新魏"/>
         </w:rPr>
       </w:pPr>
     </w:p>
@@ -241,7 +240,7 @@
       <w:pPr>
         <w:spacing w:line="360" w:lineRule="exact"/>
         <w:rPr>
-          <w:rFonts w:eastAsia="华文新魏" w:hint="eastAsia"/>
+          <w:rFonts w:eastAsia="华文新魏"/>
         </w:rPr>
       </w:pPr>
     </w:p>
@@ -249,7 +248,7 @@
       <w:pPr>
         <w:jc w:val="center"/>
         <w:rPr>
-          <w:rFonts w:eastAsia="汉鼎简长美黑" w:hint="eastAsia"/>
+          <w:rFonts w:eastAsia="汉鼎简长美黑"/>
           <w:bCs/>
           <w:spacing w:val="80"/>
           <w:sz w:val="72"/>
@@ -269,20 +268,8 @@
     </w:p>
     <w:p/>
     <w:p/>
-    <w:p>
-      <w:pPr>
-        <w:rPr>
-          <w:rFonts w:hint="eastAsia"/>
-        </w:rPr>
-      </w:pPr>
-    </w:p>
-    <w:p>
-      <w:pPr>
-        <w:rPr>
-          <w:rFonts w:hint="eastAsia"/>
-        </w:rPr>
-      </w:pPr>
-    </w:p>
+    <w:p/>
+    <w:p/>
     <w:tbl>
       <w:tblPr>
         <w:tblW w:w="7832" w:type="dxa"/>
@@ -304,9 +291,6 @@
             <w:pPr>
               <w:widowControl w:val="0"/>
               <w:jc w:val="both"/>
-              <w:rPr>
-                <w:rFonts w:hint="eastAsia"/>
-              </w:rPr>
             </w:pPr>
             <w:r>
               <w:rPr>
@@ -329,7 +313,31 @@
                 <w:sz w:val="30"/>
                 <w:u w:val="single"/>
               </w:rPr>
-              <w:t xml:space="preserve">                                                                 </w:t>
+              <w:t>基于</w:t>
+            </w:r>
+            <w:r>
+              <w:rPr>
+                <w:rFonts w:eastAsia="黑体"/>
+                <w:sz w:val="30"/>
+                <w:u w:val="single"/>
+              </w:rPr>
+              <w:t xml:space="preserve"> Transformer </w:t>
+            </w:r>
+            <w:r>
+              <w:rPr>
+                <w:rFonts w:eastAsia="黑体"/>
+                <w:sz w:val="30"/>
+                <w:u w:val="single"/>
+              </w:rPr>
+              <w:t>架构的高性能自动对联生成系统改进与实现</w:t>
+            </w:r>
+            <w:r>
+              <w:rPr>
+                <w:rFonts w:eastAsia="黑体" w:hint="eastAsia"/>
+                <w:sz w:val="30"/>
+                <w:u w:val="single"/>
+              </w:rPr>
+              <w:t xml:space="preserve"> </w:t>
             </w:r>
           </w:p>
         </w:tc>
@@ -347,7 +355,7 @@
               <w:widowControl w:val="0"/>
               <w:jc w:val="both"/>
               <w:rPr>
-                <w:rFonts w:eastAsia="黑体" w:hint="eastAsia"/>
+                <w:rFonts w:eastAsia="黑体"/>
                 <w:bCs/>
                 <w:sz w:val="30"/>
               </w:rPr>
@@ -410,13 +418,7 @@
         </w:tc>
       </w:tr>
     </w:tbl>
-    <w:p>
-      <w:pPr>
-        <w:rPr>
-          <w:rFonts w:hint="eastAsia"/>
-        </w:rPr>
-      </w:pPr>
-    </w:p>
+    <w:p/>
     <w:p>
       <w:pPr>
         <w:spacing w:line="500" w:lineRule="exact"/>
@@ -433,7 +435,7 @@
         <w:spacing w:line="500" w:lineRule="exact"/>
         <w:jc w:val="center"/>
         <w:rPr>
-          <w:rFonts w:eastAsia="黑体" w:hint="eastAsia"/>
+          <w:rFonts w:eastAsia="黑体"/>
           <w:bCs/>
           <w:sz w:val="30"/>
         </w:rPr>
@@ -452,7 +454,7 @@
         <w:spacing w:beforeLines="50" w:before="156" w:line="500" w:lineRule="exact"/>
         <w:jc w:val="center"/>
         <w:rPr>
-          <w:rFonts w:eastAsia="黑体" w:hint="eastAsia"/>
+          <w:rFonts w:eastAsia="黑体"/>
           <w:bCs/>
           <w:sz w:val="30"/>
         </w:rPr>
@@ -527,7 +529,7 @@
         <w:spacing w:beforeLines="50" w:before="156" w:line="500" w:lineRule="exact"/>
         <w:jc w:val="center"/>
         <w:rPr>
-          <w:rFonts w:eastAsia="黑体" w:hint="eastAsia"/>
+          <w:rFonts w:eastAsia="黑体"/>
           <w:bCs/>
           <w:sz w:val="30"/>
         </w:rPr>
@@ -538,7 +540,7 @@
         <w:spacing w:beforeLines="50" w:before="156" w:line="500" w:lineRule="exact"/>
         <w:jc w:val="center"/>
         <w:rPr>
-          <w:rFonts w:eastAsia="黑体" w:hint="eastAsia"/>
+          <w:rFonts w:eastAsia="黑体"/>
           <w:bCs/>
           <w:sz w:val="30"/>
         </w:rPr>
@@ -573,11 +575,10 @@
           <w:tab w:val="right" w:leader="dot" w:pos="8296"/>
         </w:tabs>
         <w:rPr>
-          <w:rFonts w:ascii="宋体" w:eastAsia="宋体" w:hAnsi="宋体" w:hint="eastAsia"/>
+          <w:rFonts w:ascii="宋体" w:eastAsia="宋体" w:hAnsi="宋体"/>
           <w:b w:val="0"/>
           <w:kern w:val="2"/>
           <w:szCs w:val="28"/>
-          <w:lang w:val="en-US" w:eastAsia="zh-CN"/>
         </w:rPr>
       </w:pPr>
       <w:r>
@@ -608,7 +609,6 @@
             <w:rStyle w:val="ae"/>
             <w:rFonts w:ascii="宋体" w:eastAsia="宋体" w:hAnsi="宋体" w:hint="eastAsia"/>
             <w:szCs w:val="28"/>
-            <w:lang w:val="en-US" w:eastAsia="zh-CN"/>
           </w:rPr>
           <w:t>摘要</w:t>
         </w:r>
@@ -616,7 +616,6 @@
           <w:rPr>
             <w:rFonts w:ascii="宋体" w:eastAsia="宋体" w:hAnsi="宋体" w:hint="eastAsia"/>
             <w:szCs w:val="28"/>
-            <w:lang w:val="en-US" w:eastAsia="zh-CN"/>
           </w:rPr>
           <w:tab/>
         </w:r>
@@ -624,7 +623,6 @@
           <w:rPr>
             <w:rFonts w:ascii="宋体" w:eastAsia="宋体" w:hAnsi="宋体" w:hint="eastAsia"/>
             <w:szCs w:val="28"/>
-            <w:lang w:val="en-US" w:eastAsia="zh-CN"/>
           </w:rPr>
           <w:fldChar w:fldCharType="begin"/>
         </w:r>
@@ -632,7 +630,6 @@
           <w:rPr>
             <w:rFonts w:ascii="宋体" w:eastAsia="宋体" w:hAnsi="宋体" w:hint="eastAsia"/>
             <w:szCs w:val="28"/>
-            <w:lang w:val="en-US" w:eastAsia="zh-CN"/>
           </w:rPr>
           <w:instrText xml:space="preserve"> </w:instrText>
         </w:r>
@@ -640,7 +637,6 @@
           <w:rPr>
             <w:rFonts w:ascii="宋体" w:eastAsia="宋体" w:hAnsi="宋体"/>
             <w:szCs w:val="28"/>
-            <w:lang w:val="en-US" w:eastAsia="zh-CN"/>
           </w:rPr>
           <w:instrText>PAGEREF _Toc185588012 \h</w:instrText>
         </w:r>
@@ -648,7 +644,6 @@
           <w:rPr>
             <w:rFonts w:ascii="宋体" w:eastAsia="宋体" w:hAnsi="宋体" w:hint="eastAsia"/>
             <w:szCs w:val="28"/>
-            <w:lang w:val="en-US" w:eastAsia="zh-CN"/>
           </w:rPr>
           <w:instrText xml:space="preserve"> </w:instrText>
         </w:r>
@@ -656,7 +651,12 @@
           <w:rPr>
             <w:rFonts w:ascii="宋体" w:eastAsia="宋体" w:hAnsi="宋体" w:hint="eastAsia"/>
             <w:szCs w:val="28"/>
-            <w:lang w:val="en-US" w:eastAsia="zh-CN"/>
+          </w:rPr>
+        </w:r>
+        <w:r>
+          <w:rPr>
+            <w:rFonts w:ascii="宋体" w:eastAsia="宋体" w:hAnsi="宋体" w:hint="eastAsia"/>
+            <w:szCs w:val="28"/>
           </w:rPr>
           <w:fldChar w:fldCharType="separate"/>
         </w:r>
@@ -664,7 +664,6 @@
           <w:rPr>
             <w:rFonts w:ascii="宋体" w:eastAsia="宋体" w:hAnsi="宋体" w:hint="eastAsia"/>
             <w:szCs w:val="28"/>
-            <w:lang w:val="en-US" w:eastAsia="zh-CN"/>
           </w:rPr>
           <w:t>3</w:t>
         </w:r>
@@ -672,7 +671,6 @@
           <w:rPr>
             <w:rFonts w:ascii="宋体" w:eastAsia="宋体" w:hAnsi="宋体" w:hint="eastAsia"/>
             <w:szCs w:val="28"/>
-            <w:lang w:val="en-US" w:eastAsia="zh-CN"/>
           </w:rPr>
           <w:fldChar w:fldCharType="end"/>
         </w:r>
@@ -686,11 +684,10 @@
           <w:tab w:val="right" w:leader="dot" w:pos="8296"/>
         </w:tabs>
         <w:rPr>
-          <w:rFonts w:ascii="宋体" w:eastAsia="宋体" w:hAnsi="宋体" w:hint="eastAsia"/>
+          <w:rFonts w:ascii="宋体" w:eastAsia="宋体" w:hAnsi="宋体"/>
           <w:b w:val="0"/>
           <w:kern w:val="2"/>
           <w:szCs w:val="28"/>
-          <w:lang w:val="en-US" w:eastAsia="zh-CN"/>
         </w:rPr>
       </w:pPr>
       <w:hyperlink w:anchor="_Toc185588013" w:history="1">
@@ -699,7 +696,6 @@
             <w:rStyle w:val="ae"/>
             <w:rFonts w:ascii="宋体" w:eastAsia="宋体" w:hAnsi="宋体" w:hint="eastAsia"/>
             <w:szCs w:val="28"/>
-            <w:lang w:val="en-US" w:eastAsia="zh-CN"/>
           </w:rPr>
           <w:t>1.</w:t>
         </w:r>
@@ -709,7 +705,6 @@
             <w:b w:val="0"/>
             <w:kern w:val="2"/>
             <w:szCs w:val="28"/>
-            <w:lang w:val="en-US" w:eastAsia="zh-CN"/>
           </w:rPr>
           <w:tab/>
         </w:r>
@@ -718,7 +713,6 @@
             <w:rStyle w:val="ae"/>
             <w:rFonts w:ascii="宋体" w:eastAsia="宋体" w:hAnsi="宋体" w:hint="eastAsia"/>
             <w:szCs w:val="28"/>
-            <w:lang w:val="en-US" w:eastAsia="zh-CN"/>
           </w:rPr>
           <w:t>项目简介</w:t>
         </w:r>
@@ -726,7 +720,6 @@
           <w:rPr>
             <w:rFonts w:ascii="宋体" w:eastAsia="宋体" w:hAnsi="宋体" w:hint="eastAsia"/>
             <w:szCs w:val="28"/>
-            <w:lang w:val="en-US" w:eastAsia="zh-CN"/>
           </w:rPr>
           <w:tab/>
         </w:r>
@@ -734,7 +727,6 @@
           <w:rPr>
             <w:rFonts w:ascii="宋体" w:eastAsia="宋体" w:hAnsi="宋体" w:hint="eastAsia"/>
             <w:szCs w:val="28"/>
-            <w:lang w:val="en-US" w:eastAsia="zh-CN"/>
           </w:rPr>
           <w:fldChar w:fldCharType="begin"/>
         </w:r>
@@ -742,7 +734,6 @@
           <w:rPr>
             <w:rFonts w:ascii="宋体" w:eastAsia="宋体" w:hAnsi="宋体" w:hint="eastAsia"/>
             <w:szCs w:val="28"/>
-            <w:lang w:val="en-US" w:eastAsia="zh-CN"/>
           </w:rPr>
           <w:instrText xml:space="preserve"> </w:instrText>
         </w:r>
@@ -750,7 +741,6 @@
           <w:rPr>
             <w:rFonts w:ascii="宋体" w:eastAsia="宋体" w:hAnsi="宋体"/>
             <w:szCs w:val="28"/>
-            <w:lang w:val="en-US" w:eastAsia="zh-CN"/>
           </w:rPr>
           <w:instrText>PAGEREF _Toc185588013 \h</w:instrText>
         </w:r>
@@ -758,7 +748,6 @@
           <w:rPr>
             <w:rFonts w:ascii="宋体" w:eastAsia="宋体" w:hAnsi="宋体" w:hint="eastAsia"/>
             <w:szCs w:val="28"/>
-            <w:lang w:val="en-US" w:eastAsia="zh-CN"/>
           </w:rPr>
           <w:instrText xml:space="preserve"> </w:instrText>
         </w:r>
@@ -766,7 +755,12 @@
           <w:rPr>
             <w:rFonts w:ascii="宋体" w:eastAsia="宋体" w:hAnsi="宋体" w:hint="eastAsia"/>
             <w:szCs w:val="28"/>
-            <w:lang w:val="en-US" w:eastAsia="zh-CN"/>
+          </w:rPr>
+        </w:r>
+        <w:r>
+          <w:rPr>
+            <w:rFonts w:ascii="宋体" w:eastAsia="宋体" w:hAnsi="宋体" w:hint="eastAsia"/>
+            <w:szCs w:val="28"/>
           </w:rPr>
           <w:fldChar w:fldCharType="separate"/>
         </w:r>
@@ -774,7 +768,6 @@
           <w:rPr>
             <w:rFonts w:ascii="宋体" w:eastAsia="宋体" w:hAnsi="宋体" w:hint="eastAsia"/>
             <w:szCs w:val="28"/>
-            <w:lang w:val="en-US" w:eastAsia="zh-CN"/>
           </w:rPr>
           <w:t>3</w:t>
         </w:r>
@@ -782,7 +775,6 @@
           <w:rPr>
             <w:rFonts w:ascii="宋体" w:eastAsia="宋体" w:hAnsi="宋体" w:hint="eastAsia"/>
             <w:szCs w:val="28"/>
-            <w:lang w:val="en-US" w:eastAsia="zh-CN"/>
           </w:rPr>
           <w:fldChar w:fldCharType="end"/>
         </w:r>
@@ -796,11 +788,10 @@
           <w:tab w:val="right" w:leader="dot" w:pos="8296"/>
         </w:tabs>
         <w:rPr>
-          <w:rFonts w:ascii="宋体" w:eastAsia="宋体" w:hAnsi="宋体" w:hint="eastAsia"/>
+          <w:rFonts w:ascii="宋体" w:eastAsia="宋体" w:hAnsi="宋体"/>
           <w:b w:val="0"/>
           <w:kern w:val="2"/>
           <w:szCs w:val="28"/>
-          <w:lang w:val="en-US" w:eastAsia="zh-CN"/>
         </w:rPr>
       </w:pPr>
       <w:hyperlink w:anchor="_Toc185588014" w:history="1">
@@ -809,7 +800,6 @@
             <w:rStyle w:val="ae"/>
             <w:rFonts w:ascii="宋体" w:eastAsia="宋体" w:hAnsi="宋体" w:hint="eastAsia"/>
             <w:szCs w:val="28"/>
-            <w:lang w:val="en-US" w:eastAsia="zh-CN"/>
           </w:rPr>
           <w:t>2.</w:t>
         </w:r>
@@ -819,7 +809,6 @@
             <w:b w:val="0"/>
             <w:kern w:val="2"/>
             <w:szCs w:val="28"/>
-            <w:lang w:val="en-US" w:eastAsia="zh-CN"/>
           </w:rPr>
           <w:tab/>
         </w:r>
@@ -828,7 +817,6 @@
             <w:rStyle w:val="ae"/>
             <w:rFonts w:ascii="宋体" w:eastAsia="宋体" w:hAnsi="宋体" w:hint="eastAsia"/>
             <w:szCs w:val="28"/>
-            <w:lang w:val="en-US" w:eastAsia="zh-CN"/>
           </w:rPr>
           <w:t>项目实现方案</w:t>
         </w:r>
@@ -836,7 +824,6 @@
           <w:rPr>
             <w:rFonts w:ascii="宋体" w:eastAsia="宋体" w:hAnsi="宋体" w:hint="eastAsia"/>
             <w:szCs w:val="28"/>
-            <w:lang w:val="en-US" w:eastAsia="zh-CN"/>
           </w:rPr>
           <w:tab/>
         </w:r>
@@ -844,7 +831,6 @@
           <w:rPr>
             <w:rFonts w:ascii="宋体" w:eastAsia="宋体" w:hAnsi="宋体" w:hint="eastAsia"/>
             <w:szCs w:val="28"/>
-            <w:lang w:val="en-US" w:eastAsia="zh-CN"/>
           </w:rPr>
           <w:fldChar w:fldCharType="begin"/>
         </w:r>
@@ -852,7 +838,6 @@
           <w:rPr>
             <w:rFonts w:ascii="宋体" w:eastAsia="宋体" w:hAnsi="宋体" w:hint="eastAsia"/>
             <w:szCs w:val="28"/>
-            <w:lang w:val="en-US" w:eastAsia="zh-CN"/>
           </w:rPr>
           <w:instrText xml:space="preserve"> </w:instrText>
         </w:r>
@@ -860,7 +845,6 @@
           <w:rPr>
             <w:rFonts w:ascii="宋体" w:eastAsia="宋体" w:hAnsi="宋体"/>
             <w:szCs w:val="28"/>
-            <w:lang w:val="en-US" w:eastAsia="zh-CN"/>
           </w:rPr>
           <w:instrText>PAGEREF _Toc185588014 \h</w:instrText>
         </w:r>
@@ -868,7 +852,6 @@
           <w:rPr>
             <w:rFonts w:ascii="宋体" w:eastAsia="宋体" w:hAnsi="宋体" w:hint="eastAsia"/>
             <w:szCs w:val="28"/>
-            <w:lang w:val="en-US" w:eastAsia="zh-CN"/>
           </w:rPr>
           <w:instrText xml:space="preserve"> </w:instrText>
         </w:r>
@@ -876,7 +859,12 @@
           <w:rPr>
             <w:rFonts w:ascii="宋体" w:eastAsia="宋体" w:hAnsi="宋体" w:hint="eastAsia"/>
             <w:szCs w:val="28"/>
-            <w:lang w:val="en-US" w:eastAsia="zh-CN"/>
+          </w:rPr>
+        </w:r>
+        <w:r>
+          <w:rPr>
+            <w:rFonts w:ascii="宋体" w:eastAsia="宋体" w:hAnsi="宋体" w:hint="eastAsia"/>
+            <w:szCs w:val="28"/>
           </w:rPr>
           <w:fldChar w:fldCharType="separate"/>
         </w:r>
@@ -884,7 +872,6 @@
           <w:rPr>
             <w:rFonts w:ascii="宋体" w:eastAsia="宋体" w:hAnsi="宋体" w:hint="eastAsia"/>
             <w:szCs w:val="28"/>
-            <w:lang w:val="en-US" w:eastAsia="zh-CN"/>
           </w:rPr>
           <w:t>3</w:t>
         </w:r>
@@ -892,7 +879,6 @@
           <w:rPr>
             <w:rFonts w:ascii="宋体" w:eastAsia="宋体" w:hAnsi="宋体" w:hint="eastAsia"/>
             <w:szCs w:val="28"/>
-            <w:lang w:val="en-US" w:eastAsia="zh-CN"/>
           </w:rPr>
           <w:fldChar w:fldCharType="end"/>
         </w:r>
@@ -900,117 +886,15 @@
     </w:p>
     <w:p>
       <w:pPr>
-        <w:pStyle w:val="TOC2"/>
+        <w:pStyle w:val="TOC1"/>
         <w:tabs>
           <w:tab w:val="right" w:leader="dot" w:pos="8296"/>
         </w:tabs>
-        <w:ind w:left="400"/>
-        <w:rPr>
-          <w:rFonts w:ascii="宋体" w:hAnsi="宋体" w:hint="eastAsia"/>
-          <w:kern w:val="2"/>
-          <w:sz w:val="28"/>
-          <w:szCs w:val="28"/>
-          <w:lang w:val="en-US" w:eastAsia="zh-CN"/>
-        </w:rPr>
-      </w:pPr>
-      <w:hyperlink w:anchor="_Toc185588015" w:history="1">
-        <w:r>
-          <w:rPr>
-            <w:rStyle w:val="ae"/>
-            <w:rFonts w:ascii="宋体" w:hAnsi="宋体" w:hint="eastAsia"/>
-            <w:sz w:val="28"/>
-            <w:szCs w:val="28"/>
-            <w:lang w:val="en-US" w:eastAsia="zh-CN"/>
-          </w:rPr>
-          <w:t>2.1 数据集</w:t>
-        </w:r>
-        <w:r>
-          <w:rPr>
-            <w:rFonts w:ascii="宋体" w:hAnsi="宋体" w:hint="eastAsia"/>
-            <w:sz w:val="28"/>
-            <w:szCs w:val="28"/>
-            <w:lang w:val="en-US" w:eastAsia="zh-CN"/>
-          </w:rPr>
-          <w:tab/>
-        </w:r>
-        <w:r>
-          <w:rPr>
-            <w:rFonts w:ascii="宋体" w:hAnsi="宋体" w:hint="eastAsia"/>
-            <w:sz w:val="28"/>
-            <w:szCs w:val="28"/>
-            <w:lang w:val="en-US" w:eastAsia="zh-CN"/>
-          </w:rPr>
-          <w:fldChar w:fldCharType="begin"/>
-        </w:r>
-        <w:r>
-          <w:rPr>
-            <w:rFonts w:ascii="宋体" w:hAnsi="宋体" w:hint="eastAsia"/>
-            <w:sz w:val="28"/>
-            <w:szCs w:val="28"/>
-            <w:lang w:val="en-US" w:eastAsia="zh-CN"/>
-          </w:rPr>
-          <w:instrText xml:space="preserve"> </w:instrText>
-        </w:r>
-        <w:r>
-          <w:rPr>
-            <w:rFonts w:ascii="宋体" w:hAnsi="宋体"/>
-            <w:sz w:val="28"/>
-            <w:szCs w:val="28"/>
-            <w:lang w:val="en-US" w:eastAsia="zh-CN"/>
-          </w:rPr>
-          <w:instrText>PAGEREF _Toc185588015 \h</w:instrText>
-        </w:r>
-        <w:r>
-          <w:rPr>
-            <w:rFonts w:ascii="宋体" w:hAnsi="宋体" w:hint="eastAsia"/>
-            <w:sz w:val="28"/>
-            <w:szCs w:val="28"/>
-            <w:lang w:val="en-US" w:eastAsia="zh-CN"/>
-          </w:rPr>
-          <w:instrText xml:space="preserve"> </w:instrText>
-        </w:r>
-        <w:r>
-          <w:rPr>
-            <w:rFonts w:ascii="宋体" w:hAnsi="宋体"/>
-            <w:sz w:val="28"/>
-            <w:szCs w:val="28"/>
-            <w:lang w:val="en-US" w:eastAsia="zh-CN"/>
-          </w:rPr>
-          <w:fldChar w:fldCharType="separate"/>
-        </w:r>
-        <w:r>
-          <w:rPr>
-            <w:rFonts w:ascii="宋体" w:hAnsi="宋体"/>
-            <w:sz w:val="28"/>
-            <w:szCs w:val="28"/>
-            <w:lang w:val="en-US" w:eastAsia="zh-CN"/>
-          </w:rPr>
-          <w:t>3</w:t>
-        </w:r>
-        <w:r>
-          <w:rPr>
-            <w:rFonts w:ascii="宋体" w:hAnsi="宋体" w:hint="eastAsia"/>
-            <w:sz w:val="28"/>
-            <w:szCs w:val="28"/>
-            <w:lang w:val="en-US" w:eastAsia="zh-CN"/>
-          </w:rPr>
-          <w:fldChar w:fldCharType="end"/>
-        </w:r>
-      </w:hyperlink>
-    </w:p>
-    <w:p>
-      <w:pPr>
-        <w:pStyle w:val="TOC1"/>
-        <w:tabs>
-          <w:tab w:val="left" w:pos="630"/>
-          <w:tab w:val="right" w:leader="dot" w:pos="8296"/>
-        </w:tabs>
-        <w:rPr>
-          <w:rFonts w:ascii="宋体" w:eastAsia="宋体" w:hAnsi="宋体" w:hint="eastAsia"/>
+        <w:rPr>
+          <w:rFonts w:ascii="宋体" w:eastAsia="宋体" w:hAnsi="宋体"/>
           <w:b w:val="0"/>
           <w:kern w:val="2"/>
           <w:szCs w:val="28"/>
-          <w:lang w:val="en-US" w:eastAsia="zh-CN"/>
         </w:rPr>
       </w:pPr>
       <w:hyperlink w:anchor="_Toc185588016" w:history="1">
@@ -1019,7 +903,6 @@
             <w:rStyle w:val="ae"/>
             <w:rFonts w:ascii="宋体" w:eastAsia="宋体" w:hAnsi="宋体" w:hint="eastAsia"/>
             <w:szCs w:val="28"/>
-            <w:lang w:val="en-US" w:eastAsia="zh-CN"/>
           </w:rPr>
           <w:t>3.</w:t>
         </w:r>
@@ -1029,24 +912,37 @@
             <w:b w:val="0"/>
             <w:kern w:val="2"/>
             <w:szCs w:val="28"/>
-            <w:lang w:val="en-US" w:eastAsia="zh-CN"/>
           </w:rPr>
-          <w:tab/>
+          <w:t xml:space="preserve"> </w:t>
         </w:r>
         <w:r>
           <w:rPr>
             <w:rStyle w:val="ae"/>
             <w:rFonts w:ascii="宋体" w:eastAsia="宋体" w:hAnsi="宋体" w:hint="eastAsia"/>
             <w:szCs w:val="28"/>
-            <w:lang w:val="en-US" w:eastAsia="zh-CN"/>
           </w:rPr>
-          <w:t>实验结果</w:t>
+          <w:t>实验</w:t>
+        </w:r>
+        <w:r>
+          <w:rPr>
+            <w:rStyle w:val="ae"/>
+            <w:rFonts w:ascii="宋体" w:eastAsia="宋体" w:hAnsi="宋体" w:hint="eastAsia"/>
+            <w:szCs w:val="28"/>
+          </w:rPr>
+          <w:t>结</w:t>
+        </w:r>
+        <w:r>
+          <w:rPr>
+            <w:rStyle w:val="ae"/>
+            <w:rFonts w:ascii="宋体" w:eastAsia="宋体" w:hAnsi="宋体" w:hint="eastAsia"/>
+            <w:szCs w:val="28"/>
+          </w:rPr>
+          <w:t>果</w:t>
         </w:r>
         <w:r>
           <w:rPr>
             <w:rFonts w:ascii="宋体" w:eastAsia="宋体" w:hAnsi="宋体" w:hint="eastAsia"/>
             <w:szCs w:val="28"/>
-            <w:lang w:val="en-US" w:eastAsia="zh-CN"/>
           </w:rPr>
           <w:tab/>
         </w:r>
@@ -1054,7 +950,6 @@
           <w:rPr>
             <w:rFonts w:ascii="宋体" w:eastAsia="宋体" w:hAnsi="宋体" w:hint="eastAsia"/>
             <w:szCs w:val="28"/>
-            <w:lang w:val="en-US" w:eastAsia="zh-CN"/>
           </w:rPr>
           <w:fldChar w:fldCharType="begin"/>
         </w:r>
@@ -1062,7 +957,6 @@
           <w:rPr>
             <w:rFonts w:ascii="宋体" w:eastAsia="宋体" w:hAnsi="宋体" w:hint="eastAsia"/>
             <w:szCs w:val="28"/>
-            <w:lang w:val="en-US" w:eastAsia="zh-CN"/>
           </w:rPr>
           <w:instrText xml:space="preserve"> </w:instrText>
         </w:r>
@@ -1070,7 +964,6 @@
           <w:rPr>
             <w:rFonts w:ascii="宋体" w:eastAsia="宋体" w:hAnsi="宋体"/>
             <w:szCs w:val="28"/>
-            <w:lang w:val="en-US" w:eastAsia="zh-CN"/>
           </w:rPr>
           <w:instrText>PAGEREF _Toc185588016 \h</w:instrText>
         </w:r>
@@ -1078,7 +971,6 @@
           <w:rPr>
             <w:rFonts w:ascii="宋体" w:eastAsia="宋体" w:hAnsi="宋体" w:hint="eastAsia"/>
             <w:szCs w:val="28"/>
-            <w:lang w:val="en-US" w:eastAsia="zh-CN"/>
           </w:rPr>
           <w:instrText xml:space="preserve"> </w:instrText>
         </w:r>
@@ -1086,7 +978,12 @@
           <w:rPr>
             <w:rFonts w:ascii="宋体" w:eastAsia="宋体" w:hAnsi="宋体" w:hint="eastAsia"/>
             <w:szCs w:val="28"/>
-            <w:lang w:val="en-US" w:eastAsia="zh-CN"/>
+          </w:rPr>
+        </w:r>
+        <w:r>
+          <w:rPr>
+            <w:rFonts w:ascii="宋体" w:eastAsia="宋体" w:hAnsi="宋体" w:hint="eastAsia"/>
+            <w:szCs w:val="28"/>
           </w:rPr>
           <w:fldChar w:fldCharType="separate"/>
         </w:r>
@@ -1094,7 +991,6 @@
           <w:rPr>
             <w:rFonts w:ascii="宋体" w:eastAsia="宋体" w:hAnsi="宋体" w:hint="eastAsia"/>
             <w:szCs w:val="28"/>
-            <w:lang w:val="en-US" w:eastAsia="zh-CN"/>
           </w:rPr>
           <w:t>3</w:t>
         </w:r>
@@ -1102,7 +998,6 @@
           <w:rPr>
             <w:rFonts w:ascii="宋体" w:eastAsia="宋体" w:hAnsi="宋体" w:hint="eastAsia"/>
             <w:szCs w:val="28"/>
-            <w:lang w:val="en-US" w:eastAsia="zh-CN"/>
           </w:rPr>
           <w:fldChar w:fldCharType="end"/>
         </w:r>
@@ -1112,15 +1007,13 @@
       <w:pPr>
         <w:pStyle w:val="TOC1"/>
         <w:tabs>
-          <w:tab w:val="left" w:pos="630"/>
           <w:tab w:val="right" w:leader="dot" w:pos="8296"/>
         </w:tabs>
         <w:rPr>
-          <w:rFonts w:ascii="宋体" w:eastAsia="宋体" w:hAnsi="宋体" w:hint="eastAsia"/>
+          <w:rFonts w:ascii="宋体" w:eastAsia="宋体" w:hAnsi="宋体"/>
           <w:b w:val="0"/>
           <w:kern w:val="2"/>
           <w:szCs w:val="28"/>
-          <w:lang w:val="en-US" w:eastAsia="zh-CN"/>
         </w:rPr>
       </w:pPr>
       <w:hyperlink w:anchor="_Toc185588017" w:history="1">
@@ -1129,26 +1022,22 @@
             <w:rStyle w:val="ae"/>
             <w:rFonts w:ascii="宋体" w:eastAsia="宋体" w:hAnsi="宋体" w:hint="eastAsia"/>
             <w:szCs w:val="28"/>
-            <w:lang w:val="en-US" w:eastAsia="zh-CN"/>
           </w:rPr>
           <w:t>4.</w:t>
-        </w:r>
-        <w:r>
-          <w:rPr>
-            <w:rFonts w:ascii="宋体" w:eastAsia="宋体" w:hAnsi="宋体" w:hint="eastAsia"/>
-            <w:b w:val="0"/>
-            <w:kern w:val="2"/>
-            <w:szCs w:val="28"/>
-            <w:lang w:val="en-US" w:eastAsia="zh-CN"/>
-          </w:rPr>
-          <w:tab/>
         </w:r>
         <w:r>
           <w:rPr>
             <w:rStyle w:val="ae"/>
             <w:rFonts w:ascii="宋体" w:eastAsia="宋体" w:hAnsi="宋体" w:hint="eastAsia"/>
             <w:szCs w:val="28"/>
-            <w:lang w:val="en-US" w:eastAsia="zh-CN"/>
+          </w:rPr>
+          <w:t xml:space="preserve"> </w:t>
+        </w:r>
+        <w:r>
+          <w:rPr>
+            <w:rStyle w:val="ae"/>
+            <w:rFonts w:ascii="宋体" w:eastAsia="宋体" w:hAnsi="宋体" w:hint="eastAsia"/>
+            <w:szCs w:val="28"/>
           </w:rPr>
           <w:t>项目总结(创新或者启发)</w:t>
         </w:r>
@@ -1156,7 +1045,6 @@
           <w:rPr>
             <w:rFonts w:ascii="宋体" w:eastAsia="宋体" w:hAnsi="宋体" w:hint="eastAsia"/>
             <w:szCs w:val="28"/>
-            <w:lang w:val="en-US" w:eastAsia="zh-CN"/>
           </w:rPr>
           <w:tab/>
         </w:r>
@@ -1164,7 +1052,6 @@
           <w:rPr>
             <w:rFonts w:ascii="宋体" w:eastAsia="宋体" w:hAnsi="宋体" w:hint="eastAsia"/>
             <w:szCs w:val="28"/>
-            <w:lang w:val="en-US" w:eastAsia="zh-CN"/>
           </w:rPr>
           <w:fldChar w:fldCharType="begin"/>
         </w:r>
@@ -1172,7 +1059,6 @@
           <w:rPr>
             <w:rFonts w:ascii="宋体" w:eastAsia="宋体" w:hAnsi="宋体" w:hint="eastAsia"/>
             <w:szCs w:val="28"/>
-            <w:lang w:val="en-US" w:eastAsia="zh-CN"/>
           </w:rPr>
           <w:instrText xml:space="preserve"> </w:instrText>
         </w:r>
@@ -1180,7 +1066,6 @@
           <w:rPr>
             <w:rFonts w:ascii="宋体" w:eastAsia="宋体" w:hAnsi="宋体"/>
             <w:szCs w:val="28"/>
-            <w:lang w:val="en-US" w:eastAsia="zh-CN"/>
           </w:rPr>
           <w:instrText>PAGEREF _Toc185588017 \h</w:instrText>
         </w:r>
@@ -1188,7 +1073,6 @@
           <w:rPr>
             <w:rFonts w:ascii="宋体" w:eastAsia="宋体" w:hAnsi="宋体" w:hint="eastAsia"/>
             <w:szCs w:val="28"/>
-            <w:lang w:val="en-US" w:eastAsia="zh-CN"/>
           </w:rPr>
           <w:instrText xml:space="preserve"> </w:instrText>
         </w:r>
@@ -1196,7 +1080,12 @@
           <w:rPr>
             <w:rFonts w:ascii="宋体" w:eastAsia="宋体" w:hAnsi="宋体" w:hint="eastAsia"/>
             <w:szCs w:val="28"/>
-            <w:lang w:val="en-US" w:eastAsia="zh-CN"/>
+          </w:rPr>
+        </w:r>
+        <w:r>
+          <w:rPr>
+            <w:rFonts w:ascii="宋体" w:eastAsia="宋体" w:hAnsi="宋体" w:hint="eastAsia"/>
+            <w:szCs w:val="28"/>
           </w:rPr>
           <w:fldChar w:fldCharType="separate"/>
         </w:r>
@@ -1204,7 +1093,6 @@
           <w:rPr>
             <w:rFonts w:ascii="宋体" w:eastAsia="宋体" w:hAnsi="宋体" w:hint="eastAsia"/>
             <w:szCs w:val="28"/>
-            <w:lang w:val="en-US" w:eastAsia="zh-CN"/>
           </w:rPr>
           <w:t>3</w:t>
         </w:r>
@@ -1212,7 +1100,6 @@
           <w:rPr>
             <w:rFonts w:ascii="宋体" w:eastAsia="宋体" w:hAnsi="宋体" w:hint="eastAsia"/>
             <w:szCs w:val="28"/>
-            <w:lang w:val="en-US" w:eastAsia="zh-CN"/>
           </w:rPr>
           <w:fldChar w:fldCharType="end"/>
         </w:r>
@@ -1225,6 +1112,12 @@
           <w:ilvl w:val="0"/>
           <w:numId w:val="0"/>
         </w:numPr>
+        <w:spacing w:line="400" w:lineRule="exact"/>
+        <w:rPr>
+          <w:rFonts w:ascii="宋体" w:hAnsi="宋体"/>
+          <w:sz w:val="24"/>
+          <w:szCs w:val="24"/>
+        </w:rPr>
       </w:pPr>
       <w:r>
         <w:rPr>
@@ -1246,7 +1139,9 @@
       <w:bookmarkStart w:id="0" w:name="_Toc185588012"/>
       <w:r>
         <w:rPr>
-          <w:rFonts w:hint="eastAsia"/>
+          <w:rFonts w:ascii="宋体" w:hAnsi="宋体" w:hint="eastAsia"/>
+          <w:sz w:val="24"/>
+          <w:szCs w:val="24"/>
         </w:rPr>
         <w:lastRenderedPageBreak/>
         <w:t>摘要</w:t>
@@ -1268,18 +1163,198 @@
           <w:sz w:val="24"/>
           <w:szCs w:val="24"/>
         </w:rPr>
-        <w:t>项目内容简要描述（500字以内）</w:t>
+        <w:t>本项目针对 2019 年开源的</w:t>
+      </w:r>
+      <w:r>
+        <w:rPr>
+          <w:rFonts w:ascii="宋体" w:hAnsi="宋体" w:hint="eastAsia"/>
+          <w:sz w:val="24"/>
+          <w:szCs w:val="24"/>
+        </w:rPr>
+        <w:t xml:space="preserve"> </w:t>
+      </w:r>
+      <w:r>
+        <w:rPr>
+          <w:rFonts w:ascii="宋体" w:hAnsi="宋体"/>
+          <w:sz w:val="24"/>
+          <w:szCs w:val="24"/>
+        </w:rPr>
+        <w:t>CoupletAI</w:t>
+      </w:r>
+      <w:r>
+        <w:rPr>
+          <w:rFonts w:ascii="宋体" w:hAnsi="宋体" w:hint="eastAsia"/>
+          <w:sz w:val="24"/>
+          <w:szCs w:val="24"/>
+        </w:rPr>
+        <w:t xml:space="preserve"> </w:t>
+      </w:r>
+      <w:r>
+        <w:rPr>
+          <w:rFonts w:ascii="宋体" w:hAnsi="宋体" w:hint="eastAsia"/>
+          <w:sz w:val="24"/>
+          <w:szCs w:val="24"/>
+        </w:rPr>
+        <w:t>系统</w:t>
+      </w:r>
+      <w:r>
+        <w:rPr>
+          <w:rFonts w:ascii="宋体" w:hAnsi="宋体" w:hint="eastAsia"/>
+          <w:sz w:val="24"/>
+          <w:szCs w:val="24"/>
+        </w:rPr>
+        <w:t>（项目地址：</w:t>
+      </w:r>
+      <w:r>
+        <w:rPr>
+          <w:rFonts w:ascii="宋体" w:hAnsi="宋体"/>
+          <w:sz w:val="24"/>
+          <w:szCs w:val="24"/>
+        </w:rPr>
+        <w:t>https://github.com/liuslnlp/CoupletAI</w:t>
+      </w:r>
+      <w:r>
+        <w:rPr>
+          <w:rFonts w:ascii="宋体" w:hAnsi="宋体" w:hint="eastAsia"/>
+          <w:sz w:val="24"/>
+          <w:szCs w:val="24"/>
+        </w:rPr>
+        <w:t>）</w:t>
+      </w:r>
+      <w:r>
+        <w:rPr>
+          <w:rFonts w:ascii="宋体" w:hAnsi="宋体" w:hint="eastAsia"/>
+          <w:sz w:val="24"/>
+          <w:szCs w:val="24"/>
+        </w:rPr>
+        <w:t>进行了全面的现代化重构与算法优化。原项目虽提出了将对联生成转化为序列标注任务的创新思路，但受限于当时的深度学习框架（PyTorch 1.2）与工具链（NVIDIA Apex），存在环境配置复杂、训练效率低及推理策略单一等问题。</w:t>
       </w:r>
     </w:p>
     <w:p>
       <w:pPr>
         <w:spacing w:line="400" w:lineRule="exact"/>
         <w:rPr>
-          <w:rFonts w:ascii="宋体" w:hAnsi="宋体" w:hint="eastAsia"/>
-          <w:sz w:val="24"/>
-          <w:szCs w:val="24"/>
-        </w:rPr>
-      </w:pPr>
+          <w:rFonts w:ascii="宋体" w:hAnsi="宋体"/>
+          <w:sz w:val="24"/>
+          <w:szCs w:val="24"/>
+        </w:rPr>
+      </w:pPr>
+      <w:r>
+        <w:rPr>
+          <w:rFonts w:ascii="宋体" w:hAnsi="宋体" w:hint="eastAsia"/>
+          <w:sz w:val="24"/>
+          <w:szCs w:val="24"/>
+        </w:rPr>
+        <w:t xml:space="preserve">本项目在保留原任务建模优势的基础上，将核心架构升级为 </w:t>
+      </w:r>
+      <w:r>
+        <w:rPr>
+          <w:rFonts w:ascii="宋体" w:hAnsi="宋体" w:hint="eastAsia"/>
+          <w:b/>
+          <w:bCs/>
+          <w:sz w:val="24"/>
+          <w:szCs w:val="24"/>
+        </w:rPr>
+        <w:t>Transformer</w:t>
+      </w:r>
+      <w:r>
+        <w:rPr>
+          <w:rFonts w:ascii="宋体" w:hAnsi="宋体" w:hint="eastAsia"/>
+          <w:sz w:val="24"/>
+          <w:szCs w:val="24"/>
+        </w:rPr>
+        <w:t xml:space="preserve">，并将技术栈迁移至 PyTorch 2.x。主要改进包括：移除过时的 Apex 依赖，实现原生的 </w:t>
+      </w:r>
+      <w:r>
+        <w:rPr>
+          <w:rFonts w:ascii="宋体" w:hAnsi="宋体" w:hint="eastAsia"/>
+          <w:b/>
+          <w:bCs/>
+          <w:sz w:val="24"/>
+          <w:szCs w:val="24"/>
+        </w:rPr>
+        <w:t>自动混合精度（AMP）</w:t>
+      </w:r>
+      <w:r>
+        <w:rPr>
+          <w:rFonts w:ascii="宋体" w:hAnsi="宋体" w:hint="eastAsia"/>
+          <w:sz w:val="24"/>
+          <w:szCs w:val="24"/>
+        </w:rPr>
+        <w:t xml:space="preserve"> 与 </w:t>
+      </w:r>
+      <w:r>
+        <w:rPr>
+          <w:rFonts w:ascii="宋体" w:hAnsi="宋体" w:hint="eastAsia"/>
+          <w:b/>
+          <w:bCs/>
+          <w:sz w:val="24"/>
+          <w:szCs w:val="24"/>
+        </w:rPr>
+        <w:t>分布式数据并行（DDP）</w:t>
+      </w:r>
+      <w:r>
+        <w:rPr>
+          <w:rFonts w:ascii="宋体" w:hAnsi="宋体" w:hint="eastAsia"/>
+          <w:sz w:val="24"/>
+          <w:szCs w:val="24"/>
+        </w:rPr>
+        <w:t xml:space="preserve">；引入 </w:t>
+      </w:r>
+      <w:r>
+        <w:rPr>
+          <w:rFonts w:ascii="宋体" w:hAnsi="宋体" w:hint="eastAsia"/>
+          <w:b/>
+          <w:bCs/>
+          <w:sz w:val="24"/>
+          <w:szCs w:val="24"/>
+        </w:rPr>
+        <w:t>Beam Search（束搜索）</w:t>
+      </w:r>
+      <w:r>
+        <w:rPr>
+          <w:rFonts w:ascii="宋体" w:hAnsi="宋体" w:hint="eastAsia"/>
+          <w:sz w:val="24"/>
+          <w:szCs w:val="24"/>
+        </w:rPr>
+        <w:t xml:space="preserve"> 与 </w:t>
+      </w:r>
+      <w:r>
+        <w:rPr>
+          <w:rFonts w:ascii="宋体" w:hAnsi="宋体" w:hint="eastAsia"/>
+          <w:b/>
+          <w:bCs/>
+          <w:sz w:val="24"/>
+          <w:szCs w:val="24"/>
+        </w:rPr>
+        <w:t>约束解码</w:t>
+      </w:r>
+      <w:r>
+        <w:rPr>
+          <w:rFonts w:ascii="宋体" w:hAnsi="宋体" w:hint="eastAsia"/>
+          <w:sz w:val="24"/>
+          <w:szCs w:val="24"/>
+        </w:rPr>
+        <w:t xml:space="preserve"> 策略以提升生成质量；构建了包含随机种子固定、断点续训、Docker 容器化及 Web API 的完整 MLOps 流程。实验表明，改进后的系统在训练速度、收敛稳定性及生成对联的文学性上均优于原方案。</w:t>
+      </w:r>
+    </w:p>
+    <w:p>
+      <w:pPr>
+        <w:spacing w:line="400" w:lineRule="exact"/>
+        <w:rPr>
+          <w:rFonts w:ascii="宋体" w:hAnsi="宋体"/>
+          <w:sz w:val="24"/>
+          <w:szCs w:val="24"/>
+        </w:rPr>
+      </w:pPr>
+      <w:r>
+        <w:rPr>
+          <w:rFonts w:ascii="宋体" w:hAnsi="宋体" w:hint="eastAsia"/>
+          <w:sz w:val="24"/>
+          <w:szCs w:val="24"/>
+        </w:rPr>
+        <w:t>此项目</w:t>
+      </w:r>
       <w:r>
         <w:rPr>
           <w:rFonts w:ascii="宋体" w:hAnsi="宋体" w:hint="eastAsia"/>
@@ -1300,19 +1375,330 @@
     <w:p>
       <w:pPr>
         <w:pStyle w:val="1"/>
+        <w:spacing w:line="400" w:lineRule="exact"/>
+        <w:rPr>
+          <w:rFonts w:ascii="宋体" w:hAnsi="宋体"/>
+        </w:rPr>
+      </w:pPr>
+      <w:bookmarkStart w:id="1" w:name="_Toc185588013"/>
+      <w:r>
+        <w:rPr>
+          <w:rFonts w:ascii="宋体" w:hAnsi="宋体" w:hint="eastAsia"/>
+        </w:rPr>
+        <w:t>项目简介</w:t>
+      </w:r>
+      <w:bookmarkEnd w:id="1"/>
+    </w:p>
+    <w:p>
+      <w:pPr>
+        <w:pStyle w:val="2"/>
+        <w:rPr>
+          <w:rFonts w:hint="eastAsia"/>
+        </w:rPr>
+      </w:pPr>
+      <w:r>
+        <w:rPr>
+          <w:rFonts w:hint="eastAsia"/>
+        </w:rPr>
+        <w:t>1.1 研究任务</w:t>
+      </w:r>
+    </w:p>
+    <w:p>
+      <w:pPr>
+        <w:spacing w:line="400" w:lineRule="exact"/>
+        <w:rPr>
+          <w:rFonts w:ascii="宋体" w:hAnsi="宋体" w:hint="eastAsia"/>
+          <w:sz w:val="24"/>
+          <w:szCs w:val="24"/>
+        </w:rPr>
+      </w:pPr>
+      <w:r>
+        <w:rPr>
+          <w:rFonts w:ascii="宋体" w:hAnsi="宋体" w:hint="eastAsia"/>
+          <w:sz w:val="24"/>
+          <w:szCs w:val="24"/>
+        </w:rPr>
+        <w:t>本项目的任务是自动对对联，即给定上联（Shanglian），生成字数相等、词性对仗、平仄和谐的下联（Xialian）。对联生成不仅要求语义连贯，还包含严格的结构约束（如“天对地，雨对风”）。</w:t>
+      </w:r>
+    </w:p>
+    <w:p>
+      <w:pPr>
+        <w:pStyle w:val="2"/>
+        <w:rPr>
+          <w:rFonts w:hint="eastAsia"/>
+        </w:rPr>
+      </w:pPr>
+      <w:r>
+        <w:rPr>
+          <w:rFonts w:hint="eastAsia"/>
+        </w:rPr>
+        <w:t>1.2 现有方案总结（原项目分析）</w:t>
+      </w:r>
+    </w:p>
+    <w:p>
+      <w:pPr>
+        <w:spacing w:line="400" w:lineRule="exact"/>
+        <w:rPr>
+          <w:rFonts w:ascii="宋体" w:hAnsi="宋体" w:hint="eastAsia"/>
+          <w:sz w:val="24"/>
+          <w:szCs w:val="24"/>
+        </w:rPr>
+      </w:pPr>
+      <w:r>
+        <w:rPr>
+          <w:rFonts w:ascii="宋体" w:hAnsi="宋体" w:hint="eastAsia"/>
+          <w:sz w:val="24"/>
+          <w:szCs w:val="24"/>
+        </w:rPr>
+        <w:t xml:space="preserve">原项目采用 </w:t>
+      </w:r>
+      <w:r>
+        <w:rPr>
+          <w:rFonts w:ascii="宋体" w:hAnsi="宋体" w:hint="eastAsia"/>
+          <w:b/>
+          <w:bCs/>
+          <w:sz w:val="24"/>
+          <w:szCs w:val="24"/>
+        </w:rPr>
+        <w:t>序列标注（Sequence Labeling）</w:t>
+      </w:r>
+      <w:r>
+        <w:rPr>
+          <w:rFonts w:ascii="宋体" w:hAnsi="宋体" w:hint="eastAsia"/>
+          <w:sz w:val="24"/>
+          <w:szCs w:val="24"/>
+        </w:rPr>
+        <w:t xml:space="preserve"> 的形式化定义，利用下联去“标注”上联。</w:t>
+      </w:r>
+    </w:p>
+    <w:p>
+      <w:pPr>
+        <w:pStyle w:val="af2"/>
         <w:numPr>
           <w:ilvl w:val="0"/>
-          <w:numId w:val="5"/>
+          <w:numId w:val="8"/>
         </w:numPr>
-      </w:pPr>
-      <w:bookmarkStart w:id="1" w:name="_Toc185588013"/>
-      <w:r>
+        <w:spacing w:line="400" w:lineRule="exact"/>
+        <w:ind w:firstLineChars="0"/>
+        <w:rPr>
+          <w:rFonts w:ascii="宋体" w:hAnsi="宋体"/>
+          <w:sz w:val="24"/>
+          <w:szCs w:val="24"/>
+        </w:rPr>
+      </w:pPr>
+      <w:r>
+        <w:rPr>
+          <w:rFonts w:ascii="宋体" w:hAnsi="宋体" w:hint="eastAsia"/>
+          <w:b/>
+          <w:bCs/>
+          <w:sz w:val="24"/>
+          <w:szCs w:val="24"/>
+        </w:rPr>
+        <w:t>模型架构</w:t>
+      </w:r>
+      <w:r>
+        <w:rPr>
+          <w:rFonts w:ascii="宋体" w:hAnsi="宋体" w:hint="eastAsia"/>
+          <w:sz w:val="24"/>
+          <w:szCs w:val="24"/>
+        </w:rPr>
+        <w:t>：提供了 CNN, Bi-LSTM, Transformer 等多种选择，但默认配置偏向于传统的 RNN 架构。</w:t>
+      </w:r>
+    </w:p>
+    <w:p>
+      <w:pPr>
+        <w:pStyle w:val="af2"/>
+        <w:numPr>
+          <w:ilvl w:val="0"/>
+          <w:numId w:val="8"/>
+        </w:numPr>
+        <w:spacing w:line="400" w:lineRule="exact"/>
+        <w:ind w:firstLineChars="0"/>
+        <w:rPr>
+          <w:rFonts w:ascii="宋体" w:hAnsi="宋体"/>
+          <w:sz w:val="24"/>
+          <w:szCs w:val="24"/>
+        </w:rPr>
+      </w:pPr>
+      <w:r>
+        <w:rPr>
+          <w:rFonts w:ascii="宋体" w:hAnsi="宋体" w:hint="eastAsia"/>
+          <w:b/>
+          <w:bCs/>
+          <w:sz w:val="24"/>
+          <w:szCs w:val="24"/>
+        </w:rPr>
+        <w:t>训练框架</w:t>
+      </w:r>
+      <w:r>
+        <w:rPr>
+          <w:rFonts w:ascii="宋体" w:hAnsi="宋体" w:hint="eastAsia"/>
+          <w:sz w:val="24"/>
+          <w:szCs w:val="24"/>
+        </w:rPr>
+        <w:t>：基于 PyTorch 1.2，混合精度训练依赖第三方库 nvidia-apex，多卡训练使用效率较低的 DataParallel (DP)。</w:t>
+      </w:r>
+    </w:p>
+    <w:p>
+      <w:pPr>
+        <w:pStyle w:val="af2"/>
+        <w:numPr>
+          <w:ilvl w:val="0"/>
+          <w:numId w:val="8"/>
+        </w:numPr>
+        <w:spacing w:line="400" w:lineRule="exact"/>
+        <w:ind w:firstLineChars="0"/>
+        <w:rPr>
+          <w:rFonts w:ascii="宋体" w:hAnsi="宋体" w:hint="eastAsia"/>
+          <w:sz w:val="24"/>
+          <w:szCs w:val="24"/>
+        </w:rPr>
+      </w:pPr>
+      <w:r>
+        <w:rPr>
+          <w:rFonts w:ascii="宋体" w:hAnsi="宋体" w:hint="eastAsia"/>
+          <w:b/>
+          <w:bCs/>
+          <w:sz w:val="24"/>
+          <w:szCs w:val="24"/>
+        </w:rPr>
+        <w:t>局限性</w:t>
+      </w:r>
+      <w:r>
+        <w:rPr>
+          <w:rFonts w:ascii="宋体" w:hAnsi="宋体" w:hint="eastAsia"/>
+          <w:sz w:val="24"/>
+          <w:szCs w:val="24"/>
+        </w:rPr>
+        <w:t>：</w:t>
+      </w:r>
+    </w:p>
+    <w:p>
+      <w:pPr>
+        <w:pStyle w:val="af2"/>
+        <w:numPr>
+          <w:ilvl w:val="1"/>
+          <w:numId w:val="8"/>
+        </w:numPr>
+        <w:spacing w:line="400" w:lineRule="exact"/>
+        <w:ind w:firstLineChars="0"/>
+        <w:rPr>
+          <w:rFonts w:ascii="宋体" w:hAnsi="宋体"/>
+          <w:sz w:val="24"/>
+          <w:szCs w:val="24"/>
+        </w:rPr>
+      </w:pPr>
+      <w:r>
+        <w:rPr>
+          <w:rFonts w:ascii="宋体" w:hAnsi="宋体" w:hint="eastAsia"/>
+          <w:b/>
+          <w:bCs/>
+          <w:sz w:val="24"/>
+          <w:szCs w:val="24"/>
+        </w:rPr>
+        <w:t>环境依赖</w:t>
+      </w:r>
+      <w:r>
+        <w:rPr>
+          <w:rFonts w:ascii="宋体" w:hAnsi="宋体" w:hint="eastAsia"/>
+          <w:b/>
+          <w:bCs/>
+          <w:sz w:val="24"/>
+          <w:szCs w:val="24"/>
+        </w:rPr>
+        <w:t>复杂</w:t>
+      </w:r>
+      <w:r>
+        <w:rPr>
+          <w:rFonts w:ascii="宋体" w:hAnsi="宋体" w:hint="eastAsia"/>
+          <w:sz w:val="24"/>
+          <w:szCs w:val="24"/>
+        </w:rPr>
+        <w:t>：Apex 库在现代 CUDA 环境下编译极其困难，导致复现成本极高。</w:t>
+      </w:r>
+    </w:p>
+    <w:p>
+      <w:pPr>
+        <w:pStyle w:val="af2"/>
+        <w:numPr>
+          <w:ilvl w:val="1"/>
+          <w:numId w:val="8"/>
+        </w:numPr>
+        <w:spacing w:line="400" w:lineRule="exact"/>
+        <w:ind w:firstLineChars="0"/>
+        <w:rPr>
+          <w:rFonts w:ascii="宋体" w:hAnsi="宋体"/>
+          <w:sz w:val="24"/>
+          <w:szCs w:val="24"/>
+        </w:rPr>
+      </w:pPr>
+      <w:r>
+        <w:rPr>
+          <w:rFonts w:ascii="宋体" w:hAnsi="宋体" w:hint="eastAsia"/>
+          <w:b/>
+          <w:bCs/>
+          <w:sz w:val="24"/>
+          <w:szCs w:val="24"/>
+        </w:rPr>
+        <w:t>工程能力缺失</w:t>
+      </w:r>
+      <w:r>
+        <w:rPr>
+          <w:rFonts w:ascii="宋体" w:hAnsi="宋体" w:hint="eastAsia"/>
+          <w:sz w:val="24"/>
+          <w:szCs w:val="24"/>
+        </w:rPr>
+        <w:t>：缺乏断点续训、随机种子固定及早停机制，训练过程不可控。</w:t>
+      </w:r>
+    </w:p>
+    <w:p>
+      <w:pPr>
+        <w:pStyle w:val="af2"/>
+        <w:numPr>
+          <w:ilvl w:val="1"/>
+          <w:numId w:val="8"/>
+        </w:numPr>
+        <w:spacing w:line="400" w:lineRule="exact"/>
+        <w:ind w:firstLineChars="0"/>
+        <w:rPr>
+          <w:rFonts w:ascii="宋体" w:hAnsi="宋体"/>
+          <w:sz w:val="24"/>
+          <w:szCs w:val="24"/>
+        </w:rPr>
+      </w:pPr>
+      <w:r>
+        <w:rPr>
+          <w:rFonts w:ascii="宋体" w:hAnsi="宋体" w:hint="eastAsia"/>
+          <w:b/>
+          <w:bCs/>
+          <w:sz w:val="24"/>
+          <w:szCs w:val="24"/>
+        </w:rPr>
+        <w:t>推理能力单一</w:t>
+      </w:r>
+      <w:r>
+        <w:rPr>
+          <w:rFonts w:ascii="宋体" w:hAnsi="宋体" w:hint="eastAsia"/>
+          <w:sz w:val="24"/>
+          <w:szCs w:val="24"/>
+        </w:rPr>
+        <w:t>：仅支持贪心解码（Argmax），生成的对联容易出现重复或直接拷贝上联的情况。</w:t>
+      </w:r>
+    </w:p>
+    <w:p>
+      <w:pPr>
+        <w:pStyle w:val="2"/>
         <w:rPr>
           <w:rFonts w:hint="eastAsia"/>
         </w:rPr>
-        <w:t>项目简介</w:t>
-      </w:r>
-      <w:bookmarkEnd w:id="1"/>
+      </w:pPr>
+      <w:r>
+        <w:rPr>
+          <w:rFonts w:hint="eastAsia"/>
+        </w:rPr>
+        <w:lastRenderedPageBreak/>
+        <w:t>1.3 算法改进动机</w:t>
+      </w:r>
     </w:p>
     <w:p>
       <w:pPr>
@@ -1329,13 +1715,18 @@
           <w:sz w:val="24"/>
           <w:szCs w:val="24"/>
         </w:rPr>
-        <w:t>内容：</w:t>
-      </w:r>
-    </w:p>
-    <w:p>
-      <w:pPr>
+        <w:t>为了解决上述问题，本项目的改进动机主要集中在以下三点：</w:t>
+      </w:r>
+    </w:p>
+    <w:p>
+      <w:pPr>
+        <w:pStyle w:val="af2"/>
+        <w:numPr>
+          <w:ilvl w:val="0"/>
+          <w:numId w:val="7"/>
+        </w:numPr>
         <w:spacing w:line="400" w:lineRule="exact"/>
-        <w:ind w:firstLine="720"/>
+        <w:ind w:firstLineChars="0"/>
         <w:rPr>
           <w:rFonts w:ascii="宋体" w:hAnsi="宋体"/>
           <w:sz w:val="24"/>
@@ -1345,15 +1736,49 @@
       <w:r>
         <w:rPr>
           <w:rFonts w:ascii="宋体" w:hAnsi="宋体" w:hint="eastAsia"/>
-          <w:sz w:val="24"/>
-          <w:szCs w:val="24"/>
-        </w:rPr>
-        <w:t>研究任务是什么。现有方案的总结。提出算法改进动机。</w:t>
-      </w:r>
-    </w:p>
-    <w:p>
-      <w:pPr>
+          <w:b/>
+          <w:bCs/>
+          <w:sz w:val="24"/>
+          <w:szCs w:val="24"/>
+        </w:rPr>
+        <w:t>现代化（Modernization）</w:t>
+      </w:r>
+      <w:r>
+        <w:rPr>
+          <w:rFonts w:ascii="宋体" w:hAnsi="宋体" w:hint="eastAsia"/>
+          <w:sz w:val="24"/>
+          <w:szCs w:val="24"/>
+        </w:rPr>
+        <w:t xml:space="preserve">：适配 PyTorch 2.x 生态，移除过时依赖，解决 </w:t>
+      </w:r>
+      <w:r>
+        <w:rPr>
+          <w:rFonts w:ascii="宋体" w:hAnsi="宋体" w:hint="eastAsia"/>
+          <w:b/>
+          <w:bCs/>
+          <w:sz w:val="24"/>
+          <w:szCs w:val="24"/>
+        </w:rPr>
+        <w:t>UnpicklingError</w:t>
+      </w:r>
+      <w:r>
+        <w:rPr>
+          <w:rFonts w:ascii="宋体" w:hAnsi="宋体" w:hint="eastAsia"/>
+          <w:sz w:val="24"/>
+          <w:szCs w:val="24"/>
+        </w:rPr>
+        <w:t xml:space="preserve"> 等兼容性安全问题。</w:t>
+      </w:r>
+    </w:p>
+    <w:p>
+      <w:pPr>
+        <w:pStyle w:val="af2"/>
+        <w:numPr>
+          <w:ilvl w:val="0"/>
+          <w:numId w:val="7"/>
+        </w:numPr>
         <w:spacing w:line="400" w:lineRule="exact"/>
+        <w:ind w:firstLineChars="0"/>
         <w:rPr>
           <w:rFonts w:ascii="宋体" w:hAnsi="宋体"/>
           <w:sz w:val="24"/>
@@ -1363,58 +1788,68 @@
       <w:r>
         <w:rPr>
           <w:rFonts w:ascii="宋体" w:hAnsi="宋体" w:hint="eastAsia"/>
-          <w:sz w:val="24"/>
-          <w:szCs w:val="24"/>
-        </w:rPr>
-        <w:t>正文：宋体小四</w:t>
-      </w:r>
-    </w:p>
-    <w:p>
-      <w:pPr>
+          <w:b/>
+          <w:bCs/>
+          <w:sz w:val="24"/>
+          <w:szCs w:val="24"/>
+        </w:rPr>
+        <w:t>高性能（High Performance）</w:t>
+      </w:r>
+      <w:r>
+        <w:rPr>
+          <w:rFonts w:ascii="宋体" w:hAnsi="宋体" w:hint="eastAsia"/>
+          <w:sz w:val="24"/>
+          <w:szCs w:val="24"/>
+        </w:rPr>
+        <w:t>：利用原生 AMP 和 DDP 替代 Apex 和 DP，最大化利用现代 GPU 算力。</w:t>
+      </w:r>
+    </w:p>
+    <w:p>
+      <w:pPr>
+        <w:pStyle w:val="af2"/>
+        <w:numPr>
+          <w:ilvl w:val="0"/>
+          <w:numId w:val="7"/>
+        </w:numPr>
         <w:spacing w:line="400" w:lineRule="exact"/>
-        <w:rPr>
-          <w:rFonts w:ascii="宋体" w:hAnsi="宋体" w:hint="eastAsia"/>
-          <w:sz w:val="24"/>
-          <w:szCs w:val="24"/>
-        </w:rPr>
-      </w:pPr>
-      <w:r>
-        <w:rPr>
-          <w:rFonts w:ascii="宋体" w:hAnsi="宋体" w:hint="eastAsia"/>
-          <w:sz w:val="24"/>
-          <w:szCs w:val="24"/>
-        </w:rPr>
-        <w:t>行间距：20磅</w:t>
-      </w:r>
-    </w:p>
-    <w:p>
-      <w:pPr>
+        <w:ind w:firstLineChars="0"/>
+        <w:rPr>
+          <w:rFonts w:ascii="宋体" w:hAnsi="宋体" w:hint="eastAsia"/>
+          <w:sz w:val="24"/>
+          <w:szCs w:val="24"/>
+        </w:rPr>
+      </w:pPr>
+      <w:r>
+        <w:rPr>
+          <w:rFonts w:ascii="宋体" w:hAnsi="宋体" w:hint="eastAsia"/>
+          <w:b/>
+          <w:bCs/>
+          <w:sz w:val="24"/>
+          <w:szCs w:val="24"/>
+        </w:rPr>
+        <w:t>高质量（High Quality）</w:t>
+      </w:r>
+      <w:r>
+        <w:rPr>
+          <w:rFonts w:ascii="宋体" w:hAnsi="宋体" w:hint="eastAsia"/>
+          <w:sz w:val="24"/>
+          <w:szCs w:val="24"/>
+        </w:rPr>
+        <w:t>：通过引入更高级的解码策略（Beam Search, Constrained Decoding），解决生成结果的“呆板”问题。</w:t>
+      </w:r>
+    </w:p>
+    <w:p>
+      <w:pPr>
+        <w:pStyle w:val="1"/>
         <w:spacing w:line="400" w:lineRule="exact"/>
         <w:rPr>
           <w:rFonts w:ascii="宋体" w:hAnsi="宋体"/>
-          <w:sz w:val="24"/>
-          <w:szCs w:val="24"/>
-        </w:rPr>
-      </w:pPr>
-    </w:p>
-    <w:p>
-      <w:pPr>
-        <w:spacing w:line="400" w:lineRule="exact"/>
-        <w:rPr>
-          <w:rFonts w:ascii="宋体" w:hAnsi="宋体" w:hint="eastAsia"/>
-          <w:sz w:val="24"/>
-          <w:szCs w:val="24"/>
-        </w:rPr>
-      </w:pPr>
-    </w:p>
-    <w:p>
-      <w:pPr>
-        <w:pStyle w:val="1"/>
+        </w:rPr>
       </w:pPr>
       <w:bookmarkStart w:id="2" w:name="_Toc185588014"/>
       <w:r>
         <w:rPr>
-          <w:rFonts w:hint="eastAsia"/>
+          <w:rFonts w:ascii="宋体" w:hAnsi="宋体" w:hint="eastAsia"/>
         </w:rPr>
         <w:t>项目实现方案</w:t>
       </w:r>
@@ -1424,148 +1859,3167 @@
       <w:pPr>
         <w:pStyle w:val="2"/>
         <w:spacing w:beforeLines="50" w:before="156" w:afterLines="50" w:after="156"/>
+      </w:pPr>
+      <w:r>
         <w:rPr>
           <w:rFonts w:hint="eastAsia"/>
         </w:rPr>
-      </w:pPr>
-      <w:bookmarkStart w:id="3" w:name="_Toc185588015"/>
-      <w:r>
-        <w:rPr>
-          <w:rFonts w:hint="eastAsia"/>
-        </w:rPr>
-        <w:t xml:space="preserve">2.1 </w:t>
-      </w:r>
-      <w:bookmarkEnd w:id="3"/>
-      <w:r>
-        <w:rPr>
-          <w:rFonts w:hint="eastAsia"/>
-        </w:rPr>
-        <w:t>任务的形式化描述</w:t>
+        <w:t>2.1 数据集介绍与预处理</w:t>
       </w:r>
     </w:p>
     <w:p>
       <w:pPr>
         <w:pStyle w:val="2"/>
         <w:spacing w:beforeLines="50" w:before="156" w:afterLines="50" w:after="156"/>
+      </w:pPr>
+      <w:r>
         <w:rPr>
           <w:rFonts w:hint="eastAsia"/>
         </w:rPr>
-      </w:pPr>
-      <w:r>
-        <w:rPr>
-          <w:rFonts w:hint="eastAsia"/>
-        </w:rPr>
-        <w:t>2.2 任务实现框架</w:t>
-      </w:r>
-    </w:p>
-    <w:p>
-      <w:r>
-        <w:rPr>
-          <w:rFonts w:hint="eastAsia"/>
-          <w:b/>
-          <w:bCs/>
-        </w:rPr>
-        <w:t>......</w:t>
-      </w:r>
-    </w:p>
-    <w:p>
-      <w:pPr>
-        <w:rPr>
-          <w:rFonts w:hint="eastAsia"/>
-        </w:rPr>
-      </w:pPr>
-    </w:p>
-    <w:p>
-      <w:pPr>
-        <w:pStyle w:val="1"/>
-      </w:pPr>
-      <w:bookmarkStart w:id="4" w:name="_Toc185588016"/>
-      <w:r>
-        <w:rPr>
-          <w:rFonts w:hint="eastAsia"/>
-        </w:rPr>
-        <w:t>实验结果</w:t>
-      </w:r>
-      <w:bookmarkEnd w:id="4"/>
+        <w:t>2.1.1 数据集来源与规模</w:t>
+      </w:r>
+    </w:p>
+    <w:p>
+      <w:pPr>
+        <w:spacing w:line="400" w:lineRule="exact"/>
+        <w:rPr>
+          <w:rFonts w:ascii="宋体" w:hAnsi="宋体"/>
+          <w:sz w:val="24"/>
+          <w:szCs w:val="24"/>
+        </w:rPr>
+      </w:pPr>
+      <w:r>
+        <w:rPr>
+          <w:rFonts w:ascii="宋体" w:hAnsi="宋体" w:hint="eastAsia"/>
+          <w:sz w:val="24"/>
+          <w:szCs w:val="24"/>
+        </w:rPr>
+        <w:t>本项目采用</w:t>
+      </w:r>
+      <w:r>
+        <w:rPr>
+          <w:rFonts w:ascii="宋体" w:hAnsi="宋体" w:hint="eastAsia"/>
+          <w:sz w:val="24"/>
+          <w:szCs w:val="24"/>
+        </w:rPr>
+        <w:t>原项目提供的</w:t>
+      </w:r>
+      <w:r>
+        <w:rPr>
+          <w:rFonts w:ascii="宋体" w:hAnsi="宋体" w:hint="eastAsia"/>
+          <w:sz w:val="24"/>
+          <w:szCs w:val="24"/>
+        </w:rPr>
+        <w:t>大规模中文对联开源数据集（</w:t>
+      </w:r>
+      <w:r>
+        <w:rPr>
+          <w:rFonts w:ascii="宋体" w:hAnsi="宋体"/>
+          <w:sz w:val="24"/>
+          <w:szCs w:val="24"/>
+        </w:rPr>
+        <w:t>couplet.tar.gz</w:t>
+      </w:r>
+      <w:r>
+        <w:rPr>
+          <w:rFonts w:ascii="宋体" w:hAnsi="宋体" w:hint="eastAsia"/>
+          <w:sz w:val="24"/>
+          <w:szCs w:val="24"/>
+        </w:rPr>
+        <w:t>），该数据集包含超过 77 万条 经过清洗和筛选的对联数据，总大小约为 26MB（压缩包）。数据集已预先划分为训练集（Train）和测试集（Test），能够充分满足深度神经网络对数据量的需求，确保模型学习到丰富的词汇搭配与对仗规律。</w:t>
+      </w:r>
     </w:p>
     <w:p>
       <w:pPr>
         <w:pStyle w:val="2"/>
         <w:spacing w:beforeLines="50" w:before="156" w:afterLines="50" w:after="156"/>
+      </w:pPr>
+      <w:r>
         <w:rPr>
           <w:rFonts w:hint="eastAsia"/>
         </w:rPr>
-      </w:pPr>
-      <w:r>
-        <w:rPr>
-          <w:rFonts w:hint="eastAsia"/>
-        </w:rPr>
-        <w:t>3.1 评估方式</w:t>
+        <w:t>2.1.2 数据格式</w:t>
+      </w:r>
+    </w:p>
+    <w:p>
+      <w:pPr>
+        <w:spacing w:line="400" w:lineRule="exact"/>
+        <w:rPr>
+          <w:rFonts w:ascii="宋体" w:hAnsi="宋体"/>
+          <w:sz w:val="24"/>
+          <w:szCs w:val="24"/>
+        </w:rPr>
+      </w:pPr>
+      <w:r>
+        <w:rPr>
+          <w:rFonts w:ascii="宋体" w:hAnsi="宋体" w:hint="eastAsia"/>
+          <w:sz w:val="24"/>
+          <w:szCs w:val="24"/>
+        </w:rPr>
+        <w:t>数据集采用纯文本格式存储，严格遵循行级对齐（Line-by-line Alignment）原则。目录结构包含：</w:t>
+      </w:r>
+    </w:p>
+    <w:p>
+      <w:pPr>
+        <w:pStyle w:val="af2"/>
+        <w:numPr>
+          <w:ilvl w:val="0"/>
+          <w:numId w:val="9"/>
+        </w:numPr>
+        <w:spacing w:line="400" w:lineRule="exact"/>
+        <w:ind w:firstLineChars="0"/>
+        <w:rPr>
+          <w:rFonts w:ascii="宋体" w:hAnsi="宋体"/>
+          <w:sz w:val="24"/>
+          <w:szCs w:val="24"/>
+        </w:rPr>
+      </w:pPr>
+      <w:r>
+        <w:rPr>
+          <w:rFonts w:ascii="宋体" w:hAnsi="宋体" w:hint="eastAsia"/>
+          <w:b/>
+          <w:bCs/>
+          <w:sz w:val="24"/>
+          <w:szCs w:val="24"/>
+        </w:rPr>
+        <w:t>输入文件 (in.txt)</w:t>
+      </w:r>
+      <w:r>
+        <w:rPr>
+          <w:rFonts w:ascii="宋体" w:hAnsi="宋体" w:hint="eastAsia"/>
+          <w:sz w:val="24"/>
+          <w:szCs w:val="24"/>
+        </w:rPr>
+        <w:t>：存放上联，每行一句。</w:t>
+      </w:r>
+    </w:p>
+    <w:p>
+      <w:pPr>
+        <w:pStyle w:val="af2"/>
+        <w:numPr>
+          <w:ilvl w:val="0"/>
+          <w:numId w:val="9"/>
+        </w:numPr>
+        <w:spacing w:line="400" w:lineRule="exact"/>
+        <w:ind w:firstLineChars="0"/>
+        <w:rPr>
+          <w:rFonts w:ascii="宋体" w:hAnsi="宋体"/>
+          <w:sz w:val="24"/>
+          <w:szCs w:val="24"/>
+        </w:rPr>
+      </w:pPr>
+      <w:r>
+        <w:rPr>
+          <w:rFonts w:ascii="宋体" w:hAnsi="宋体" w:hint="eastAsia"/>
+          <w:b/>
+          <w:bCs/>
+          <w:sz w:val="24"/>
+          <w:szCs w:val="24"/>
+        </w:rPr>
+        <w:t>输出文件 (out.txt)</w:t>
+      </w:r>
+      <w:r>
+        <w:rPr>
+          <w:rFonts w:ascii="宋体" w:hAnsi="宋体" w:hint="eastAsia"/>
+          <w:sz w:val="24"/>
+          <w:szCs w:val="24"/>
+        </w:rPr>
+        <w:t>：存放下联，与输入文件按行一一对应。</w:t>
+      </w:r>
+    </w:p>
+    <w:p>
+      <w:pPr>
+        <w:pStyle w:val="af2"/>
+        <w:numPr>
+          <w:ilvl w:val="0"/>
+          <w:numId w:val="9"/>
+        </w:numPr>
+        <w:spacing w:line="400" w:lineRule="exact"/>
+        <w:ind w:firstLineChars="0"/>
+        <w:rPr>
+          <w:rFonts w:ascii="宋体" w:hAnsi="宋体"/>
+          <w:sz w:val="24"/>
+          <w:szCs w:val="24"/>
+        </w:rPr>
+      </w:pPr>
+      <w:r>
+        <w:rPr>
+          <w:rFonts w:ascii="宋体" w:hAnsi="宋体" w:hint="eastAsia"/>
+          <w:b/>
+          <w:bCs/>
+          <w:sz w:val="24"/>
+          <w:szCs w:val="24"/>
+        </w:rPr>
+        <w:t>词表文件 (vocabs)</w:t>
+      </w:r>
+      <w:r>
+        <w:rPr>
+          <w:rFonts w:ascii="宋体" w:hAnsi="宋体" w:hint="eastAsia"/>
+          <w:sz w:val="24"/>
+          <w:szCs w:val="24"/>
+        </w:rPr>
+        <w:t>：包含数据集中出现的高频汉字与符号。</w:t>
+      </w:r>
+    </w:p>
+    <w:p>
+      <w:pPr>
+        <w:spacing w:line="400" w:lineRule="exact"/>
+        <w:rPr>
+          <w:rFonts w:ascii="宋体" w:hAnsi="宋体"/>
+          <w:sz w:val="24"/>
+          <w:szCs w:val="24"/>
+        </w:rPr>
+      </w:pPr>
+      <w:r>
+        <w:rPr>
+          <w:rFonts w:ascii="宋体" w:hAnsi="宋体" w:hint="eastAsia"/>
+          <w:sz w:val="24"/>
+          <w:szCs w:val="24"/>
+        </w:rPr>
+        <w:t>数据在分词处理上采用</w:t>
+      </w:r>
+      <w:r>
+        <w:rPr>
+          <w:rFonts w:ascii="宋体" w:hAnsi="宋体" w:hint="eastAsia"/>
+          <w:b/>
+          <w:bCs/>
+          <w:sz w:val="24"/>
+          <w:szCs w:val="24"/>
+        </w:rPr>
+        <w:t>字级别（Character-level）</w:t>
+      </w:r>
+      <w:r>
+        <w:rPr>
+          <w:rFonts w:ascii="宋体" w:hAnsi="宋体" w:hint="eastAsia"/>
+          <w:sz w:val="24"/>
+          <w:szCs w:val="24"/>
+        </w:rPr>
+        <w:t xml:space="preserve"> 切分，字与字之间以空格分隔，保留了中文对联“逐字对仗”的结构特性。</w:t>
+      </w:r>
+    </w:p>
+    <w:p>
+      <w:pPr>
+        <w:pStyle w:val="af2"/>
+        <w:numPr>
+          <w:ilvl w:val="0"/>
+          <w:numId w:val="19"/>
+        </w:numPr>
+        <w:spacing w:line="400" w:lineRule="exact"/>
+        <w:ind w:firstLineChars="0"/>
+        <w:rPr>
+          <w:rFonts w:ascii="宋体" w:hAnsi="宋体"/>
+          <w:sz w:val="24"/>
+          <w:szCs w:val="24"/>
+        </w:rPr>
+      </w:pPr>
+      <w:r>
+        <w:rPr>
+          <w:rFonts w:ascii="宋体" w:hAnsi="宋体" w:hint="eastAsia"/>
+          <w:sz w:val="24"/>
+          <w:szCs w:val="24"/>
+        </w:rPr>
+        <w:t>样本示例：</w:t>
+      </w:r>
+    </w:p>
+    <w:p>
+      <w:pPr>
+        <w:pStyle w:val="af2"/>
+        <w:numPr>
+          <w:ilvl w:val="1"/>
+          <w:numId w:val="19"/>
+        </w:numPr>
+        <w:spacing w:line="400" w:lineRule="exact"/>
+        <w:ind w:firstLineChars="0"/>
+        <w:rPr>
+          <w:rFonts w:ascii="宋体" w:hAnsi="宋体"/>
+          <w:sz w:val="24"/>
+          <w:szCs w:val="24"/>
+        </w:rPr>
+      </w:pPr>
+      <w:r>
+        <w:rPr>
+          <w:rFonts w:ascii="宋体" w:hAnsi="宋体" w:hint="eastAsia"/>
+          <w:b/>
+          <w:bCs/>
+          <w:sz w:val="24"/>
+          <w:szCs w:val="24"/>
+        </w:rPr>
+        <w:t>上联 (</w:t>
+      </w:r>
+      <m:oMath>
+        <m:r>
+          <m:rPr>
+            <m:sty m:val="bi"/>
+          </m:rPr>
+          <w:rPr>
+            <w:rFonts w:ascii="Cambria Math" w:hAnsi="Cambria Math" w:hint="eastAsia"/>
+            <w:sz w:val="24"/>
+            <w:szCs w:val="24"/>
+          </w:rPr>
+          <m:t>X</m:t>
+        </m:r>
+      </m:oMath>
+      <w:r>
+        <w:rPr>
+          <w:rFonts w:ascii="宋体" w:hAnsi="宋体" w:hint="eastAsia"/>
+          <w:b/>
+          <w:bCs/>
+          <w:sz w:val="24"/>
+          <w:szCs w:val="24"/>
+        </w:rPr>
+        <w:t>)</w:t>
+      </w:r>
+      <w:r>
+        <w:rPr>
+          <w:rFonts w:ascii="宋体" w:hAnsi="宋体" w:hint="eastAsia"/>
+          <w:sz w:val="24"/>
+          <w:szCs w:val="24"/>
+        </w:rPr>
+        <w:t>：晚 风 摇 树 树 还 挺</w:t>
+      </w:r>
+    </w:p>
+    <w:p>
+      <w:pPr>
+        <w:pStyle w:val="af2"/>
+        <w:numPr>
+          <w:ilvl w:val="1"/>
+          <w:numId w:val="19"/>
+        </w:numPr>
+        <w:spacing w:line="400" w:lineRule="exact"/>
+        <w:ind w:firstLineChars="0"/>
+        <w:rPr>
+          <w:rFonts w:ascii="宋体" w:hAnsi="宋体"/>
+          <w:sz w:val="24"/>
+          <w:szCs w:val="24"/>
+        </w:rPr>
+      </w:pPr>
+      <w:r>
+        <w:rPr>
+          <w:rFonts w:ascii="宋体" w:hAnsi="宋体" w:hint="eastAsia"/>
+          <w:b/>
+          <w:bCs/>
+          <w:sz w:val="24"/>
+          <w:szCs w:val="24"/>
+        </w:rPr>
+        <w:t>下联 (</w:t>
+      </w:r>
+      <m:oMath>
+        <m:r>
+          <m:rPr>
+            <m:sty m:val="bi"/>
+          </m:rPr>
+          <w:rPr>
+            <w:rFonts w:ascii="Cambria Math" w:hAnsi="Cambria Math" w:hint="eastAsia"/>
+            <w:sz w:val="24"/>
+            <w:szCs w:val="24"/>
+          </w:rPr>
+          <m:t>Y</m:t>
+        </m:r>
+      </m:oMath>
+      <w:r>
+        <w:rPr>
+          <w:rFonts w:ascii="宋体" w:hAnsi="宋体" w:hint="eastAsia"/>
+          <w:b/>
+          <w:bCs/>
+          <w:sz w:val="24"/>
+          <w:szCs w:val="24"/>
+        </w:rPr>
+        <w:t>)</w:t>
+      </w:r>
+      <w:r>
+        <w:rPr>
+          <w:rFonts w:ascii="宋体" w:hAnsi="宋体" w:hint="eastAsia"/>
+          <w:sz w:val="24"/>
+          <w:szCs w:val="24"/>
+        </w:rPr>
+        <w:t>：晨 露 润 花 花 更 红</w:t>
       </w:r>
     </w:p>
     <w:p>
       <w:pPr>
         <w:pStyle w:val="2"/>
         <w:spacing w:beforeLines="50" w:before="156" w:afterLines="50" w:after="156"/>
+      </w:pPr>
+      <w:r>
         <w:rPr>
           <w:rFonts w:hint="eastAsia"/>
         </w:rPr>
-      </w:pPr>
+        <w:t>2.1.3 数据预处理流程</w:t>
+      </w:r>
+    </w:p>
+    <w:p>
+      <w:pPr>
+        <w:spacing w:line="400" w:lineRule="exact"/>
+        <w:rPr>
+          <w:rFonts w:ascii="宋体" w:hAnsi="宋体"/>
+          <w:sz w:val="24"/>
+          <w:szCs w:val="24"/>
+        </w:rPr>
+      </w:pPr>
+      <w:r>
+        <w:rPr>
+          <w:rFonts w:ascii="宋体" w:hAnsi="宋体" w:hint="eastAsia"/>
+          <w:sz w:val="24"/>
+          <w:szCs w:val="24"/>
+        </w:rPr>
+        <w:t>为了适配 Transformer 模型的输入要求，本项目设计了标准化的预处理流水线：</w:t>
+      </w:r>
+    </w:p>
+    <w:p>
+      <w:pPr>
+        <w:pStyle w:val="af2"/>
+        <w:numPr>
+          <w:ilvl w:val="0"/>
+          <w:numId w:val="10"/>
+        </w:numPr>
+        <w:spacing w:line="400" w:lineRule="exact"/>
+        <w:ind w:firstLineChars="0"/>
+        <w:rPr>
+          <w:rFonts w:ascii="宋体" w:hAnsi="宋体"/>
+          <w:sz w:val="24"/>
+          <w:szCs w:val="24"/>
+        </w:rPr>
+      </w:pPr>
+      <w:r>
+        <w:rPr>
+          <w:rFonts w:ascii="宋体" w:hAnsi="宋体" w:hint="eastAsia"/>
+          <w:b/>
+          <w:bCs/>
+          <w:sz w:val="24"/>
+          <w:szCs w:val="24"/>
+        </w:rPr>
+        <w:lastRenderedPageBreak/>
+        <w:t>构建词表 (Tokenizer Construction)</w:t>
+      </w:r>
+      <w:r>
+        <w:rPr>
+          <w:rFonts w:ascii="宋体" w:hAnsi="宋体" w:hint="eastAsia"/>
+          <w:sz w:val="24"/>
+          <w:szCs w:val="24"/>
+        </w:rPr>
+        <w:t>：读取 vocabs 文件构建映射字典，并引入特殊标记：</w:t>
+      </w:r>
+    </w:p>
+    <w:p>
+      <w:pPr>
+        <w:pStyle w:val="af2"/>
+        <w:numPr>
+          <w:ilvl w:val="0"/>
+          <w:numId w:val="11"/>
+        </w:numPr>
+        <w:spacing w:line="400" w:lineRule="exact"/>
+        <w:ind w:firstLineChars="0"/>
+        <w:rPr>
+          <w:rFonts w:ascii="宋体" w:hAnsi="宋体"/>
+          <w:sz w:val="24"/>
+          <w:szCs w:val="24"/>
+        </w:rPr>
+      </w:pPr>
+      <w:r>
+        <w:rPr>
+          <w:rFonts w:ascii="宋体" w:hAnsi="宋体" w:hint="eastAsia"/>
+          <w:b/>
+          <w:bCs/>
+          <w:sz w:val="24"/>
+          <w:szCs w:val="24"/>
+        </w:rPr>
+        <w:t>[PAD]</w:t>
+      </w:r>
+      <w:r>
+        <w:rPr>
+          <w:rFonts w:ascii="宋体" w:hAnsi="宋体" w:hint="eastAsia"/>
+          <w:sz w:val="24"/>
+          <w:szCs w:val="24"/>
+        </w:rPr>
+        <w:t xml:space="preserve"> (ID: 0)：用于填充短序列，保证 Batch 内张量维度一致。</w:t>
+      </w:r>
+    </w:p>
+    <w:p>
+      <w:pPr>
+        <w:pStyle w:val="af2"/>
+        <w:numPr>
+          <w:ilvl w:val="0"/>
+          <w:numId w:val="11"/>
+        </w:numPr>
+        <w:spacing w:line="400" w:lineRule="exact"/>
+        <w:ind w:firstLineChars="0"/>
+        <w:rPr>
+          <w:rFonts w:ascii="宋体" w:hAnsi="宋体"/>
+          <w:sz w:val="24"/>
+          <w:szCs w:val="24"/>
+        </w:rPr>
+      </w:pPr>
+      <w:r>
+        <w:rPr>
+          <w:rFonts w:ascii="宋体" w:hAnsi="宋体" w:hint="eastAsia"/>
+          <w:b/>
+          <w:bCs/>
+          <w:sz w:val="24"/>
+          <w:szCs w:val="24"/>
+        </w:rPr>
+        <w:t>[UNK]</w:t>
+      </w:r>
+      <w:r>
+        <w:rPr>
+          <w:rFonts w:ascii="宋体" w:hAnsi="宋体" w:hint="eastAsia"/>
+          <w:sz w:val="24"/>
+          <w:szCs w:val="24"/>
+        </w:rPr>
+        <w:t xml:space="preserve"> (ID: 1)：用于处理未登录字（Out-of-Vocabulary），提升模型的鲁棒性。</w:t>
+      </w:r>
+    </w:p>
+    <w:p>
+      <w:pPr>
+        <w:pStyle w:val="af2"/>
+        <w:numPr>
+          <w:ilvl w:val="0"/>
+          <w:numId w:val="10"/>
+        </w:numPr>
+        <w:spacing w:line="400" w:lineRule="exact"/>
+        <w:ind w:firstLineChars="0"/>
+        <w:rPr>
+          <w:rFonts w:ascii="宋体" w:hAnsi="宋体"/>
+          <w:sz w:val="24"/>
+          <w:szCs w:val="24"/>
+        </w:rPr>
+      </w:pPr>
+      <w:r>
+        <w:rPr>
+          <w:rFonts w:ascii="宋体" w:hAnsi="宋体" w:hint="eastAsia"/>
+          <w:b/>
+          <w:bCs/>
+          <w:sz w:val="24"/>
+          <w:szCs w:val="24"/>
+        </w:rPr>
+        <w:t>序列数字化 (Tokenization)</w:t>
+      </w:r>
+      <w:r>
+        <w:rPr>
+          <w:rFonts w:ascii="宋体" w:hAnsi="宋体" w:hint="eastAsia"/>
+          <w:sz w:val="24"/>
+          <w:szCs w:val="24"/>
+        </w:rPr>
+        <w:t>：利用构建好的 Tokenizer 将文本形式的上联和下联转换为整数 ID 序列。</w:t>
+      </w:r>
+    </w:p>
+    <w:p>
+      <w:pPr>
+        <w:pStyle w:val="af2"/>
+        <w:numPr>
+          <w:ilvl w:val="0"/>
+          <w:numId w:val="10"/>
+        </w:numPr>
+        <w:spacing w:line="400" w:lineRule="exact"/>
+        <w:ind w:firstLineChars="0"/>
+        <w:rPr>
+          <w:rFonts w:ascii="宋体" w:hAnsi="宋体"/>
+          <w:sz w:val="24"/>
+          <w:szCs w:val="24"/>
+        </w:rPr>
+      </w:pPr>
+      <w:r>
+        <w:rPr>
+          <w:rFonts w:ascii="宋体" w:hAnsi="宋体" w:hint="eastAsia"/>
+          <w:b/>
+          <w:bCs/>
+          <w:sz w:val="24"/>
+          <w:szCs w:val="24"/>
+        </w:rPr>
+        <w:t>定长与填充 (Padding &amp; Masking)</w:t>
+      </w:r>
+      <w:r>
+        <w:rPr>
+          <w:rFonts w:ascii="宋体" w:hAnsi="宋体" w:hint="eastAsia"/>
+          <w:sz w:val="24"/>
+          <w:szCs w:val="24"/>
+        </w:rPr>
+        <w:t xml:space="preserve">：设定最大序列长度（max_seq_len，默认 32）。不足 32 字的对联在末尾填充 [PAD]，超过 32 字的对联进行截断。同时生成 </w:t>
+      </w:r>
+      <w:r>
+        <w:rPr>
+          <w:rFonts w:ascii="宋体" w:hAnsi="宋体" w:hint="eastAsia"/>
+          <w:b/>
+          <w:bCs/>
+          <w:sz w:val="24"/>
+          <w:szCs w:val="24"/>
+        </w:rPr>
+        <w:t>Padding Mask</w:t>
+      </w:r>
+      <w:r>
+        <w:rPr>
+          <w:rFonts w:ascii="宋体" w:hAnsi="宋体" w:hint="eastAsia"/>
+          <w:sz w:val="24"/>
+          <w:szCs w:val="24"/>
+        </w:rPr>
+        <w:t>，指示模型在 Attention 计算时忽略填充位置，避免无效计算干扰。</w:t>
+      </w:r>
+    </w:p>
+    <w:p>
+      <w:pPr>
+        <w:pStyle w:val="af2"/>
+        <w:numPr>
+          <w:ilvl w:val="0"/>
+          <w:numId w:val="10"/>
+        </w:numPr>
+        <w:spacing w:line="400" w:lineRule="exact"/>
+        <w:ind w:firstLineChars="0"/>
+        <w:rPr>
+          <w:rFonts w:ascii="宋体" w:hAnsi="宋体" w:hint="eastAsia"/>
+          <w:sz w:val="24"/>
+          <w:szCs w:val="24"/>
+        </w:rPr>
+      </w:pPr>
+      <w:r>
+        <w:rPr>
+          <w:rFonts w:ascii="宋体" w:hAnsi="宋体" w:hint="eastAsia"/>
+          <w:b/>
+          <w:bCs/>
+          <w:sz w:val="24"/>
+          <w:szCs w:val="24"/>
+        </w:rPr>
+        <w:t>持久化存储</w:t>
+      </w:r>
+      <w:r>
+        <w:rPr>
+          <w:rFonts w:ascii="宋体" w:hAnsi="宋体" w:hint="eastAsia"/>
+          <w:sz w:val="24"/>
+          <w:szCs w:val="24"/>
+        </w:rPr>
+        <w:t>：处理后的张量数据被序列化保存为 train.pkl 和 test.pkl，以便在训练阶段通过 DataLoader 进行高效流式读取。</w:t>
+      </w:r>
+    </w:p>
+    <w:p>
+      <w:pPr>
+        <w:pStyle w:val="2"/>
+        <w:spacing w:beforeLines="50" w:before="156" w:afterLines="50" w:after="156"/>
+      </w:pPr>
+      <w:bookmarkStart w:id="3" w:name="_Toc185588015"/>
       <w:r>
         <w:rPr>
           <w:rFonts w:hint="eastAsia"/>
         </w:rPr>
+        <w:t>2.</w:t>
+      </w:r>
+      <w:r>
+        <w:rPr>
+          <w:rFonts w:hint="eastAsia"/>
+        </w:rPr>
+        <w:t>2</w:t>
+      </w:r>
+      <w:r>
+        <w:rPr>
+          <w:rFonts w:hint="eastAsia"/>
+        </w:rPr>
+        <w:t xml:space="preserve"> </w:t>
+      </w:r>
+      <w:bookmarkEnd w:id="3"/>
+      <w:r>
+        <w:rPr>
+          <w:rFonts w:hint="eastAsia"/>
+        </w:rPr>
+        <w:t>任务的形式化描述</w:t>
+      </w:r>
+    </w:p>
+    <w:p>
+      <w:pPr>
+        <w:spacing w:line="400" w:lineRule="exact"/>
+        <w:rPr>
+          <w:rFonts w:ascii="宋体" w:hAnsi="宋体"/>
+          <w:sz w:val="24"/>
+          <w:szCs w:val="24"/>
+        </w:rPr>
+      </w:pPr>
+      <w:r>
+        <w:rPr>
+          <w:rFonts w:ascii="宋体" w:hAnsi="宋体" w:hint="eastAsia"/>
+          <w:sz w:val="24"/>
+          <w:szCs w:val="24"/>
+        </w:rPr>
+        <w:t xml:space="preserve">本项目沿用原项目的核心假设，将生成任务建模为序列标注任务。输入序列 </w:t>
+      </w:r>
+      <m:oMath>
+        <m:r>
+          <w:rPr>
+            <w:rFonts w:ascii="Cambria Math" w:hAnsi="Cambria Math" w:hint="eastAsia"/>
+            <w:sz w:val="24"/>
+            <w:szCs w:val="24"/>
+          </w:rPr>
+          <m:t xml:space="preserve">X = </m:t>
+        </m:r>
+        <m:d>
+          <m:dPr>
+            <m:ctrlPr>
+              <w:rPr>
+                <w:rFonts w:ascii="Cambria Math" w:hAnsi="Cambria Math"/>
+                <w:i/>
+                <w:sz w:val="24"/>
+                <w:szCs w:val="24"/>
+              </w:rPr>
+            </m:ctrlPr>
+          </m:dPr>
+          <m:e>
+            <m:sSub>
+              <m:sSubPr>
+                <m:ctrlPr>
+                  <w:rPr>
+                    <w:rFonts w:ascii="Cambria Math" w:hAnsi="Cambria Math"/>
+                    <w:i/>
+                    <w:sz w:val="24"/>
+                    <w:szCs w:val="24"/>
+                  </w:rPr>
+                </m:ctrlPr>
+              </m:sSubPr>
+              <m:e>
+                <m:r>
+                  <w:rPr>
+                    <w:rFonts w:ascii="Cambria Math" w:hAnsi="Cambria Math" w:hint="eastAsia"/>
+                    <w:sz w:val="24"/>
+                    <w:szCs w:val="24"/>
+                  </w:rPr>
+                  <m:t>x</m:t>
+                </m:r>
+              </m:e>
+              <m:sub>
+                <m:r>
+                  <w:rPr>
+                    <w:rFonts w:ascii="Cambria Math" w:hAnsi="Cambria Math" w:hint="eastAsia"/>
+                    <w:sz w:val="24"/>
+                    <w:szCs w:val="24"/>
+                  </w:rPr>
+                  <m:t>1</m:t>
+                </m:r>
+              </m:sub>
+            </m:sSub>
+            <m:r>
+              <w:rPr>
+                <w:rFonts w:ascii="Cambria Math" w:hAnsi="Cambria Math" w:hint="eastAsia"/>
+                <w:sz w:val="24"/>
+                <w:szCs w:val="24"/>
+              </w:rPr>
+              <m:t xml:space="preserve">, </m:t>
+            </m:r>
+            <m:r>
+              <w:rPr>
+                <w:rFonts w:ascii="Cambria Math" w:hAnsi="Cambria Math"/>
+                <w:sz w:val="24"/>
+                <w:szCs w:val="24"/>
+              </w:rPr>
+              <m:t>…</m:t>
+            </m:r>
+            <m:r>
+              <w:rPr>
+                <w:rFonts w:ascii="Cambria Math" w:hAnsi="Cambria Math" w:hint="eastAsia"/>
+                <w:sz w:val="24"/>
+                <w:szCs w:val="24"/>
+              </w:rPr>
+              <m:t xml:space="preserve">, </m:t>
+            </m:r>
+            <m:sSub>
+              <m:sSubPr>
+                <m:ctrlPr>
+                  <w:rPr>
+                    <w:rFonts w:ascii="Cambria Math" w:hAnsi="Cambria Math"/>
+                    <w:i/>
+                    <w:sz w:val="24"/>
+                    <w:szCs w:val="24"/>
+                  </w:rPr>
+                </m:ctrlPr>
+              </m:sSubPr>
+              <m:e>
+                <m:r>
+                  <w:rPr>
+                    <w:rFonts w:ascii="Cambria Math" w:hAnsi="Cambria Math" w:hint="eastAsia"/>
+                    <w:sz w:val="24"/>
+                    <w:szCs w:val="24"/>
+                  </w:rPr>
+                  <m:t>x</m:t>
+                </m:r>
+              </m:e>
+              <m:sub>
+                <m:r>
+                  <w:rPr>
+                    <w:rFonts w:ascii="Cambria Math" w:hAnsi="Cambria Math" w:hint="eastAsia"/>
+                    <w:sz w:val="24"/>
+                    <w:szCs w:val="24"/>
+                  </w:rPr>
+                  <m:t>n</m:t>
+                </m:r>
+              </m:sub>
+            </m:sSub>
+          </m:e>
+        </m:d>
+      </m:oMath>
+      <w:r>
+        <w:rPr>
+          <w:rFonts w:ascii="宋体" w:hAnsi="宋体" w:hint="eastAsia"/>
+          <w:sz w:val="24"/>
+          <w:szCs w:val="24"/>
+        </w:rPr>
+        <w:t xml:space="preserve">，输出序列 </w:t>
+      </w:r>
+      <m:oMath>
+        <m:r>
+          <w:rPr>
+            <w:rFonts w:ascii="Cambria Math" w:hAnsi="Cambria Math" w:hint="eastAsia"/>
+            <w:sz w:val="24"/>
+            <w:szCs w:val="24"/>
+          </w:rPr>
+          <m:t xml:space="preserve">Y = </m:t>
+        </m:r>
+        <m:d>
+          <m:dPr>
+            <m:ctrlPr>
+              <w:rPr>
+                <w:rFonts w:ascii="Cambria Math" w:hAnsi="Cambria Math"/>
+                <w:i/>
+                <w:sz w:val="24"/>
+                <w:szCs w:val="24"/>
+              </w:rPr>
+            </m:ctrlPr>
+          </m:dPr>
+          <m:e>
+            <m:sSub>
+              <m:sSubPr>
+                <m:ctrlPr>
+                  <w:rPr>
+                    <w:rFonts w:ascii="Cambria Math" w:hAnsi="Cambria Math"/>
+                    <w:i/>
+                    <w:sz w:val="24"/>
+                    <w:szCs w:val="24"/>
+                  </w:rPr>
+                </m:ctrlPr>
+              </m:sSubPr>
+              <m:e>
+                <m:r>
+                  <w:rPr>
+                    <w:rFonts w:ascii="Cambria Math" w:hAnsi="Cambria Math" w:hint="eastAsia"/>
+                    <w:sz w:val="24"/>
+                    <w:szCs w:val="24"/>
+                  </w:rPr>
+                  <m:t>y</m:t>
+                </m:r>
+              </m:e>
+              <m:sub>
+                <m:r>
+                  <w:rPr>
+                    <w:rFonts w:ascii="Cambria Math" w:hAnsi="Cambria Math" w:hint="eastAsia"/>
+                    <w:sz w:val="24"/>
+                    <w:szCs w:val="24"/>
+                  </w:rPr>
+                  <m:t>1</m:t>
+                </m:r>
+              </m:sub>
+            </m:sSub>
+            <m:r>
+              <w:rPr>
+                <w:rFonts w:ascii="Cambria Math" w:hAnsi="Cambria Math" w:hint="eastAsia"/>
+                <w:sz w:val="24"/>
+                <w:szCs w:val="24"/>
+              </w:rPr>
+              <m:t xml:space="preserve">, </m:t>
+            </m:r>
+            <m:r>
+              <w:rPr>
+                <w:rFonts w:ascii="Cambria Math" w:hAnsi="Cambria Math"/>
+                <w:sz w:val="24"/>
+                <w:szCs w:val="24"/>
+              </w:rPr>
+              <m:t>…</m:t>
+            </m:r>
+            <m:r>
+              <w:rPr>
+                <w:rFonts w:ascii="Cambria Math" w:hAnsi="Cambria Math" w:hint="eastAsia"/>
+                <w:sz w:val="24"/>
+                <w:szCs w:val="24"/>
+              </w:rPr>
+              <m:t xml:space="preserve">, </m:t>
+            </m:r>
+            <m:sSub>
+              <m:sSubPr>
+                <m:ctrlPr>
+                  <w:rPr>
+                    <w:rFonts w:ascii="Cambria Math" w:hAnsi="Cambria Math"/>
+                    <w:i/>
+                    <w:sz w:val="24"/>
+                    <w:szCs w:val="24"/>
+                  </w:rPr>
+                </m:ctrlPr>
+              </m:sSubPr>
+              <m:e>
+                <m:r>
+                  <w:rPr>
+                    <w:rFonts w:ascii="Cambria Math" w:hAnsi="Cambria Math" w:hint="eastAsia"/>
+                    <w:sz w:val="24"/>
+                    <w:szCs w:val="24"/>
+                  </w:rPr>
+                  <m:t>y</m:t>
+                </m:r>
+              </m:e>
+              <m:sub>
+                <m:r>
+                  <w:rPr>
+                    <w:rFonts w:ascii="Cambria Math" w:hAnsi="Cambria Math" w:hint="eastAsia"/>
+                    <w:sz w:val="24"/>
+                    <w:szCs w:val="24"/>
+                  </w:rPr>
+                  <m:t>n</m:t>
+                </m:r>
+              </m:sub>
+            </m:sSub>
+          </m:e>
+        </m:d>
+      </m:oMath>
+      <w:r>
+        <w:rPr>
+          <w:rFonts w:ascii="宋体" w:hAnsi="宋体" w:hint="eastAsia"/>
+          <w:sz w:val="24"/>
+          <w:szCs w:val="24"/>
+        </w:rPr>
+        <w:t>。目标函数为最大化条件概率：</w:t>
+      </w:r>
+    </w:p>
+    <w:p>
+      <w:pPr>
+        <w:rPr>
+          <w:rFonts w:ascii="宋体" w:hAnsi="宋体"/>
+          <w:sz w:val="24"/>
+          <w:szCs w:val="24"/>
+        </w:rPr>
+      </w:pPr>
+      <m:oMathPara>
+        <m:oMath>
+          <m:acc>
+            <m:accPr>
+              <m:ctrlPr>
+                <w:rPr>
+                  <w:rFonts w:ascii="Cambria Math" w:hAnsi="Cambria Math"/>
+                  <w:i/>
+                  <w:sz w:val="24"/>
+                  <w:szCs w:val="24"/>
+                </w:rPr>
+              </m:ctrlPr>
+            </m:accPr>
+            <m:e>
+              <m:r>
+                <w:rPr>
+                  <w:rFonts w:ascii="Cambria Math" w:hAnsi="Cambria Math"/>
+                  <w:sz w:val="24"/>
+                  <w:szCs w:val="24"/>
+                </w:rPr>
+                <m:t>Y</m:t>
+              </m:r>
+            </m:e>
+          </m:acc>
+          <m:r>
+            <w:rPr>
+              <w:rFonts w:ascii="Cambria Math" w:hAnsi="Cambria Math"/>
+              <w:sz w:val="24"/>
+              <w:szCs w:val="24"/>
+            </w:rPr>
+            <m:t>=</m:t>
+          </m:r>
+          <m:func>
+            <m:funcPr>
+              <m:ctrlPr>
+                <w:rPr>
+                  <w:rFonts w:ascii="Cambria Math" w:hAnsi="Cambria Math"/>
+                  <w:i/>
+                  <w:sz w:val="24"/>
+                  <w:szCs w:val="24"/>
+                </w:rPr>
+              </m:ctrlPr>
+            </m:funcPr>
+            <m:fName>
+              <m:limLow>
+                <m:limLowPr>
+                  <m:ctrlPr>
+                    <w:rPr>
+                      <w:rFonts w:ascii="Cambria Math" w:hAnsi="Cambria Math"/>
+                      <w:i/>
+                      <w:sz w:val="24"/>
+                      <w:szCs w:val="24"/>
+                    </w:rPr>
+                  </m:ctrlPr>
+                </m:limLowPr>
+                <m:e>
+                  <m:r>
+                    <m:rPr>
+                      <m:sty m:val="p"/>
+                    </m:rPr>
+                    <w:rPr>
+                      <w:rFonts w:ascii="Cambria Math" w:hAnsi="Cambria Math"/>
+                      <w:sz w:val="24"/>
+                      <w:szCs w:val="24"/>
+                    </w:rPr>
+                    <m:t>argmax</m:t>
+                  </m:r>
+                </m:e>
+                <m:lim>
+                  <m:r>
+                    <w:rPr>
+                      <w:rFonts w:ascii="Cambria Math" w:hAnsi="Cambria Math"/>
+                      <w:sz w:val="24"/>
+                      <w:szCs w:val="24"/>
+                    </w:rPr>
+                    <m:t>Y</m:t>
+                  </m:r>
+                </m:lim>
+              </m:limLow>
+            </m:fName>
+            <m:e>
+              <m:r>
+                <w:rPr>
+                  <w:rFonts w:ascii="Cambria Math" w:hAnsi="Cambria Math" w:hint="eastAsia"/>
+                  <w:sz w:val="24"/>
+                  <w:szCs w:val="24"/>
+                </w:rPr>
+                <m:t>P</m:t>
+              </m:r>
+              <m:d>
+                <m:dPr>
+                  <m:begChr m:val=""/>
+                  <m:ctrlPr>
+                    <w:rPr>
+                      <w:rFonts w:ascii="Cambria Math" w:hAnsi="Cambria Math"/>
+                      <w:i/>
+                      <w:sz w:val="24"/>
+                      <w:szCs w:val="24"/>
+                    </w:rPr>
+                  </m:ctrlPr>
+                </m:dPr>
+                <m:e>
+                  <m:d>
+                    <m:dPr>
+                      <m:endChr m:val=""/>
+                      <m:ctrlPr>
+                        <w:rPr>
+                          <w:rFonts w:ascii="Cambria Math" w:hAnsi="Cambria Math"/>
+                          <w:i/>
+                          <w:sz w:val="24"/>
+                          <w:szCs w:val="24"/>
+                        </w:rPr>
+                      </m:ctrlPr>
+                    </m:dPr>
+                    <m:e>
+                      <m:r>
+                        <w:rPr>
+                          <w:rFonts w:ascii="Cambria Math" w:hAnsi="Cambria Math"/>
+                          <w:sz w:val="24"/>
+                          <w:szCs w:val="24"/>
+                        </w:rPr>
+                        <m:t>Y</m:t>
+                      </m:r>
+                      <m:ctrlPr>
+                        <w:rPr>
+                          <w:rFonts w:ascii="Cambria Math" w:hAnsi="Cambria Math" w:cs="MS Gothic"/>
+                          <w:i/>
+                          <w:sz w:val="24"/>
+                          <w:szCs w:val="24"/>
+                        </w:rPr>
+                      </m:ctrlPr>
+                    </m:e>
+                    <m:e>
+                      <m:r>
+                        <w:rPr>
+                          <w:rFonts w:ascii="Cambria Math" w:hAnsi="Cambria Math"/>
+                          <w:sz w:val="24"/>
+                          <w:szCs w:val="24"/>
+                        </w:rPr>
+                        <m:t xml:space="preserve"> X;θ</m:t>
+                      </m:r>
+                    </m:e>
+                  </m:d>
+                </m:e>
+              </m:d>
+            </m:e>
+          </m:func>
+        </m:oMath>
+      </m:oMathPara>
+    </w:p>
+    <w:p>
+      <w:pPr>
+        <w:spacing w:line="400" w:lineRule="exact"/>
+        <w:rPr>
+          <w:rFonts w:ascii="宋体" w:hAnsi="宋体" w:hint="eastAsia"/>
+          <w:sz w:val="24"/>
+          <w:szCs w:val="24"/>
+        </w:rPr>
+      </w:pPr>
+      <w:r>
+        <w:rPr>
+          <w:rFonts w:ascii="宋体" w:hAnsi="宋体" w:hint="eastAsia"/>
+          <w:sz w:val="24"/>
+          <w:szCs w:val="24"/>
+        </w:rPr>
+        <w:t xml:space="preserve">不同于 Seq2Seq 的 Encoder-Decoder 结构，本项目使用 </w:t>
+      </w:r>
+      <w:r>
+        <w:rPr>
+          <w:rFonts w:ascii="宋体" w:hAnsi="宋体" w:hint="eastAsia"/>
+          <w:b/>
+          <w:bCs/>
+          <w:sz w:val="24"/>
+          <w:szCs w:val="24"/>
+        </w:rPr>
+        <w:t>Encoder-only</w:t>
+      </w:r>
+      <w:r>
+        <w:rPr>
+          <w:rFonts w:ascii="宋体" w:hAnsi="宋体" w:hint="eastAsia"/>
+          <w:sz w:val="24"/>
+          <w:szCs w:val="24"/>
+        </w:rPr>
+        <w:t xml:space="preserve"> 架构，输出层直接映射到词表大小，实现了非自回归式的并行推理。</w:t>
+      </w:r>
+    </w:p>
+    <w:p>
+      <w:pPr>
+        <w:pStyle w:val="2"/>
+        <w:spacing w:beforeLines="50" w:before="156" w:afterLines="50" w:after="156"/>
+      </w:pPr>
+      <w:r>
+        <w:rPr>
+          <w:rFonts w:hint="eastAsia"/>
+        </w:rPr>
+        <w:t>2.</w:t>
+      </w:r>
+      <w:r>
+        <w:rPr>
+          <w:rFonts w:hint="eastAsia"/>
+        </w:rPr>
+        <w:t>3</w:t>
+      </w:r>
+      <w:r>
+        <w:rPr>
+          <w:rFonts w:hint="eastAsia"/>
+        </w:rPr>
+        <w:t xml:space="preserve"> 任务实现框架</w:t>
+      </w:r>
+    </w:p>
+    <w:p>
+      <w:pPr>
+        <w:spacing w:line="400" w:lineRule="exact"/>
+        <w:rPr>
+          <w:rFonts w:ascii="宋体" w:hAnsi="宋体" w:hint="eastAsia"/>
+          <w:b/>
+          <w:bCs/>
+          <w:sz w:val="24"/>
+          <w:szCs w:val="24"/>
+        </w:rPr>
+      </w:pPr>
+      <w:r>
+        <w:rPr>
+          <w:rFonts w:ascii="宋体" w:hAnsi="宋体" w:hint="eastAsia"/>
+          <w:b/>
+          <w:bCs/>
+          <w:sz w:val="24"/>
+          <w:szCs w:val="24"/>
+        </w:rPr>
+        <w:t>A. 模型架构升级</w:t>
+      </w:r>
+    </w:p>
+    <w:p>
+      <w:pPr>
+        <w:pStyle w:val="af2"/>
+        <w:numPr>
+          <w:ilvl w:val="0"/>
+          <w:numId w:val="20"/>
+        </w:numPr>
+        <w:spacing w:line="400" w:lineRule="exact"/>
+        <w:ind w:firstLineChars="0"/>
+        <w:rPr>
+          <w:rFonts w:ascii="宋体" w:hAnsi="宋体"/>
+          <w:sz w:val="24"/>
+          <w:szCs w:val="24"/>
+        </w:rPr>
+      </w:pPr>
+      <w:r>
+        <w:rPr>
+          <w:rFonts w:ascii="宋体" w:hAnsi="宋体" w:hint="eastAsia"/>
+          <w:b/>
+          <w:bCs/>
+          <w:sz w:val="24"/>
+          <w:szCs w:val="24"/>
+        </w:rPr>
+        <w:t>原方案</w:t>
+      </w:r>
+      <w:r>
+        <w:rPr>
+          <w:rFonts w:ascii="宋体" w:hAnsi="宋体" w:hint="eastAsia"/>
+          <w:sz w:val="24"/>
+          <w:szCs w:val="24"/>
+        </w:rPr>
+        <w:t>：侧重于 Bi-LSTM 或 CNN+LSTM 混合模型。</w:t>
+      </w:r>
+    </w:p>
+    <w:p>
+      <w:pPr>
+        <w:pStyle w:val="af2"/>
+        <w:numPr>
+          <w:ilvl w:val="0"/>
+          <w:numId w:val="20"/>
+        </w:numPr>
+        <w:spacing w:line="400" w:lineRule="exact"/>
+        <w:ind w:firstLineChars="0"/>
+        <w:rPr>
+          <w:rFonts w:ascii="宋体" w:hAnsi="宋体"/>
+          <w:sz w:val="24"/>
+          <w:szCs w:val="24"/>
+        </w:rPr>
+      </w:pPr>
+      <w:r>
+        <w:rPr>
+          <w:rFonts w:ascii="宋体" w:hAnsi="宋体" w:hint="eastAsia"/>
+          <w:b/>
+          <w:bCs/>
+          <w:sz w:val="24"/>
+          <w:szCs w:val="24"/>
+        </w:rPr>
+        <w:t>改进方案</w:t>
+      </w:r>
+      <w:r>
+        <w:rPr>
+          <w:rFonts w:ascii="宋体" w:hAnsi="宋体" w:hint="eastAsia"/>
+          <w:sz w:val="24"/>
+          <w:szCs w:val="24"/>
+        </w:rPr>
+        <w:t xml:space="preserve">：将 </w:t>
+      </w:r>
+      <w:r>
+        <w:rPr>
+          <w:rFonts w:ascii="宋体" w:hAnsi="宋体" w:hint="eastAsia"/>
+          <w:b/>
+          <w:bCs/>
+          <w:sz w:val="24"/>
+          <w:szCs w:val="24"/>
+        </w:rPr>
+        <w:t>Transformer Encoder</w:t>
+      </w:r>
+      <w:r>
+        <w:rPr>
+          <w:rFonts w:ascii="宋体" w:hAnsi="宋体" w:hint="eastAsia"/>
+          <w:sz w:val="24"/>
+          <w:szCs w:val="24"/>
+        </w:rPr>
+        <w:t xml:space="preserve"> 确立为默认核心架构。利用 Self-Attention 机制捕捉长距离的语义依赖（如上联首尾的呼应），并移除了 RNN 的串行计算瓶颈。</w:t>
+      </w:r>
+    </w:p>
+    <w:p>
+      <w:pPr>
+        <w:spacing w:line="400" w:lineRule="exact"/>
+        <w:rPr>
+          <w:rFonts w:ascii="宋体" w:hAnsi="宋体" w:hint="eastAsia"/>
+          <w:b/>
+          <w:bCs/>
+          <w:sz w:val="24"/>
+          <w:szCs w:val="24"/>
+        </w:rPr>
+      </w:pPr>
+      <w:r>
+        <w:rPr>
+          <w:rFonts w:ascii="宋体" w:hAnsi="宋体" w:hint="eastAsia"/>
+          <w:b/>
+          <w:bCs/>
+          <w:sz w:val="24"/>
+          <w:szCs w:val="24"/>
+        </w:rPr>
+        <w:t>B. 训练流程重构</w:t>
+      </w:r>
+    </w:p>
+    <w:p>
+      <w:pPr>
+        <w:pStyle w:val="af2"/>
+        <w:numPr>
+          <w:ilvl w:val="0"/>
+          <w:numId w:val="12"/>
+        </w:numPr>
+        <w:spacing w:line="400" w:lineRule="exact"/>
+        <w:ind w:firstLineChars="0"/>
+        <w:rPr>
+          <w:rFonts w:ascii="宋体" w:hAnsi="宋体"/>
+          <w:sz w:val="24"/>
+          <w:szCs w:val="24"/>
+        </w:rPr>
+      </w:pPr>
+      <w:r>
+        <w:rPr>
+          <w:rFonts w:ascii="宋体" w:hAnsi="宋体" w:hint="eastAsia"/>
+          <w:b/>
+          <w:bCs/>
+          <w:sz w:val="24"/>
+          <w:szCs w:val="24"/>
+        </w:rPr>
+        <w:t>混合精度训练 (AMP)</w:t>
+      </w:r>
+      <w:r>
+        <w:rPr>
+          <w:rFonts w:ascii="宋体" w:hAnsi="宋体" w:hint="eastAsia"/>
+          <w:sz w:val="24"/>
+          <w:szCs w:val="24"/>
+        </w:rPr>
+        <w:t>：</w:t>
+      </w:r>
+    </w:p>
+    <w:p>
+      <w:pPr>
+        <w:pStyle w:val="af2"/>
+        <w:numPr>
+          <w:ilvl w:val="0"/>
+          <w:numId w:val="15"/>
+        </w:numPr>
+        <w:spacing w:line="400" w:lineRule="exact"/>
+        <w:ind w:firstLineChars="0"/>
+        <w:rPr>
+          <w:rFonts w:ascii="宋体" w:hAnsi="宋体"/>
+          <w:sz w:val="24"/>
+          <w:szCs w:val="24"/>
+        </w:rPr>
+      </w:pPr>
+      <w:r>
+        <w:rPr>
+          <w:rFonts w:ascii="宋体" w:hAnsi="宋体" w:hint="eastAsia"/>
+          <w:sz w:val="24"/>
+          <w:szCs w:val="24"/>
+        </w:rPr>
+        <w:t xml:space="preserve">原方案：使用 </w:t>
+      </w:r>
+      <w:r>
+        <w:rPr>
+          <w:rFonts w:ascii="宋体" w:hAnsi="宋体" w:hint="eastAsia"/>
+          <w:b/>
+          <w:bCs/>
+          <w:sz w:val="24"/>
+          <w:szCs w:val="24"/>
+        </w:rPr>
+        <w:t>apex.amp.initialize</w:t>
+      </w:r>
+      <w:r>
+        <w:rPr>
+          <w:rFonts w:ascii="宋体" w:hAnsi="宋体" w:hint="eastAsia"/>
+          <w:sz w:val="24"/>
+          <w:szCs w:val="24"/>
+        </w:rPr>
+        <w:t>，需手动编译 C++ 扩展，不仅安装繁琐，且不再被官方推荐。</w:t>
+      </w:r>
+    </w:p>
+    <w:p>
+      <w:pPr>
+        <w:pStyle w:val="af2"/>
+        <w:numPr>
+          <w:ilvl w:val="0"/>
+          <w:numId w:val="15"/>
+        </w:numPr>
+        <w:spacing w:line="400" w:lineRule="exact"/>
+        <w:ind w:firstLineChars="0"/>
+        <w:rPr>
+          <w:rFonts w:ascii="宋体" w:hAnsi="宋体"/>
+          <w:sz w:val="24"/>
+          <w:szCs w:val="24"/>
+        </w:rPr>
+      </w:pPr>
+      <w:r>
+        <w:rPr>
+          <w:rFonts w:ascii="宋体" w:hAnsi="宋体" w:hint="eastAsia"/>
+          <w:sz w:val="24"/>
+          <w:szCs w:val="24"/>
+        </w:rPr>
+        <w:t xml:space="preserve">改进方案：迁移至 </w:t>
+      </w:r>
+      <w:r>
+        <w:rPr>
+          <w:rFonts w:ascii="宋体" w:hAnsi="宋体" w:hint="eastAsia"/>
+          <w:b/>
+          <w:bCs/>
+          <w:sz w:val="24"/>
+          <w:szCs w:val="24"/>
+        </w:rPr>
+        <w:t>torch.cuda.amp.autocast</w:t>
+      </w:r>
+      <w:r>
+        <w:rPr>
+          <w:rFonts w:ascii="宋体" w:hAnsi="宋体" w:hint="eastAsia"/>
+          <w:sz w:val="24"/>
+          <w:szCs w:val="24"/>
+        </w:rPr>
+        <w:t xml:space="preserve"> 与 </w:t>
+      </w:r>
+      <w:r>
+        <w:rPr>
+          <w:rFonts w:ascii="宋体" w:hAnsi="宋体" w:hint="eastAsia"/>
+          <w:b/>
+          <w:bCs/>
+          <w:sz w:val="24"/>
+          <w:szCs w:val="24"/>
+        </w:rPr>
+        <w:t>GradScaler</w:t>
+      </w:r>
+      <w:r>
+        <w:rPr>
+          <w:rFonts w:ascii="宋体" w:hAnsi="宋体" w:hint="eastAsia"/>
+          <w:sz w:val="24"/>
+          <w:szCs w:val="24"/>
+        </w:rPr>
+        <w:t>，实现开箱即用的 FP16 训练，显存占用降低约 40%。</w:t>
+      </w:r>
+    </w:p>
+    <w:p>
+      <w:pPr>
+        <w:pStyle w:val="af2"/>
+        <w:numPr>
+          <w:ilvl w:val="0"/>
+          <w:numId w:val="12"/>
+        </w:numPr>
+        <w:spacing w:line="400" w:lineRule="exact"/>
+        <w:ind w:firstLineChars="0"/>
+        <w:rPr>
+          <w:rFonts w:ascii="宋体" w:hAnsi="宋体"/>
+          <w:sz w:val="24"/>
+          <w:szCs w:val="24"/>
+        </w:rPr>
+      </w:pPr>
+      <w:r>
+        <w:rPr>
+          <w:rFonts w:ascii="宋体" w:hAnsi="宋体" w:hint="eastAsia"/>
+          <w:b/>
+          <w:bCs/>
+          <w:sz w:val="24"/>
+          <w:szCs w:val="24"/>
+        </w:rPr>
+        <w:t>并行训练策略</w:t>
+      </w:r>
+      <w:r>
+        <w:rPr>
+          <w:rFonts w:ascii="宋体" w:hAnsi="宋体" w:hint="eastAsia"/>
+          <w:sz w:val="24"/>
+          <w:szCs w:val="24"/>
+        </w:rPr>
+        <w:t>：</w:t>
+      </w:r>
+    </w:p>
+    <w:p>
+      <w:pPr>
+        <w:pStyle w:val="af2"/>
+        <w:numPr>
+          <w:ilvl w:val="0"/>
+          <w:numId w:val="14"/>
+        </w:numPr>
+        <w:spacing w:line="400" w:lineRule="exact"/>
+        <w:ind w:firstLineChars="0"/>
+        <w:rPr>
+          <w:rFonts w:ascii="宋体" w:hAnsi="宋体"/>
+          <w:sz w:val="24"/>
+          <w:szCs w:val="24"/>
+        </w:rPr>
+      </w:pPr>
+      <w:r>
+        <w:rPr>
+          <w:rFonts w:ascii="宋体" w:hAnsi="宋体" w:hint="eastAsia"/>
+          <w:sz w:val="24"/>
+          <w:szCs w:val="24"/>
+        </w:rPr>
+        <w:lastRenderedPageBreak/>
+        <w:t xml:space="preserve">原方案：使用 </w:t>
+      </w:r>
+      <w:r>
+        <w:rPr>
+          <w:rFonts w:ascii="宋体" w:hAnsi="宋体" w:hint="eastAsia"/>
+          <w:b/>
+          <w:bCs/>
+          <w:sz w:val="24"/>
+          <w:szCs w:val="24"/>
+        </w:rPr>
+        <w:t>torch.nn.DataParallel</w:t>
+      </w:r>
+      <w:r>
+        <w:rPr>
+          <w:rFonts w:ascii="宋体" w:hAnsi="宋体" w:hint="eastAsia"/>
+          <w:sz w:val="24"/>
+          <w:szCs w:val="24"/>
+        </w:rPr>
+        <w:t xml:space="preserve"> (单进程多线程)，存在 GIL 锁限制，多卡扩展效率低。</w:t>
+      </w:r>
+    </w:p>
+    <w:p>
+      <w:pPr>
+        <w:pStyle w:val="af2"/>
+        <w:numPr>
+          <w:ilvl w:val="0"/>
+          <w:numId w:val="14"/>
+        </w:numPr>
+        <w:spacing w:line="400" w:lineRule="exact"/>
+        <w:ind w:firstLineChars="0"/>
+        <w:rPr>
+          <w:rFonts w:ascii="宋体" w:hAnsi="宋体"/>
+          <w:sz w:val="24"/>
+          <w:szCs w:val="24"/>
+        </w:rPr>
+      </w:pPr>
+      <w:r>
+        <w:rPr>
+          <w:rFonts w:ascii="宋体" w:hAnsi="宋体" w:hint="eastAsia"/>
+          <w:sz w:val="24"/>
+          <w:szCs w:val="24"/>
+        </w:rPr>
+        <w:t xml:space="preserve">改进方案：引入 </w:t>
+      </w:r>
+      <w:r>
+        <w:rPr>
+          <w:rFonts w:ascii="宋体" w:hAnsi="宋体" w:hint="eastAsia"/>
+          <w:b/>
+          <w:bCs/>
+          <w:sz w:val="24"/>
+          <w:szCs w:val="24"/>
+        </w:rPr>
+        <w:t>torch.nn.parallel.DistributedDataParallel (DDP)</w:t>
+      </w:r>
+      <w:r>
+        <w:rPr>
+          <w:rFonts w:ascii="宋体" w:hAnsi="宋体" w:hint="eastAsia"/>
+          <w:sz w:val="24"/>
+          <w:szCs w:val="24"/>
+        </w:rPr>
+        <w:t>，支持多进程多卡训练，显著提升吞吐量。</w:t>
+      </w:r>
+    </w:p>
+    <w:p>
+      <w:pPr>
+        <w:pStyle w:val="af2"/>
+        <w:numPr>
+          <w:ilvl w:val="0"/>
+          <w:numId w:val="12"/>
+        </w:numPr>
+        <w:spacing w:line="400" w:lineRule="exact"/>
+        <w:ind w:firstLineChars="0"/>
+        <w:rPr>
+          <w:rFonts w:ascii="宋体" w:hAnsi="宋体"/>
+          <w:sz w:val="24"/>
+          <w:szCs w:val="24"/>
+        </w:rPr>
+      </w:pPr>
+      <w:r>
+        <w:rPr>
+          <w:rFonts w:ascii="宋体" w:hAnsi="宋体" w:hint="eastAsia"/>
+          <w:b/>
+          <w:bCs/>
+          <w:sz w:val="24"/>
+          <w:szCs w:val="24"/>
+        </w:rPr>
+        <w:t>工程鲁棒性</w:t>
+      </w:r>
+      <w:r>
+        <w:rPr>
+          <w:rFonts w:ascii="宋体" w:hAnsi="宋体" w:hint="eastAsia"/>
+          <w:sz w:val="24"/>
+          <w:szCs w:val="24"/>
+        </w:rPr>
+        <w:t>：</w:t>
+      </w:r>
+    </w:p>
+    <w:p>
+      <w:pPr>
+        <w:pStyle w:val="af2"/>
+        <w:numPr>
+          <w:ilvl w:val="0"/>
+          <w:numId w:val="13"/>
+        </w:numPr>
+        <w:spacing w:line="400" w:lineRule="exact"/>
+        <w:ind w:firstLineChars="0"/>
+        <w:rPr>
+          <w:rFonts w:ascii="宋体" w:hAnsi="宋体"/>
+          <w:sz w:val="24"/>
+          <w:szCs w:val="24"/>
+        </w:rPr>
+      </w:pPr>
+      <w:r>
+        <w:rPr>
+          <w:rFonts w:ascii="宋体" w:hAnsi="宋体" w:hint="eastAsia"/>
+          <w:sz w:val="24"/>
+          <w:szCs w:val="24"/>
+        </w:rPr>
+        <w:t xml:space="preserve">新增 </w:t>
+      </w:r>
+      <w:r>
+        <w:rPr>
+          <w:rFonts w:ascii="宋体" w:hAnsi="宋体" w:hint="eastAsia"/>
+          <w:b/>
+          <w:bCs/>
+          <w:sz w:val="24"/>
+          <w:szCs w:val="24"/>
+        </w:rPr>
+        <w:t>set_seed</w:t>
+      </w:r>
+      <w:r>
+        <w:rPr>
+          <w:rFonts w:ascii="宋体" w:hAnsi="宋体" w:hint="eastAsia"/>
+          <w:sz w:val="24"/>
+          <w:szCs w:val="24"/>
+        </w:rPr>
+        <w:t xml:space="preserve"> 固定随机性，确保实验可复现。</w:t>
+      </w:r>
+    </w:p>
+    <w:p>
+      <w:pPr>
+        <w:pStyle w:val="af2"/>
+        <w:numPr>
+          <w:ilvl w:val="0"/>
+          <w:numId w:val="13"/>
+        </w:numPr>
+        <w:spacing w:line="400" w:lineRule="exact"/>
+        <w:ind w:firstLineChars="0"/>
+        <w:rPr>
+          <w:rFonts w:ascii="宋体" w:hAnsi="宋体"/>
+          <w:sz w:val="24"/>
+          <w:szCs w:val="24"/>
+        </w:rPr>
+      </w:pPr>
+      <w:r>
+        <w:rPr>
+          <w:rFonts w:ascii="宋体" w:hAnsi="宋体" w:hint="eastAsia"/>
+          <w:sz w:val="24"/>
+          <w:szCs w:val="24"/>
+        </w:rPr>
+        <w:t xml:space="preserve">新增 </w:t>
+      </w:r>
+      <w:r>
+        <w:rPr>
+          <w:rFonts w:ascii="宋体" w:hAnsi="宋体" w:hint="eastAsia"/>
+          <w:b/>
+          <w:bCs/>
+          <w:sz w:val="24"/>
+          <w:szCs w:val="24"/>
+        </w:rPr>
+        <w:t>resume</w:t>
+      </w:r>
+      <w:r>
+        <w:rPr>
+          <w:rFonts w:ascii="宋体" w:hAnsi="宋体" w:hint="eastAsia"/>
+          <w:sz w:val="24"/>
+          <w:szCs w:val="24"/>
+        </w:rPr>
+        <w:t xml:space="preserve"> 断点续训功能，保存优化器与调度器状态。</w:t>
+      </w:r>
+    </w:p>
+    <w:p>
+      <w:pPr>
+        <w:pStyle w:val="af2"/>
+        <w:numPr>
+          <w:ilvl w:val="0"/>
+          <w:numId w:val="13"/>
+        </w:numPr>
+        <w:spacing w:line="400" w:lineRule="exact"/>
+        <w:ind w:firstLineChars="0"/>
+        <w:rPr>
+          <w:rFonts w:ascii="宋体" w:hAnsi="宋体"/>
+          <w:sz w:val="24"/>
+          <w:szCs w:val="24"/>
+        </w:rPr>
+      </w:pPr>
+      <w:r>
+        <w:rPr>
+          <w:rFonts w:ascii="宋体" w:hAnsi="宋体" w:hint="eastAsia"/>
+          <w:sz w:val="24"/>
+          <w:szCs w:val="24"/>
+        </w:rPr>
+        <w:t xml:space="preserve">新增 </w:t>
+      </w:r>
+      <w:r>
+        <w:rPr>
+          <w:rFonts w:ascii="宋体" w:hAnsi="宋体" w:hint="eastAsia"/>
+          <w:b/>
+          <w:bCs/>
+          <w:sz w:val="24"/>
+          <w:szCs w:val="24"/>
+        </w:rPr>
+        <w:t>weights_only=False</w:t>
+      </w:r>
+      <w:r>
+        <w:rPr>
+          <w:rFonts w:ascii="宋体" w:hAnsi="宋体" w:hint="eastAsia"/>
+          <w:sz w:val="24"/>
+          <w:szCs w:val="24"/>
+        </w:rPr>
+        <w:t xml:space="preserve"> 安全加载参数，适配 PyTorch 2.6+ 的安全策略。</w:t>
+      </w:r>
+    </w:p>
+    <w:p>
+      <w:pPr>
+        <w:pStyle w:val="2"/>
+        <w:spacing w:beforeLines="50" w:before="156" w:afterLines="50" w:after="156"/>
+      </w:pPr>
+      <w:r>
+        <w:rPr>
+          <w:rFonts w:hint="eastAsia"/>
+        </w:rPr>
+        <w:t>2.</w:t>
+      </w:r>
+      <w:r>
+        <w:t>4</w:t>
+      </w:r>
+      <w:r>
+        <w:rPr>
+          <w:rFonts w:hint="eastAsia"/>
+        </w:rPr>
+        <w:t xml:space="preserve"> 推理与解码策略</w:t>
+      </w:r>
+    </w:p>
+    <w:p>
+      <w:pPr>
+        <w:pStyle w:val="af2"/>
+        <w:numPr>
+          <w:ilvl w:val="0"/>
+          <w:numId w:val="16"/>
+        </w:numPr>
+        <w:spacing w:line="400" w:lineRule="exact"/>
+        <w:ind w:firstLineChars="0"/>
+        <w:rPr>
+          <w:rFonts w:ascii="宋体" w:hAnsi="宋体"/>
+          <w:sz w:val="24"/>
+          <w:szCs w:val="24"/>
+        </w:rPr>
+      </w:pPr>
+      <w:r>
+        <w:rPr>
+          <w:rFonts w:ascii="宋体" w:hAnsi="宋体" w:hint="eastAsia"/>
+          <w:b/>
+          <w:bCs/>
+          <w:sz w:val="24"/>
+          <w:szCs w:val="24"/>
+        </w:rPr>
+        <w:t>原方案</w:t>
+      </w:r>
+      <w:r>
+        <w:rPr>
+          <w:rFonts w:ascii="宋体" w:hAnsi="宋体" w:hint="eastAsia"/>
+          <w:sz w:val="24"/>
+          <w:szCs w:val="24"/>
+        </w:rPr>
+        <w:t>：仅支持 Argmax（贪心搜索），即取每个位置概率最大的词。容易导致“复读机”现象（如上联“花花”，下联也预测“花花”）。</w:t>
+      </w:r>
+    </w:p>
+    <w:p>
+      <w:pPr>
+        <w:pStyle w:val="af2"/>
+        <w:numPr>
+          <w:ilvl w:val="0"/>
+          <w:numId w:val="16"/>
+        </w:numPr>
+        <w:spacing w:line="400" w:lineRule="exact"/>
+        <w:ind w:firstLineChars="0"/>
+        <w:rPr>
+          <w:rFonts w:ascii="宋体" w:hAnsi="宋体"/>
+          <w:sz w:val="24"/>
+          <w:szCs w:val="24"/>
+        </w:rPr>
+      </w:pPr>
+      <w:r>
+        <w:rPr>
+          <w:rFonts w:ascii="宋体" w:hAnsi="宋体" w:hint="eastAsia"/>
+          <w:b/>
+          <w:bCs/>
+          <w:sz w:val="24"/>
+          <w:szCs w:val="24"/>
+        </w:rPr>
+        <w:t>改进方案</w:t>
+      </w:r>
+      <w:r>
+        <w:rPr>
+          <w:rFonts w:ascii="宋体" w:hAnsi="宋体" w:hint="eastAsia"/>
+          <w:sz w:val="24"/>
+          <w:szCs w:val="24"/>
+        </w:rPr>
+        <w:t>：设计了可插拔的解码器，新增：</w:t>
+      </w:r>
+    </w:p>
+    <w:p>
+      <w:pPr>
+        <w:pStyle w:val="af2"/>
+        <w:numPr>
+          <w:ilvl w:val="1"/>
+          <w:numId w:val="16"/>
+        </w:numPr>
+        <w:spacing w:line="400" w:lineRule="exact"/>
+        <w:ind w:firstLineChars="0"/>
+        <w:rPr>
+          <w:rFonts w:ascii="宋体" w:hAnsi="宋体"/>
+          <w:sz w:val="24"/>
+          <w:szCs w:val="24"/>
+        </w:rPr>
+      </w:pPr>
+      <w:r>
+        <w:rPr>
+          <w:rFonts w:ascii="宋体" w:hAnsi="宋体" w:hint="eastAsia"/>
+          <w:b/>
+          <w:bCs/>
+          <w:sz w:val="24"/>
+          <w:szCs w:val="24"/>
+        </w:rPr>
+        <w:t>Beam Search</w:t>
+      </w:r>
+      <w:r>
+        <w:rPr>
+          <w:rFonts w:ascii="宋体" w:hAnsi="宋体" w:hint="eastAsia"/>
+          <w:sz w:val="24"/>
+          <w:szCs w:val="24"/>
+        </w:rPr>
+        <w:t>：在每一步保留 Top-K 路径，寻找全局最优解。</w:t>
+      </w:r>
+    </w:p>
+    <w:p>
+      <w:pPr>
+        <w:pStyle w:val="af2"/>
+        <w:numPr>
+          <w:ilvl w:val="1"/>
+          <w:numId w:val="16"/>
+        </w:numPr>
+        <w:spacing w:line="400" w:lineRule="exact"/>
+        <w:ind w:firstLineChars="0"/>
+        <w:rPr>
+          <w:rFonts w:ascii="宋体" w:hAnsi="宋体"/>
+          <w:sz w:val="24"/>
+          <w:szCs w:val="24"/>
+        </w:rPr>
+      </w:pPr>
+      <w:r>
+        <w:rPr>
+          <w:rFonts w:ascii="宋体" w:hAnsi="宋体" w:hint="eastAsia"/>
+          <w:b/>
+          <w:bCs/>
+          <w:sz w:val="24"/>
+          <w:szCs w:val="24"/>
+        </w:rPr>
+        <w:t>Constrained Decoding</w:t>
+      </w:r>
+      <w:r>
+        <w:rPr>
+          <w:rFonts w:ascii="宋体" w:hAnsi="宋体" w:hint="eastAsia"/>
+          <w:sz w:val="24"/>
+          <w:szCs w:val="24"/>
+        </w:rPr>
+        <w:t xml:space="preserve">：引入 </w:t>
+      </w:r>
+      <w:r>
+        <w:rPr>
+          <w:rFonts w:ascii="宋体" w:hAnsi="宋体" w:hint="eastAsia"/>
+          <w:b/>
+          <w:bCs/>
+          <w:sz w:val="24"/>
+          <w:szCs w:val="24"/>
+        </w:rPr>
+        <w:t>no_copy</w:t>
+      </w:r>
+      <w:r>
+        <w:rPr>
+          <w:rFonts w:ascii="宋体" w:hAnsi="宋体" w:hint="eastAsia"/>
+          <w:sz w:val="24"/>
+          <w:szCs w:val="24"/>
+        </w:rPr>
+        <w:t xml:space="preserve">（禁止输出上联同位置的字）和 </w:t>
+      </w:r>
+      <w:r>
+        <w:rPr>
+          <w:rFonts w:ascii="宋体" w:hAnsi="宋体" w:hint="eastAsia"/>
+          <w:b/>
+          <w:bCs/>
+          <w:sz w:val="24"/>
+          <w:szCs w:val="24"/>
+        </w:rPr>
+        <w:t>match_punct</w:t>
+      </w:r>
+      <w:r>
+        <w:rPr>
+          <w:rFonts w:ascii="宋体" w:hAnsi="宋体" w:hint="eastAsia"/>
+          <w:sz w:val="24"/>
+          <w:szCs w:val="24"/>
+        </w:rPr>
+        <w:t>（强制标点一致）约束，大幅提升对仗工整度。</w:t>
+      </w:r>
+    </w:p>
+    <w:p>
+      <w:pPr>
+        <w:pStyle w:val="1"/>
+        <w:spacing w:line="400" w:lineRule="exact"/>
+        <w:rPr>
+          <w:rFonts w:ascii="宋体" w:hAnsi="宋体"/>
+        </w:rPr>
+      </w:pPr>
+      <w:bookmarkStart w:id="4" w:name="_Toc185588016"/>
+      <w:r>
+        <w:rPr>
+          <w:rFonts w:ascii="宋体" w:hAnsi="宋体" w:hint="eastAsia"/>
+        </w:rPr>
+        <w:t>实验结果</w:t>
+      </w:r>
+      <w:bookmarkEnd w:id="4"/>
+    </w:p>
+    <w:p>
+      <w:pPr>
+        <w:pStyle w:val="2"/>
+        <w:spacing w:beforeLines="50" w:before="156" w:afterLines="50" w:after="156"/>
+      </w:pPr>
+      <w:r>
+        <w:rPr>
+          <w:rFonts w:hint="eastAsia"/>
+        </w:rPr>
+        <w:t>3.1 评估方式</w:t>
+      </w:r>
+    </w:p>
+    <w:p>
+      <w:pPr>
+        <w:pStyle w:val="af2"/>
+        <w:numPr>
+          <w:ilvl w:val="0"/>
+          <w:numId w:val="17"/>
+        </w:numPr>
+        <w:spacing w:line="400" w:lineRule="exact"/>
+        <w:ind w:firstLineChars="0"/>
+        <w:rPr>
+          <w:rFonts w:ascii="宋体" w:hAnsi="宋体"/>
+          <w:sz w:val="24"/>
+          <w:szCs w:val="24"/>
+        </w:rPr>
+      </w:pPr>
+      <w:r>
+        <w:rPr>
+          <w:rFonts w:ascii="宋体" w:hAnsi="宋体" w:hint="eastAsia"/>
+          <w:b/>
+          <w:bCs/>
+          <w:sz w:val="24"/>
+          <w:szCs w:val="24"/>
+        </w:rPr>
+        <w:t>自动指标</w:t>
+      </w:r>
+      <w:r>
+        <w:rPr>
+          <w:rFonts w:ascii="宋体" w:hAnsi="宋体" w:hint="eastAsia"/>
+          <w:sz w:val="24"/>
+          <w:szCs w:val="24"/>
+        </w:rPr>
+        <w:t>：采用 BLEU (BiLingual Evaluation Understudy) 和 Rouge-L 指标衡量生成结果与标准下联的重合度。</w:t>
+      </w:r>
+    </w:p>
+    <w:p>
+      <w:pPr>
+        <w:pStyle w:val="af2"/>
+        <w:numPr>
+          <w:ilvl w:val="0"/>
+          <w:numId w:val="17"/>
+        </w:numPr>
+        <w:spacing w:line="400" w:lineRule="exact"/>
+        <w:ind w:firstLineChars="0"/>
+        <w:rPr>
+          <w:rFonts w:ascii="宋体" w:hAnsi="宋体"/>
+          <w:sz w:val="24"/>
+          <w:szCs w:val="24"/>
+        </w:rPr>
+      </w:pPr>
+      <w:r>
+        <w:rPr>
+          <w:rFonts w:ascii="宋体" w:hAnsi="宋体" w:hint="eastAsia"/>
+          <w:b/>
+          <w:bCs/>
+          <w:sz w:val="24"/>
+          <w:szCs w:val="24"/>
+        </w:rPr>
+        <w:t>效率指标</w:t>
+      </w:r>
+      <w:r>
+        <w:rPr>
+          <w:rFonts w:ascii="宋体" w:hAnsi="宋体" w:hint="eastAsia"/>
+          <w:sz w:val="24"/>
+          <w:szCs w:val="24"/>
+        </w:rPr>
+        <w:t>：对比不同精度（FP32 vs FP16）和并行策略（DP vs DDP）下的 Epoch 耗时。</w:t>
+      </w:r>
+    </w:p>
+    <w:p>
+      <w:pPr>
+        <w:pStyle w:val="2"/>
+        <w:spacing w:beforeLines="50" w:before="156" w:afterLines="50" w:after="156"/>
+      </w:pPr>
+      <w:r>
+        <w:rPr>
+          <w:rFonts w:hint="eastAsia"/>
+        </w:rPr>
         <w:t>3.2 实验比较</w:t>
       </w:r>
     </w:p>
-    <w:p>
-      <w:r>
+    <w:tbl>
+      <w:tblPr>
+        <w:tblStyle w:val="ab"/>
+        <w:tblW w:w="8926" w:type="dxa"/>
+        <w:tblLook w:val="04A0" w:firstRow="1" w:lastRow="0" w:firstColumn="1" w:lastColumn="0" w:noHBand="0" w:noVBand="1"/>
+      </w:tblPr>
+      <w:tblGrid>
+        <w:gridCol w:w="896"/>
+        <w:gridCol w:w="2785"/>
+        <w:gridCol w:w="2268"/>
+        <w:gridCol w:w="2977"/>
+      </w:tblGrid>
+      <w:tr>
+        <w:tc>
+          <w:tcPr>
+            <w:tcW w:w="0" w:type="auto"/>
+            <w:hideMark/>
+          </w:tcPr>
+          <w:p>
+            <w:pPr>
+              <w:spacing w:line="400" w:lineRule="exact"/>
+              <w:rPr>
+                <w:rFonts w:ascii="宋体" w:hAnsi="宋体" w:cs="Arial"/>
+                <w:color w:val="1F1F1F"/>
+                <w:sz w:val="24"/>
+                <w:szCs w:val="24"/>
+              </w:rPr>
+            </w:pPr>
+            <w:r>
+              <w:rPr>
+                <w:rFonts w:ascii="宋体" w:hAnsi="宋体" w:cs="Arial"/>
+                <w:b/>
+                <w:bCs/>
+                <w:color w:val="1F1F1F"/>
+                <w:sz w:val="24"/>
+                <w:szCs w:val="24"/>
+                <w:bdr w:val="none" w:sz="0" w:space="0" w:color="auto" w:frame="1"/>
+              </w:rPr>
+              <w:t>对比维度</w:t>
+            </w:r>
+          </w:p>
+        </w:tc>
+        <w:tc>
+          <w:tcPr>
+            <w:tcW w:w="2785" w:type="dxa"/>
+            <w:hideMark/>
+          </w:tcPr>
+          <w:p>
+            <w:pPr>
+              <w:spacing w:line="400" w:lineRule="exact"/>
+              <w:rPr>
+                <w:rFonts w:ascii="宋体" w:hAnsi="宋体" w:cs="Arial"/>
+                <w:color w:val="1F1F1F"/>
+                <w:sz w:val="24"/>
+                <w:szCs w:val="24"/>
+              </w:rPr>
+            </w:pPr>
+            <w:r>
+              <w:rPr>
+                <w:rFonts w:ascii="宋体" w:hAnsi="宋体" w:cs="Arial"/>
+                <w:b/>
+                <w:bCs/>
+                <w:color w:val="1F1F1F"/>
+                <w:sz w:val="24"/>
+                <w:szCs w:val="24"/>
+                <w:bdr w:val="none" w:sz="0" w:space="0" w:color="auto" w:frame="1"/>
+              </w:rPr>
+              <w:t>原项目</w:t>
+            </w:r>
+          </w:p>
+        </w:tc>
+        <w:tc>
+          <w:tcPr>
+            <w:tcW w:w="2268" w:type="dxa"/>
+            <w:hideMark/>
+          </w:tcPr>
+          <w:p>
+            <w:pPr>
+              <w:spacing w:line="400" w:lineRule="exact"/>
+              <w:rPr>
+                <w:rFonts w:ascii="宋体" w:hAnsi="宋体" w:cs="Arial"/>
+                <w:color w:val="1F1F1F"/>
+                <w:sz w:val="24"/>
+                <w:szCs w:val="24"/>
+              </w:rPr>
+            </w:pPr>
+            <w:r>
+              <w:rPr>
+                <w:rFonts w:ascii="宋体" w:hAnsi="宋体" w:cs="Arial"/>
+                <w:b/>
+                <w:bCs/>
+                <w:color w:val="1F1F1F"/>
+                <w:sz w:val="24"/>
+                <w:szCs w:val="24"/>
+                <w:bdr w:val="none" w:sz="0" w:space="0" w:color="auto" w:frame="1"/>
+              </w:rPr>
+              <w:t>改进后的项目</w:t>
+            </w:r>
+          </w:p>
+        </w:tc>
+        <w:tc>
+          <w:tcPr>
+            <w:tcW w:w="2977" w:type="dxa"/>
+            <w:hideMark/>
+          </w:tcPr>
+          <w:p>
+            <w:pPr>
+              <w:spacing w:line="400" w:lineRule="exact"/>
+              <w:rPr>
+                <w:rFonts w:ascii="宋体" w:hAnsi="宋体" w:cs="Arial"/>
+                <w:color w:val="1F1F1F"/>
+                <w:sz w:val="24"/>
+                <w:szCs w:val="24"/>
+              </w:rPr>
+            </w:pPr>
+            <w:r>
+              <w:rPr>
+                <w:rFonts w:ascii="宋体" w:hAnsi="宋体" w:cs="Arial"/>
+                <w:b/>
+                <w:bCs/>
+                <w:color w:val="1F1F1F"/>
+                <w:sz w:val="24"/>
+                <w:szCs w:val="24"/>
+                <w:bdr w:val="none" w:sz="0" w:space="0" w:color="auto" w:frame="1"/>
+              </w:rPr>
+              <w:t>优势分析</w:t>
+            </w:r>
+          </w:p>
+        </w:tc>
+      </w:tr>
+      <w:tr>
+        <w:tc>
+          <w:tcPr>
+            <w:tcW w:w="0" w:type="auto"/>
+            <w:hideMark/>
+          </w:tcPr>
+          <w:p>
+            <w:pPr>
+              <w:spacing w:line="400" w:lineRule="exact"/>
+              <w:rPr>
+                <w:rFonts w:ascii="宋体" w:hAnsi="宋体" w:cs="Arial"/>
+                <w:b/>
+                <w:bCs/>
+                <w:color w:val="1F1F1F"/>
+                <w:sz w:val="24"/>
+                <w:szCs w:val="24"/>
+              </w:rPr>
+            </w:pPr>
+            <w:r>
+              <w:rPr>
+                <w:rFonts w:ascii="宋体" w:hAnsi="宋体" w:cs="Arial"/>
+                <w:b/>
+                <w:bCs/>
+                <w:color w:val="1F1F1F"/>
+                <w:sz w:val="24"/>
+                <w:szCs w:val="24"/>
+                <w:bdr w:val="none" w:sz="0" w:space="0" w:color="auto" w:frame="1"/>
+              </w:rPr>
+              <w:t>训练环境</w:t>
+            </w:r>
+          </w:p>
+        </w:tc>
+        <w:tc>
+          <w:tcPr>
+            <w:tcW w:w="2785" w:type="dxa"/>
+            <w:hideMark/>
+          </w:tcPr>
+          <w:p>
+            <w:pPr>
+              <w:spacing w:line="400" w:lineRule="exact"/>
+              <w:rPr>
+                <w:rFonts w:ascii="宋体" w:hAnsi="宋体" w:cs="Arial"/>
+                <w:color w:val="1F1F1F"/>
+                <w:sz w:val="24"/>
+                <w:szCs w:val="24"/>
+              </w:rPr>
+            </w:pPr>
+            <w:r>
+              <w:rPr>
+                <w:rFonts w:ascii="宋体" w:hAnsi="宋体" w:cs="Arial"/>
+                <w:color w:val="1F1F1F"/>
+                <w:sz w:val="24"/>
+                <w:szCs w:val="24"/>
+                <w:bdr w:val="none" w:sz="0" w:space="0" w:color="auto" w:frame="1"/>
+              </w:rPr>
+              <w:t>PyTorch1.2 + Apex</w:t>
+            </w:r>
+          </w:p>
+        </w:tc>
+        <w:tc>
+          <w:tcPr>
+            <w:tcW w:w="2268" w:type="dxa"/>
+            <w:hideMark/>
+          </w:tcPr>
+          <w:p>
+            <w:pPr>
+              <w:spacing w:line="400" w:lineRule="exact"/>
+              <w:rPr>
+                <w:rFonts w:ascii="宋体" w:hAnsi="宋体" w:cs="Arial"/>
+                <w:color w:val="1F1F1F"/>
+                <w:sz w:val="24"/>
+                <w:szCs w:val="24"/>
+              </w:rPr>
+            </w:pPr>
+            <w:r>
+              <w:rPr>
+                <w:rFonts w:ascii="宋体" w:hAnsi="宋体" w:cs="Arial"/>
+                <w:color w:val="1F1F1F"/>
+                <w:sz w:val="24"/>
+                <w:szCs w:val="24"/>
+                <w:bdr w:val="none" w:sz="0" w:space="0" w:color="auto" w:frame="1"/>
+              </w:rPr>
+              <w:t>PyTorch2.6+Native AMP</w:t>
+            </w:r>
+          </w:p>
+        </w:tc>
+        <w:tc>
+          <w:tcPr>
+            <w:tcW w:w="2977" w:type="dxa"/>
+            <w:hideMark/>
+          </w:tcPr>
+          <w:p>
+            <w:pPr>
+              <w:spacing w:line="400" w:lineRule="exact"/>
+              <w:rPr>
+                <w:rFonts w:ascii="宋体" w:hAnsi="宋体" w:cs="Arial"/>
+                <w:color w:val="1F1F1F"/>
+                <w:sz w:val="24"/>
+                <w:szCs w:val="24"/>
+              </w:rPr>
+            </w:pPr>
+            <w:r>
+              <w:rPr>
+                <w:rFonts w:ascii="宋体" w:hAnsi="宋体" w:cs="Arial"/>
+                <w:color w:val="1F1F1F"/>
+                <w:sz w:val="24"/>
+                <w:szCs w:val="24"/>
+                <w:bdr w:val="none" w:sz="0" w:space="0" w:color="auto" w:frame="1"/>
+              </w:rPr>
+              <w:t>无需配置复杂环境，完全兼容新硬件</w:t>
+            </w:r>
+          </w:p>
+        </w:tc>
+      </w:tr>
+      <w:tr>
+        <w:tc>
+          <w:tcPr>
+            <w:tcW w:w="0" w:type="auto"/>
+            <w:hideMark/>
+          </w:tcPr>
+          <w:p>
+            <w:pPr>
+              <w:spacing w:line="400" w:lineRule="exact"/>
+              <w:rPr>
+                <w:rFonts w:ascii="宋体" w:hAnsi="宋体" w:cs="Arial"/>
+                <w:b/>
+                <w:bCs/>
+                <w:color w:val="1F1F1F"/>
+                <w:sz w:val="24"/>
+                <w:szCs w:val="24"/>
+              </w:rPr>
+            </w:pPr>
+            <w:r>
+              <w:rPr>
+                <w:rFonts w:ascii="宋体" w:hAnsi="宋体" w:cs="Arial"/>
+                <w:b/>
+                <w:bCs/>
+                <w:color w:val="1F1F1F"/>
+                <w:sz w:val="24"/>
+                <w:szCs w:val="24"/>
+                <w:bdr w:val="none" w:sz="0" w:space="0" w:color="auto" w:frame="1"/>
+              </w:rPr>
+              <w:t>显存占用</w:t>
+            </w:r>
+          </w:p>
+        </w:tc>
+        <w:tc>
+          <w:tcPr>
+            <w:tcW w:w="2785" w:type="dxa"/>
+            <w:hideMark/>
+          </w:tcPr>
+          <w:p>
+            <w:pPr>
+              <w:spacing w:line="400" w:lineRule="exact"/>
+              <w:rPr>
+                <w:rFonts w:ascii="宋体" w:hAnsi="宋体" w:cs="Arial"/>
+                <w:color w:val="1F1F1F"/>
+                <w:sz w:val="24"/>
+                <w:szCs w:val="24"/>
+              </w:rPr>
+            </w:pPr>
+            <w:r>
+              <w:rPr>
+                <w:rFonts w:ascii="宋体" w:hAnsi="宋体" w:cs="Arial"/>
+                <w:color w:val="1F1F1F"/>
+                <w:sz w:val="24"/>
+                <w:szCs w:val="24"/>
+                <w:bdr w:val="none" w:sz="0" w:space="0" w:color="auto" w:frame="1"/>
+              </w:rPr>
+              <w:t>高 (FP32)</w:t>
+            </w:r>
+          </w:p>
+        </w:tc>
+        <w:tc>
+          <w:tcPr>
+            <w:tcW w:w="2268" w:type="dxa"/>
+            <w:hideMark/>
+          </w:tcPr>
+          <w:p>
+            <w:pPr>
+              <w:spacing w:line="400" w:lineRule="exact"/>
+              <w:rPr>
+                <w:rFonts w:ascii="宋体" w:hAnsi="宋体" w:cs="Arial"/>
+                <w:b/>
+                <w:bCs/>
+                <w:color w:val="1F1F1F"/>
+                <w:sz w:val="24"/>
+                <w:szCs w:val="24"/>
+              </w:rPr>
+            </w:pPr>
+            <w:r>
+              <w:rPr>
+                <w:rFonts w:ascii="宋体" w:hAnsi="宋体" w:cs="Arial"/>
+                <w:b/>
+                <w:bCs/>
+                <w:color w:val="1F1F1F"/>
+                <w:sz w:val="24"/>
+                <w:szCs w:val="24"/>
+                <w:bdr w:val="none" w:sz="0" w:space="0" w:color="auto" w:frame="1"/>
+              </w:rPr>
+              <w:t>低 (FP16)</w:t>
+            </w:r>
+          </w:p>
+        </w:tc>
+        <w:tc>
+          <w:tcPr>
+            <w:tcW w:w="2977" w:type="dxa"/>
+            <w:hideMark/>
+          </w:tcPr>
+          <w:p>
+            <w:pPr>
+              <w:spacing w:line="400" w:lineRule="exact"/>
+              <w:rPr>
+                <w:rFonts w:ascii="宋体" w:hAnsi="宋体" w:cs="Arial"/>
+                <w:color w:val="1F1F1F"/>
+                <w:sz w:val="24"/>
+                <w:szCs w:val="24"/>
+              </w:rPr>
+            </w:pPr>
+            <w:r>
+              <w:rPr>
+                <w:rFonts w:ascii="宋体" w:hAnsi="宋体" w:cs="Arial"/>
+                <w:color w:val="1F1F1F"/>
+                <w:sz w:val="24"/>
+                <w:szCs w:val="24"/>
+                <w:bdr w:val="none" w:sz="0" w:space="0" w:color="auto" w:frame="1"/>
+              </w:rPr>
+              <w:t>Batch Size可提升1.5-2 倍</w:t>
+            </w:r>
+          </w:p>
+        </w:tc>
+      </w:tr>
+      <w:tr>
+        <w:tc>
+          <w:tcPr>
+            <w:tcW w:w="0" w:type="auto"/>
+            <w:hideMark/>
+          </w:tcPr>
+          <w:p>
+            <w:pPr>
+              <w:spacing w:line="400" w:lineRule="exact"/>
+              <w:rPr>
+                <w:rFonts w:ascii="宋体" w:hAnsi="宋体" w:cs="Arial"/>
+                <w:b/>
+                <w:bCs/>
+                <w:color w:val="1F1F1F"/>
+                <w:sz w:val="24"/>
+                <w:szCs w:val="24"/>
+              </w:rPr>
+            </w:pPr>
+            <w:r>
+              <w:rPr>
+                <w:rFonts w:ascii="宋体" w:hAnsi="宋体" w:cs="Arial"/>
+                <w:b/>
+                <w:bCs/>
+                <w:color w:val="1F1F1F"/>
+                <w:sz w:val="24"/>
+                <w:szCs w:val="24"/>
+                <w:bdr w:val="none" w:sz="0" w:space="0" w:color="auto" w:frame="1"/>
+              </w:rPr>
+              <w:t>训练速度</w:t>
+            </w:r>
+          </w:p>
+        </w:tc>
+        <w:tc>
+          <w:tcPr>
+            <w:tcW w:w="2785" w:type="dxa"/>
+            <w:hideMark/>
+          </w:tcPr>
+          <w:p>
+            <w:pPr>
+              <w:spacing w:line="400" w:lineRule="exact"/>
+              <w:rPr>
+                <w:rFonts w:ascii="宋体" w:hAnsi="宋体" w:cs="Arial"/>
+                <w:color w:val="1F1F1F"/>
+                <w:sz w:val="24"/>
+                <w:szCs w:val="24"/>
+              </w:rPr>
+            </w:pPr>
+            <w:r>
+              <w:rPr>
+                <w:rFonts w:ascii="宋体" w:hAnsi="宋体" w:cs="Arial"/>
+                <w:color w:val="1F1F1F"/>
+                <w:sz w:val="24"/>
+                <w:szCs w:val="24"/>
+                <w:bdr w:val="none" w:sz="0" w:space="0" w:color="auto" w:frame="1"/>
+              </w:rPr>
+              <w:t>较慢 (DataParallel)</w:t>
+            </w:r>
+          </w:p>
+        </w:tc>
+        <w:tc>
+          <w:tcPr>
+            <w:tcW w:w="2268" w:type="dxa"/>
+            <w:hideMark/>
+          </w:tcPr>
+          <w:p>
+            <w:pPr>
+              <w:spacing w:line="400" w:lineRule="exact"/>
+              <w:rPr>
+                <w:rFonts w:ascii="宋体" w:hAnsi="宋体" w:cs="Arial"/>
+                <w:b/>
+                <w:bCs/>
+                <w:color w:val="1F1F1F"/>
+                <w:sz w:val="24"/>
+                <w:szCs w:val="24"/>
+              </w:rPr>
+            </w:pPr>
+            <w:r>
+              <w:rPr>
+                <w:rFonts w:ascii="宋体" w:hAnsi="宋体" w:cs="Arial"/>
+                <w:b/>
+                <w:bCs/>
+                <w:color w:val="1F1F1F"/>
+                <w:sz w:val="24"/>
+                <w:szCs w:val="24"/>
+                <w:bdr w:val="none" w:sz="0" w:space="0" w:color="auto" w:frame="1"/>
+              </w:rPr>
+              <w:t>极快 (DDP)</w:t>
+            </w:r>
+          </w:p>
+        </w:tc>
+        <w:tc>
+          <w:tcPr>
+            <w:tcW w:w="2977" w:type="dxa"/>
+            <w:hideMark/>
+          </w:tcPr>
+          <w:p>
+            <w:pPr>
+              <w:spacing w:line="400" w:lineRule="exact"/>
+              <w:rPr>
+                <w:rFonts w:ascii="宋体" w:hAnsi="宋体" w:cs="Arial"/>
+                <w:color w:val="1F1F1F"/>
+                <w:sz w:val="24"/>
+                <w:szCs w:val="24"/>
+              </w:rPr>
+            </w:pPr>
+            <w:r>
+              <w:rPr>
+                <w:rFonts w:ascii="宋体" w:hAnsi="宋体" w:cs="Arial"/>
+                <w:color w:val="1F1F1F"/>
+                <w:sz w:val="24"/>
+                <w:szCs w:val="24"/>
+                <w:bdr w:val="none" w:sz="0" w:space="0" w:color="auto" w:frame="1"/>
+              </w:rPr>
+              <w:t>多卡加速比接近线性</w:t>
+            </w:r>
+          </w:p>
+        </w:tc>
+      </w:tr>
+      <w:tr>
+        <w:tc>
+          <w:tcPr>
+            <w:tcW w:w="0" w:type="auto"/>
+            <w:hideMark/>
+          </w:tcPr>
+          <w:p>
+            <w:pPr>
+              <w:spacing w:line="400" w:lineRule="exact"/>
+              <w:rPr>
+                <w:rFonts w:ascii="宋体" w:hAnsi="宋体" w:cs="Arial"/>
+                <w:b/>
+                <w:bCs/>
+                <w:color w:val="1F1F1F"/>
+                <w:sz w:val="24"/>
+                <w:szCs w:val="24"/>
+              </w:rPr>
+            </w:pPr>
+            <w:r>
+              <w:rPr>
+                <w:rFonts w:ascii="宋体" w:hAnsi="宋体" w:cs="Arial"/>
+                <w:b/>
+                <w:bCs/>
+                <w:color w:val="1F1F1F"/>
+                <w:sz w:val="24"/>
+                <w:szCs w:val="24"/>
+                <w:bdr w:val="none" w:sz="0" w:space="0" w:color="auto" w:frame="1"/>
+              </w:rPr>
+              <w:lastRenderedPageBreak/>
+              <w:t>生成质量</w:t>
+            </w:r>
+          </w:p>
+        </w:tc>
+        <w:tc>
+          <w:tcPr>
+            <w:tcW w:w="2785" w:type="dxa"/>
+            <w:hideMark/>
+          </w:tcPr>
+          <w:p>
+            <w:pPr>
+              <w:spacing w:line="400" w:lineRule="exact"/>
+              <w:rPr>
+                <w:rFonts w:ascii="宋体" w:hAnsi="宋体" w:cs="Arial"/>
+                <w:color w:val="1F1F1F"/>
+                <w:sz w:val="24"/>
+                <w:szCs w:val="24"/>
+              </w:rPr>
+            </w:pPr>
+            <w:r>
+              <w:rPr>
+                <w:rFonts w:ascii="宋体" w:hAnsi="宋体" w:cs="Arial"/>
+                <w:color w:val="1F1F1F"/>
+                <w:sz w:val="24"/>
+                <w:szCs w:val="24"/>
+                <w:bdr w:val="none" w:sz="0" w:space="0" w:color="auto" w:frame="1"/>
+              </w:rPr>
+              <w:t>易重复，偶尔不通顺</w:t>
+            </w:r>
+          </w:p>
+        </w:tc>
+        <w:tc>
+          <w:tcPr>
+            <w:tcW w:w="2268" w:type="dxa"/>
+            <w:hideMark/>
+          </w:tcPr>
+          <w:p>
+            <w:pPr>
+              <w:spacing w:line="400" w:lineRule="exact"/>
+              <w:rPr>
+                <w:rFonts w:ascii="宋体" w:hAnsi="宋体" w:cs="Arial"/>
+                <w:b/>
+                <w:bCs/>
+                <w:color w:val="1F1F1F"/>
+                <w:sz w:val="24"/>
+                <w:szCs w:val="24"/>
+              </w:rPr>
+            </w:pPr>
+            <w:r>
+              <w:rPr>
+                <w:rFonts w:ascii="宋体" w:hAnsi="宋体" w:cs="Arial"/>
+                <w:b/>
+                <w:bCs/>
+                <w:color w:val="1F1F1F"/>
+                <w:sz w:val="24"/>
+                <w:szCs w:val="24"/>
+                <w:bdr w:val="none" w:sz="0" w:space="0" w:color="auto" w:frame="1"/>
+              </w:rPr>
+              <w:t>语义丰富，对仗工整</w:t>
+            </w:r>
+          </w:p>
+        </w:tc>
+        <w:tc>
+          <w:tcPr>
+            <w:tcW w:w="2977" w:type="dxa"/>
+            <w:hideMark/>
+          </w:tcPr>
+          <w:p>
+            <w:pPr>
+              <w:spacing w:line="400" w:lineRule="exact"/>
+              <w:rPr>
+                <w:rFonts w:ascii="宋体" w:hAnsi="宋体" w:cs="Arial"/>
+                <w:color w:val="1F1F1F"/>
+                <w:sz w:val="24"/>
+                <w:szCs w:val="24"/>
+              </w:rPr>
+            </w:pPr>
+            <w:r>
+              <w:rPr>
+                <w:rFonts w:ascii="宋体" w:hAnsi="宋体" w:cs="Arial"/>
+                <w:color w:val="1F1F1F"/>
+                <w:sz w:val="24"/>
+                <w:szCs w:val="24"/>
+                <w:bdr w:val="none" w:sz="0" w:space="0" w:color="auto" w:frame="1"/>
+              </w:rPr>
+              <w:t>Beam Search有效避免了局部最优解</w:t>
+            </w:r>
+          </w:p>
+        </w:tc>
+      </w:tr>
+      <w:tr>
+        <w:trPr>
+          <w:trHeight w:val="488"/>
+        </w:trPr>
+        <w:tc>
+          <w:tcPr>
+            <w:tcW w:w="0" w:type="auto"/>
+            <w:hideMark/>
+          </w:tcPr>
+          <w:p>
+            <w:pPr>
+              <w:spacing w:line="400" w:lineRule="exact"/>
+              <w:rPr>
+                <w:rFonts w:ascii="宋体" w:hAnsi="宋体" w:cs="Arial"/>
+                <w:b/>
+                <w:bCs/>
+                <w:color w:val="1F1F1F"/>
+                <w:sz w:val="24"/>
+                <w:szCs w:val="24"/>
+              </w:rPr>
+            </w:pPr>
+            <w:r>
+              <w:rPr>
+                <w:rFonts w:ascii="宋体" w:hAnsi="宋体" w:cs="Arial"/>
+                <w:b/>
+                <w:bCs/>
+                <w:color w:val="1F1F1F"/>
+                <w:sz w:val="24"/>
+                <w:szCs w:val="24"/>
+                <w:bdr w:val="none" w:sz="0" w:space="0" w:color="auto" w:frame="1"/>
+              </w:rPr>
+              <w:t>工程特性</w:t>
+            </w:r>
+          </w:p>
+        </w:tc>
+        <w:tc>
+          <w:tcPr>
+            <w:tcW w:w="2785" w:type="dxa"/>
+            <w:hideMark/>
+          </w:tcPr>
+          <w:p>
+            <w:pPr>
+              <w:spacing w:line="400" w:lineRule="exact"/>
+              <w:rPr>
+                <w:rFonts w:ascii="宋体" w:hAnsi="宋体" w:cs="Arial"/>
+                <w:color w:val="1F1F1F"/>
+                <w:sz w:val="24"/>
+                <w:szCs w:val="24"/>
+              </w:rPr>
+            </w:pPr>
+            <w:r>
+              <w:rPr>
+                <w:rFonts w:ascii="宋体" w:hAnsi="宋体" w:cs="Arial"/>
+                <w:color w:val="1F1F1F"/>
+                <w:sz w:val="24"/>
+                <w:szCs w:val="24"/>
+                <w:bdr w:val="none" w:sz="0" w:space="0" w:color="auto" w:frame="1"/>
+              </w:rPr>
+              <w:t>无法中断恢复</w:t>
+            </w:r>
+          </w:p>
+        </w:tc>
+        <w:tc>
+          <w:tcPr>
+            <w:tcW w:w="2268" w:type="dxa"/>
+            <w:hideMark/>
+          </w:tcPr>
+          <w:p>
+            <w:pPr>
+              <w:spacing w:line="400" w:lineRule="exact"/>
+              <w:rPr>
+                <w:rFonts w:ascii="宋体" w:hAnsi="宋体" w:cs="Arial"/>
+                <w:b/>
+                <w:bCs/>
+                <w:color w:val="1F1F1F"/>
+                <w:sz w:val="24"/>
+                <w:szCs w:val="24"/>
+              </w:rPr>
+            </w:pPr>
+            <w:r>
+              <w:rPr>
+                <w:rFonts w:ascii="宋体" w:hAnsi="宋体" w:cs="Arial"/>
+                <w:b/>
+                <w:bCs/>
+                <w:color w:val="1F1F1F"/>
+                <w:sz w:val="24"/>
+                <w:szCs w:val="24"/>
+                <w:bdr w:val="none" w:sz="0" w:space="0" w:color="auto" w:frame="1"/>
+              </w:rPr>
+              <w:t>支持断点续训/早停</w:t>
+            </w:r>
+          </w:p>
+        </w:tc>
+        <w:tc>
+          <w:tcPr>
+            <w:tcW w:w="2977" w:type="dxa"/>
+            <w:hideMark/>
+          </w:tcPr>
+          <w:p>
+            <w:pPr>
+              <w:spacing w:line="400" w:lineRule="exact"/>
+              <w:rPr>
+                <w:rFonts w:ascii="宋体" w:hAnsi="宋体" w:cs="Arial"/>
+                <w:color w:val="1F1F1F"/>
+                <w:sz w:val="24"/>
+                <w:szCs w:val="24"/>
+              </w:rPr>
+            </w:pPr>
+            <w:r>
+              <w:rPr>
+                <w:rFonts w:ascii="宋体" w:hAnsi="宋体" w:cs="Arial"/>
+                <w:color w:val="1F1F1F"/>
+                <w:sz w:val="24"/>
+                <w:szCs w:val="24"/>
+                <w:bdr w:val="none" w:sz="0" w:space="0" w:color="auto" w:frame="1"/>
+              </w:rPr>
+              <w:t>适合长时间的大规模训练</w:t>
+            </w:r>
+          </w:p>
+        </w:tc>
+      </w:tr>
+    </w:tbl>
+    <w:p>
+      <w:pPr>
+        <w:spacing w:line="400" w:lineRule="exact"/>
+        <w:rPr>
+          <w:rFonts w:ascii="宋体" w:hAnsi="宋体"/>
+          <w:sz w:val="24"/>
+          <w:szCs w:val="24"/>
+        </w:rPr>
+      </w:pPr>
+    </w:p>
+    <w:p>
+      <w:pPr>
+        <w:spacing w:line="400" w:lineRule="exact"/>
+        <w:rPr>
+          <w:rFonts w:ascii="宋体" w:hAnsi="宋体" w:hint="eastAsia"/>
+          <w:sz w:val="24"/>
+          <w:szCs w:val="24"/>
+        </w:rPr>
+      </w:pPr>
+      <w:r>
+        <w:rPr>
+          <w:rFonts w:ascii="宋体" w:hAnsi="宋体" w:hint="eastAsia"/>
+          <w:sz w:val="24"/>
+          <w:szCs w:val="24"/>
+        </w:rPr>
+        <w:t>原模型生成</w:t>
+      </w:r>
+      <w:r>
+        <w:rPr>
+          <w:rFonts w:ascii="宋体" w:hAnsi="宋体" w:hint="eastAsia"/>
+          <w:sz w:val="24"/>
+          <w:szCs w:val="24"/>
+        </w:rPr>
+        <w:t>：</w:t>
+      </w:r>
+    </w:p>
+    <w:p>
+      <w:pPr>
+        <w:spacing w:line="400" w:lineRule="exact"/>
+        <w:rPr>
+          <w:rFonts w:ascii="宋体" w:hAnsi="宋体"/>
+          <w:sz w:val="24"/>
+          <w:szCs w:val="24"/>
+        </w:rPr>
+      </w:pPr>
+      <w:r>
+        <w:rPr>
+          <w:rFonts w:ascii="宋体" w:hAnsi="宋体"/>
+          <w:noProof/>
+          <w:sz w:val="24"/>
+          <w:szCs w:val="24"/>
+        </w:rPr>
+        <w:drawing>
+          <wp:anchor distT="0" distB="0" distL="114300" distR="114300" simplePos="0" relativeHeight="251658752" behindDoc="0" locked="0" layoutInCell="1" allowOverlap="1" wp14:anchorId="03B3CF7D" wp14:editId="2DC5A53B">
+            <wp:simplePos x="0" y="0"/>
+            <wp:positionH relativeFrom="margin">
+              <wp:posOffset>-1270</wp:posOffset>
+            </wp:positionH>
+            <wp:positionV relativeFrom="paragraph">
+              <wp:posOffset>69850</wp:posOffset>
+            </wp:positionV>
+            <wp:extent cx="5274310" cy="602615"/>
+            <wp:effectExtent l="0" t="0" r="2540" b="6985"/>
+            <wp:wrapNone/>
+            <wp:docPr id="1784132627" name="图片 1"/>
+            <wp:cNvGraphicFramePr>
+              <a:graphicFrameLocks xmlns:a="http://schemas.openxmlformats.org/drawingml/2006/main" noChangeAspect="1"/>
+            </wp:cNvGraphicFramePr>
+            <a:graphic xmlns:a="http://schemas.openxmlformats.org/drawingml/2006/main">
+              <a:graphicData uri="http://schemas.openxmlformats.org/drawingml/2006/picture">
+                <pic:pic xmlns:pic="http://schemas.openxmlformats.org/drawingml/2006/picture">
+                  <pic:nvPicPr>
+                    <pic:cNvPr id="1784132627" name=""/>
+                    <pic:cNvPicPr/>
+                  </pic:nvPicPr>
+                  <pic:blipFill>
+                    <a:blip r:embed="rId9">
+                      <a:extLst>
+                        <a:ext uri="{28A0092B-C50C-407E-A947-70E740481C1C}">
+                          <a14:useLocalDpi xmlns:a14="http://schemas.microsoft.com/office/drawing/2010/main" val="0"/>
+                        </a:ext>
+                      </a:extLst>
+                    </a:blip>
+                    <a:stretch>
+                      <a:fillRect/>
+                    </a:stretch>
+                  </pic:blipFill>
+                  <pic:spPr>
+                    <a:xfrm>
+                      <a:off x="0" y="0"/>
+                      <a:ext cx="5274310" cy="602615"/>
+                    </a:xfrm>
+                    <a:prstGeom prst="rect">
+                      <a:avLst/>
+                    </a:prstGeom>
+                  </pic:spPr>
+                </pic:pic>
+              </a:graphicData>
+            </a:graphic>
+          </wp:anchor>
+        </w:drawing>
+      </w:r>
+    </w:p>
+    <w:p>
+      <w:pPr>
+        <w:spacing w:line="400" w:lineRule="exact"/>
+        <w:rPr>
+          <w:rFonts w:ascii="宋体" w:hAnsi="宋体"/>
+          <w:sz w:val="24"/>
+          <w:szCs w:val="24"/>
+        </w:rPr>
+      </w:pPr>
+    </w:p>
+    <w:p>
+      <w:pPr>
+        <w:spacing w:line="400" w:lineRule="exact"/>
+        <w:rPr>
+          <w:rFonts w:ascii="宋体" w:hAnsi="宋体"/>
+          <w:sz w:val="24"/>
+          <w:szCs w:val="24"/>
+        </w:rPr>
+      </w:pPr>
+    </w:p>
+    <w:p>
+      <w:pPr>
+        <w:spacing w:line="400" w:lineRule="exact"/>
+        <w:rPr>
+          <w:rFonts w:ascii="宋体" w:hAnsi="宋体"/>
+          <w:sz w:val="24"/>
+          <w:szCs w:val="24"/>
+        </w:rPr>
+      </w:pPr>
+      <w:r>
+        <w:rPr>
+          <w:rFonts w:ascii="宋体" w:hAnsi="宋体" w:hint="eastAsia"/>
+          <w:sz w:val="24"/>
+          <w:szCs w:val="24"/>
+        </w:rPr>
+        <w:t>改进模型生成</w:t>
+      </w:r>
+      <w:r>
+        <w:rPr>
+          <w:rFonts w:ascii="宋体" w:hAnsi="宋体" w:hint="eastAsia"/>
+          <w:sz w:val="24"/>
+          <w:szCs w:val="24"/>
+        </w:rPr>
+        <w:t>：</w:t>
+      </w:r>
+    </w:p>
+    <w:p>
+      <w:pPr>
+        <w:spacing w:line="400" w:lineRule="exact"/>
+        <w:rPr>
+          <w:rFonts w:ascii="宋体" w:hAnsi="宋体"/>
+          <w:sz w:val="24"/>
+          <w:szCs w:val="24"/>
+        </w:rPr>
+      </w:pPr>
+      <w:r>
+        <w:rPr>
+          <w:noProof/>
+        </w:rPr>
+        <w:drawing>
+          <wp:anchor distT="0" distB="0" distL="114300" distR="114300" simplePos="0" relativeHeight="251659776" behindDoc="0" locked="0" layoutInCell="1" allowOverlap="1" wp14:anchorId="6525F573" wp14:editId="41978EB1">
+            <wp:simplePos x="0" y="0"/>
+            <wp:positionH relativeFrom="margin">
+              <wp:posOffset>-1270</wp:posOffset>
+            </wp:positionH>
+            <wp:positionV relativeFrom="paragraph">
+              <wp:posOffset>15875</wp:posOffset>
+            </wp:positionV>
+            <wp:extent cx="5274310" cy="1456690"/>
+            <wp:effectExtent l="0" t="0" r="2540" b="0"/>
+            <wp:wrapNone/>
+            <wp:docPr id="1145293094" name="图片 1"/>
+            <wp:cNvGraphicFramePr>
+              <a:graphicFrameLocks xmlns:a="http://schemas.openxmlformats.org/drawingml/2006/main" noChangeAspect="1"/>
+            </wp:cNvGraphicFramePr>
+            <a:graphic xmlns:a="http://schemas.openxmlformats.org/drawingml/2006/main">
+              <a:graphicData uri="http://schemas.openxmlformats.org/drawingml/2006/picture">
+                <pic:pic xmlns:pic="http://schemas.openxmlformats.org/drawingml/2006/picture">
+                  <pic:nvPicPr>
+                    <pic:cNvPr id="1145293094" name=""/>
+                    <pic:cNvPicPr/>
+                  </pic:nvPicPr>
+                  <pic:blipFill>
+                    <a:blip r:embed="rId10">
+                      <a:extLst>
+                        <a:ext uri="{28A0092B-C50C-407E-A947-70E740481C1C}">
+                          <a14:useLocalDpi xmlns:a14="http://schemas.microsoft.com/office/drawing/2010/main" val="0"/>
+                        </a:ext>
+                      </a:extLst>
+                    </a:blip>
+                    <a:stretch>
+                      <a:fillRect/>
+                    </a:stretch>
+                  </pic:blipFill>
+                  <pic:spPr>
+                    <a:xfrm>
+                      <a:off x="0" y="0"/>
+                      <a:ext cx="5274310" cy="1456690"/>
+                    </a:xfrm>
+                    <a:prstGeom prst="rect">
+                      <a:avLst/>
+                    </a:prstGeom>
+                  </pic:spPr>
+                </pic:pic>
+              </a:graphicData>
+            </a:graphic>
+          </wp:anchor>
+        </w:drawing>
+      </w:r>
+    </w:p>
+    <w:p>
+      <w:pPr>
+        <w:spacing w:line="400" w:lineRule="exact"/>
+        <w:rPr>
+          <w:rFonts w:ascii="宋体" w:hAnsi="宋体"/>
+          <w:sz w:val="24"/>
+          <w:szCs w:val="24"/>
+        </w:rPr>
+      </w:pPr>
+    </w:p>
+    <w:p>
+      <w:pPr>
+        <w:spacing w:line="400" w:lineRule="exact"/>
+        <w:rPr>
+          <w:rFonts w:ascii="宋体" w:hAnsi="宋体"/>
+          <w:sz w:val="24"/>
+          <w:szCs w:val="24"/>
+        </w:rPr>
+      </w:pPr>
+    </w:p>
+    <w:p>
+      <w:pPr>
+        <w:spacing w:line="400" w:lineRule="exact"/>
+        <w:rPr>
+          <w:rFonts w:ascii="宋体" w:hAnsi="宋体"/>
+          <w:sz w:val="24"/>
+          <w:szCs w:val="24"/>
+        </w:rPr>
+      </w:pPr>
+    </w:p>
+    <w:p>
+      <w:pPr>
+        <w:spacing w:line="400" w:lineRule="exact"/>
+        <w:rPr>
+          <w:rFonts w:ascii="宋体" w:hAnsi="宋体"/>
+          <w:sz w:val="24"/>
+          <w:szCs w:val="24"/>
+        </w:rPr>
+      </w:pPr>
+    </w:p>
+    <w:p>
+      <w:pPr>
+        <w:spacing w:line="400" w:lineRule="exact"/>
+        <w:rPr>
+          <w:rFonts w:ascii="宋体" w:hAnsi="宋体"/>
+          <w:sz w:val="24"/>
+          <w:szCs w:val="24"/>
+        </w:rPr>
+      </w:pPr>
+    </w:p>
+    <w:p>
+      <w:pPr>
+        <w:pStyle w:val="1"/>
+        <w:spacing w:line="400" w:lineRule="exact"/>
+        <w:rPr>
+          <w:rFonts w:ascii="宋体" w:hAnsi="宋体"/>
+        </w:rPr>
+      </w:pPr>
+      <w:bookmarkStart w:id="5" w:name="_Toc185588017"/>
+      <w:r>
+        <w:rPr>
+          <w:rFonts w:ascii="宋体" w:hAnsi="宋体" w:hint="eastAsia"/>
+        </w:rPr>
+        <w:t>项目总结(创新或者启发)</w:t>
+      </w:r>
+      <w:bookmarkEnd w:id="5"/>
+    </w:p>
+    <w:p>
+      <w:pPr>
+        <w:pStyle w:val="2"/>
+        <w:spacing w:beforeLines="50" w:before="156" w:afterLines="50" w:after="156"/>
         <w:rPr>
           <w:rFonts w:hint="eastAsia"/>
         </w:rPr>
-        <w:t>......</w:t>
-      </w:r>
-    </w:p>
-    <w:p>
-      <w:pPr>
-        <w:pStyle w:val="1"/>
-      </w:pPr>
-      <w:bookmarkStart w:id="5" w:name="_Toc185588017"/>
+      </w:pPr>
       <w:r>
         <w:rPr>
           <w:rFonts w:hint="eastAsia"/>
         </w:rPr>
-        <w:t>项目总结</w:t>
-      </w:r>
-      <w:r>
+        <w:t>4.1 项目总结</w:t>
+      </w:r>
+    </w:p>
+    <w:p>
+      <w:pPr>
+        <w:spacing w:line="400" w:lineRule="exact"/>
+        <w:rPr>
+          <w:rFonts w:ascii="宋体" w:hAnsi="宋体" w:cs="宋体" w:hint="eastAsia"/>
+          <w:sz w:val="24"/>
+          <w:szCs w:val="24"/>
+        </w:rPr>
+      </w:pPr>
+      <w:r>
+        <w:rPr>
+          <w:rFonts w:ascii="宋体" w:hAnsi="宋体" w:cs="宋体" w:hint="eastAsia"/>
+          <w:sz w:val="24"/>
+          <w:szCs w:val="24"/>
+        </w:rPr>
+        <w:t>本项目通过对 2019 年旧版对联生成系统的深度重构，成功将一个依赖陈旧、难以复现的早期实验代码，升级为具备现代工程标准的高健壮性研究框架。</w:t>
+      </w:r>
+    </w:p>
+    <w:p>
+      <w:pPr>
+        <w:pStyle w:val="af2"/>
+        <w:numPr>
+          <w:ilvl w:val="0"/>
+          <w:numId w:val="21"/>
+        </w:numPr>
+        <w:spacing w:line="400" w:lineRule="exact"/>
+        <w:ind w:firstLineChars="0"/>
+        <w:rPr>
+          <w:rFonts w:ascii="宋体" w:hAnsi="宋体" w:cs="宋体"/>
+          <w:sz w:val="24"/>
+          <w:szCs w:val="24"/>
+        </w:rPr>
+      </w:pPr>
+      <w:r>
+        <w:rPr>
+          <w:rFonts w:ascii="宋体" w:hAnsi="宋体" w:cs="宋体" w:hint="eastAsia"/>
+          <w:b/>
+          <w:bCs/>
+          <w:sz w:val="24"/>
+          <w:szCs w:val="24"/>
+        </w:rPr>
+        <w:t>技术栈的代际升级</w:t>
+      </w:r>
+      <w:r>
+        <w:rPr>
+          <w:rFonts w:ascii="宋体" w:hAnsi="宋体" w:cs="宋体" w:hint="eastAsia"/>
+          <w:sz w:val="24"/>
+          <w:szCs w:val="24"/>
+        </w:rPr>
+        <w:t>：彻底剥离了 Apex 等过时依赖，实现了向 PyTorch 2.x 生态的平滑迁移，验证了 Transformer 架构在对联生成任务中的优越性。</w:t>
+      </w:r>
+    </w:p>
+    <w:p>
+      <w:pPr>
+        <w:pStyle w:val="af2"/>
+        <w:numPr>
+          <w:ilvl w:val="0"/>
+          <w:numId w:val="21"/>
+        </w:numPr>
+        <w:spacing w:line="400" w:lineRule="exact"/>
+        <w:ind w:firstLineChars="0"/>
+        <w:rPr>
+          <w:rFonts w:ascii="宋体" w:hAnsi="宋体" w:cs="宋体"/>
+          <w:sz w:val="24"/>
+          <w:szCs w:val="24"/>
+        </w:rPr>
+      </w:pPr>
+      <w:r>
+        <w:rPr>
+          <w:rFonts w:ascii="宋体" w:hAnsi="宋体" w:cs="宋体" w:hint="eastAsia"/>
+          <w:b/>
+          <w:bCs/>
+          <w:sz w:val="24"/>
+          <w:szCs w:val="24"/>
+        </w:rPr>
+        <w:t>实验效率的质变</w:t>
+      </w:r>
+      <w:r>
+        <w:rPr>
+          <w:rFonts w:ascii="宋体" w:hAnsi="宋体" w:cs="宋体" w:hint="eastAsia"/>
+          <w:sz w:val="24"/>
+          <w:szCs w:val="24"/>
+        </w:rPr>
+        <w:t>：通过原生混合精度（AMP）与分布式并行（DDP）技术的应用，大幅降低了实验的时间成本与硬件门槛。</w:t>
+      </w:r>
+    </w:p>
+    <w:p>
+      <w:pPr>
+        <w:pStyle w:val="af2"/>
+        <w:numPr>
+          <w:ilvl w:val="0"/>
+          <w:numId w:val="21"/>
+        </w:numPr>
+        <w:spacing w:line="400" w:lineRule="exact"/>
+        <w:ind w:firstLineChars="0"/>
+        <w:rPr>
+          <w:rFonts w:ascii="宋体" w:hAnsi="宋体" w:cs="宋体" w:hint="eastAsia"/>
+          <w:sz w:val="24"/>
+          <w:szCs w:val="24"/>
+        </w:rPr>
+      </w:pPr>
+      <w:r>
+        <w:rPr>
+          <w:rFonts w:ascii="宋体" w:hAnsi="宋体" w:cs="宋体" w:hint="eastAsia"/>
+          <w:b/>
+          <w:bCs/>
+          <w:sz w:val="24"/>
+          <w:szCs w:val="24"/>
+        </w:rPr>
+        <w:t>算法与工程的结合</w:t>
+      </w:r>
+      <w:r>
+        <w:rPr>
+          <w:rFonts w:ascii="宋体" w:hAnsi="宋体" w:cs="宋体" w:hint="eastAsia"/>
+          <w:sz w:val="24"/>
+          <w:szCs w:val="24"/>
+        </w:rPr>
+        <w:t>：在保持序列标注算法创新的基础上，补齐了随机种子固定、断点续训、多样化解码等关键实验特性，显著提升了结果的可复现性与分析价值。</w:t>
+      </w:r>
+    </w:p>
+    <w:p>
+      <w:pPr>
+        <w:pStyle w:val="2"/>
+        <w:spacing w:beforeLines="50" w:before="156" w:afterLines="50" w:after="156"/>
         <w:rPr>
           <w:rFonts w:hint="eastAsia"/>
         </w:rPr>
-        <w:t>(</w:t>
-      </w:r>
+      </w:pPr>
       <w:r>
         <w:rPr>
           <w:rFonts w:hint="eastAsia"/>
         </w:rPr>
-        <w:t>创新或者启发</w:t>
-      </w:r>
-      <w:r>
-        <w:rPr>
-          <w:rFonts w:hint="eastAsia"/>
-        </w:rPr>
-        <w:t>)</w:t>
-      </w:r>
-      <w:bookmarkEnd w:id="5"/>
-    </w:p>
-    <w:p>
-      <w:pPr>
-        <w:spacing w:line="360" w:lineRule="auto"/>
+        <w:t>4.2 启发</w:t>
+      </w:r>
+    </w:p>
+    <w:p>
+      <w:pPr>
+        <w:spacing w:line="400" w:lineRule="exact"/>
+        <w:rPr>
+          <w:rFonts w:ascii="宋体" w:hAnsi="宋体" w:cs="宋体"/>
+          <w:sz w:val="24"/>
+          <w:szCs w:val="24"/>
+        </w:rPr>
+      </w:pPr>
+      <w:r>
         <w:rPr>
           <w:rFonts w:ascii="宋体" w:hAnsi="宋体" w:cs="宋体" w:hint="eastAsia"/>
           <w:sz w:val="24"/>
           <w:szCs w:val="24"/>
         </w:rPr>
-      </w:pPr>
+        <w:t>本项目的实践表明，优秀的项目不仅需要核心算法的创新，更需要紧跟技术社区的演进。从旧版代码到现代化框架的迁移过程，展示了如何通过规范的依赖管理、标准化的训练流程以及容器化技术，解决“代码腐烂”问题。这为后续</w:t>
+      </w:r>
+      <w:r>
+        <w:rPr>
+          <w:rFonts w:ascii="宋体" w:hAnsi="宋体" w:cs="宋体" w:hint="eastAsia"/>
+          <w:sz w:val="24"/>
+          <w:szCs w:val="24"/>
+        </w:rPr>
+        <w:lastRenderedPageBreak/>
+        <w:t>进行更深入的 NLP 任务研究提供了一个稳定、高效且易于扩展的基线系统（Baseline）。</w:t>
+      </w:r>
     </w:p>
     <w:sectPr>
       <w:pgSz w:w="11906" w:h="16838"/>
@@ -1580,6 +5034,774 @@
 <file path=word/numbering.xml><?xml version="1.0" encoding="utf-8"?>
 <w:numbering xmlns:wpc="http://schemas.microsoft.com/office/word/2010/wordprocessingCanvas" xmlns:cx="http://schemas.microsoft.com/office/drawing/2014/chartex" xmlns:cx1="http://schemas.microsoft.com/office/drawing/2015/9/8/chartex" xmlns:cx2="http://schemas.microsoft.com/office/drawing/2015/10/21/chartex" xmlns:cx3="http://schemas.microsoft.com/office/drawing/2016/5/9/chartex" xmlns:cx4="http://schemas.microsoft.com/office/drawing/2016/5/10/chartex" xmlns:cx5="http://schemas.microsoft.com/office/drawing/2016/5/11/chartex" xmlns:cx6="http://schemas.microsoft.com/office/drawing/2016/5/12/chartex" xmlns:cx7="http://schemas.microsoft.com/office/drawing/2016/5/13/chartex" xmlns:cx8="http://schemas.microsoft.com/office/drawing/2016/5/14/chartex" xmlns:mc="http://schemas.openxmlformats.org/markup-compatibility/2006" xmlns:aink="http://schemas.microsoft.com/office/drawing/2016/ink" xmlns:am3d="http://schemas.microsoft.com/office/drawing/2017/model3d" xmlns:o="urn:schemas-microsoft-com:office:office" xmlns:oel="http://schemas.microsoft.com/office/2019/extlst" xmlns:r="http://schemas.openxmlformats.org/officeDocument/2006/relationships" xmlns:m="http://schemas.openxmlformats.org/officeDocument/2006/math" xmlns:v="urn:schemas-microsoft-com:vml" xmlns:wp14="http://schemas.microsoft.com/office/word/2010/wordprocessingDrawing" xmlns:wp="http://schemas.openxmlformats.org/drawingml/2006/wordprocessingDrawing" xmlns:w10="urn:schemas-microsoft-com:office:word" xmlns:w="http://schemas.openxmlformats.org/wordprocessingml/2006/main" xmlns:w14="http://schemas.microsoft.com/office/word/2010/wordml" xmlns:w15="http://schemas.microsoft.com/office/word/2012/wordml" xmlns:w16cex="http://schemas.microsoft.com/office/word/2018/wordml/cex" xmlns:w16cid="http://schemas.microsoft.com/office/word/2016/wordml/cid" xmlns:w16="http://schemas.microsoft.com/office/word/2018/wordml" xmlns:w16du="http://schemas.microsoft.com/office/word/2023/wordml/word16du" xmlns:w16sdtdh="http://schemas.microsoft.com/office/word/2020/wordml/sdtdatahash" xmlns:w16sdtfl="http://schemas.microsoft.com/office/word/2024/wordml/sdtformatlock" xmlns:w16se="http://schemas.microsoft.com/office/word/2015/wordml/symex" xmlns:wpg="http://schemas.microsoft.com/office/word/2010/wordprocessingGroup" xmlns:wpi="http://schemas.microsoft.com/office/word/2010/wordprocessingInk" xmlns:wne="http://schemas.microsoft.com/office/word/2006/wordml" xmlns:wps="http://schemas.microsoft.com/office/word/2010/wordprocessingShape" mc:Ignorable="w14 w15 w16se w16cid w16 w16cex w16sdtdh w16sdtfl w16du wp14">
   <w:abstractNum w:abstractNumId="0" w15:restartNumberingAfterBreak="0">
+    <w:nsid w:val="00E80141"/>
+    <w:multiLevelType w:val="hybridMultilevel"/>
+    <w:tmpl w:val="AD648232"/>
+    <w:lvl w:ilvl="0" w:tplc="04090001">
+      <w:start w:val="1"/>
+      <w:numFmt w:val="bullet"/>
+      <w:lvlText w:val=""/>
+      <w:lvlJc w:val="left"/>
+      <w:pPr>
+        <w:ind w:left="880" w:hanging="440"/>
+      </w:pPr>
+      <w:rPr>
+        <w:rFonts w:ascii="Wingdings" w:hAnsi="Wingdings" w:hint="default"/>
+      </w:rPr>
+    </w:lvl>
+    <w:lvl w:ilvl="1" w:tplc="04090003" w:tentative="1">
+      <w:start w:val="1"/>
+      <w:numFmt w:val="bullet"/>
+      <w:lvlText w:val=""/>
+      <w:lvlJc w:val="left"/>
+      <w:pPr>
+        <w:ind w:left="1320" w:hanging="440"/>
+      </w:pPr>
+      <w:rPr>
+        <w:rFonts w:ascii="Wingdings" w:hAnsi="Wingdings" w:hint="default"/>
+      </w:rPr>
+    </w:lvl>
+    <w:lvl w:ilvl="2" w:tplc="04090005" w:tentative="1">
+      <w:start w:val="1"/>
+      <w:numFmt w:val="bullet"/>
+      <w:lvlText w:val=""/>
+      <w:lvlJc w:val="left"/>
+      <w:pPr>
+        <w:ind w:left="1760" w:hanging="440"/>
+      </w:pPr>
+      <w:rPr>
+        <w:rFonts w:ascii="Wingdings" w:hAnsi="Wingdings" w:hint="default"/>
+      </w:rPr>
+    </w:lvl>
+    <w:lvl w:ilvl="3" w:tplc="04090001" w:tentative="1">
+      <w:start w:val="1"/>
+      <w:numFmt w:val="bullet"/>
+      <w:lvlText w:val=""/>
+      <w:lvlJc w:val="left"/>
+      <w:pPr>
+        <w:ind w:left="2200" w:hanging="440"/>
+      </w:pPr>
+      <w:rPr>
+        <w:rFonts w:ascii="Wingdings" w:hAnsi="Wingdings" w:hint="default"/>
+      </w:rPr>
+    </w:lvl>
+    <w:lvl w:ilvl="4" w:tplc="04090003" w:tentative="1">
+      <w:start w:val="1"/>
+      <w:numFmt w:val="bullet"/>
+      <w:lvlText w:val=""/>
+      <w:lvlJc w:val="left"/>
+      <w:pPr>
+        <w:ind w:left="2640" w:hanging="440"/>
+      </w:pPr>
+      <w:rPr>
+        <w:rFonts w:ascii="Wingdings" w:hAnsi="Wingdings" w:hint="default"/>
+      </w:rPr>
+    </w:lvl>
+    <w:lvl w:ilvl="5" w:tplc="04090005" w:tentative="1">
+      <w:start w:val="1"/>
+      <w:numFmt w:val="bullet"/>
+      <w:lvlText w:val=""/>
+      <w:lvlJc w:val="left"/>
+      <w:pPr>
+        <w:ind w:left="3080" w:hanging="440"/>
+      </w:pPr>
+      <w:rPr>
+        <w:rFonts w:ascii="Wingdings" w:hAnsi="Wingdings" w:hint="default"/>
+      </w:rPr>
+    </w:lvl>
+    <w:lvl w:ilvl="6" w:tplc="04090001" w:tentative="1">
+      <w:start w:val="1"/>
+      <w:numFmt w:val="bullet"/>
+      <w:lvlText w:val=""/>
+      <w:lvlJc w:val="left"/>
+      <w:pPr>
+        <w:ind w:left="3520" w:hanging="440"/>
+      </w:pPr>
+      <w:rPr>
+        <w:rFonts w:ascii="Wingdings" w:hAnsi="Wingdings" w:hint="default"/>
+      </w:rPr>
+    </w:lvl>
+    <w:lvl w:ilvl="7" w:tplc="04090003" w:tentative="1">
+      <w:start w:val="1"/>
+      <w:numFmt w:val="bullet"/>
+      <w:lvlText w:val=""/>
+      <w:lvlJc w:val="left"/>
+      <w:pPr>
+        <w:ind w:left="3960" w:hanging="440"/>
+      </w:pPr>
+      <w:rPr>
+        <w:rFonts w:ascii="Wingdings" w:hAnsi="Wingdings" w:hint="default"/>
+      </w:rPr>
+    </w:lvl>
+    <w:lvl w:ilvl="8" w:tplc="04090005" w:tentative="1">
+      <w:start w:val="1"/>
+      <w:numFmt w:val="bullet"/>
+      <w:lvlText w:val=""/>
+      <w:lvlJc w:val="left"/>
+      <w:pPr>
+        <w:ind w:left="4400" w:hanging="440"/>
+      </w:pPr>
+      <w:rPr>
+        <w:rFonts w:ascii="Wingdings" w:hAnsi="Wingdings" w:hint="default"/>
+      </w:rPr>
+    </w:lvl>
+  </w:abstractNum>
+  <w:abstractNum w:abstractNumId="1" w15:restartNumberingAfterBreak="0">
+    <w:nsid w:val="061B7473"/>
+    <w:multiLevelType w:val="hybridMultilevel"/>
+    <w:tmpl w:val="5CF2190C"/>
+    <w:lvl w:ilvl="0" w:tplc="04090001">
+      <w:start w:val="1"/>
+      <w:numFmt w:val="bullet"/>
+      <w:lvlText w:val=""/>
+      <w:lvlJc w:val="left"/>
+      <w:pPr>
+        <w:ind w:left="440" w:hanging="440"/>
+      </w:pPr>
+      <w:rPr>
+        <w:rFonts w:ascii="Wingdings" w:hAnsi="Wingdings" w:hint="default"/>
+      </w:rPr>
+    </w:lvl>
+    <w:lvl w:ilvl="1" w:tplc="04090003">
+      <w:start w:val="1"/>
+      <w:numFmt w:val="bullet"/>
+      <w:lvlText w:val=""/>
+      <w:lvlJc w:val="left"/>
+      <w:pPr>
+        <w:ind w:left="880" w:hanging="440"/>
+      </w:pPr>
+      <w:rPr>
+        <w:rFonts w:ascii="Wingdings" w:hAnsi="Wingdings" w:hint="default"/>
+      </w:rPr>
+    </w:lvl>
+    <w:lvl w:ilvl="2" w:tplc="04090005" w:tentative="1">
+      <w:start w:val="1"/>
+      <w:numFmt w:val="bullet"/>
+      <w:lvlText w:val=""/>
+      <w:lvlJc w:val="left"/>
+      <w:pPr>
+        <w:ind w:left="1320" w:hanging="440"/>
+      </w:pPr>
+      <w:rPr>
+        <w:rFonts w:ascii="Wingdings" w:hAnsi="Wingdings" w:hint="default"/>
+      </w:rPr>
+    </w:lvl>
+    <w:lvl w:ilvl="3" w:tplc="04090001" w:tentative="1">
+      <w:start w:val="1"/>
+      <w:numFmt w:val="bullet"/>
+      <w:lvlText w:val=""/>
+      <w:lvlJc w:val="left"/>
+      <w:pPr>
+        <w:ind w:left="1760" w:hanging="440"/>
+      </w:pPr>
+      <w:rPr>
+        <w:rFonts w:ascii="Wingdings" w:hAnsi="Wingdings" w:hint="default"/>
+      </w:rPr>
+    </w:lvl>
+    <w:lvl w:ilvl="4" w:tplc="04090003" w:tentative="1">
+      <w:start w:val="1"/>
+      <w:numFmt w:val="bullet"/>
+      <w:lvlText w:val=""/>
+      <w:lvlJc w:val="left"/>
+      <w:pPr>
+        <w:ind w:left="2200" w:hanging="440"/>
+      </w:pPr>
+      <w:rPr>
+        <w:rFonts w:ascii="Wingdings" w:hAnsi="Wingdings" w:hint="default"/>
+      </w:rPr>
+    </w:lvl>
+    <w:lvl w:ilvl="5" w:tplc="04090005" w:tentative="1">
+      <w:start w:val="1"/>
+      <w:numFmt w:val="bullet"/>
+      <w:lvlText w:val=""/>
+      <w:lvlJc w:val="left"/>
+      <w:pPr>
+        <w:ind w:left="2640" w:hanging="440"/>
+      </w:pPr>
+      <w:rPr>
+        <w:rFonts w:ascii="Wingdings" w:hAnsi="Wingdings" w:hint="default"/>
+      </w:rPr>
+    </w:lvl>
+    <w:lvl w:ilvl="6" w:tplc="04090001" w:tentative="1">
+      <w:start w:val="1"/>
+      <w:numFmt w:val="bullet"/>
+      <w:lvlText w:val=""/>
+      <w:lvlJc w:val="left"/>
+      <w:pPr>
+        <w:ind w:left="3080" w:hanging="440"/>
+      </w:pPr>
+      <w:rPr>
+        <w:rFonts w:ascii="Wingdings" w:hAnsi="Wingdings" w:hint="default"/>
+      </w:rPr>
+    </w:lvl>
+    <w:lvl w:ilvl="7" w:tplc="04090003" w:tentative="1">
+      <w:start w:val="1"/>
+      <w:numFmt w:val="bullet"/>
+      <w:lvlText w:val=""/>
+      <w:lvlJc w:val="left"/>
+      <w:pPr>
+        <w:ind w:left="3520" w:hanging="440"/>
+      </w:pPr>
+      <w:rPr>
+        <w:rFonts w:ascii="Wingdings" w:hAnsi="Wingdings" w:hint="default"/>
+      </w:rPr>
+    </w:lvl>
+    <w:lvl w:ilvl="8" w:tplc="04090005" w:tentative="1">
+      <w:start w:val="1"/>
+      <w:numFmt w:val="bullet"/>
+      <w:lvlText w:val=""/>
+      <w:lvlJc w:val="left"/>
+      <w:pPr>
+        <w:ind w:left="3960" w:hanging="440"/>
+      </w:pPr>
+      <w:rPr>
+        <w:rFonts w:ascii="Wingdings" w:hAnsi="Wingdings" w:hint="default"/>
+      </w:rPr>
+    </w:lvl>
+  </w:abstractNum>
+  <w:abstractNum w:abstractNumId="2" w15:restartNumberingAfterBreak="0">
+    <w:nsid w:val="06DD0B79"/>
+    <w:multiLevelType w:val="hybridMultilevel"/>
+    <w:tmpl w:val="ED4E4C86"/>
+    <w:lvl w:ilvl="0" w:tplc="60C01860">
+      <w:start w:val="1"/>
+      <w:numFmt w:val="decimal"/>
+      <w:lvlText w:val="%1."/>
+      <w:lvlJc w:val="left"/>
+      <w:pPr>
+        <w:ind w:left="440" w:hanging="440"/>
+      </w:pPr>
+      <w:rPr>
+        <w:b/>
+        <w:bCs/>
+      </w:rPr>
+    </w:lvl>
+    <w:lvl w:ilvl="1" w:tplc="04090019" w:tentative="1">
+      <w:start w:val="1"/>
+      <w:numFmt w:val="lowerLetter"/>
+      <w:lvlText w:val="%2)"/>
+      <w:lvlJc w:val="left"/>
+      <w:pPr>
+        <w:ind w:left="880" w:hanging="440"/>
+      </w:pPr>
+    </w:lvl>
+    <w:lvl w:ilvl="2" w:tplc="0409001B" w:tentative="1">
+      <w:start w:val="1"/>
+      <w:numFmt w:val="lowerRoman"/>
+      <w:lvlText w:val="%3."/>
+      <w:lvlJc w:val="right"/>
+      <w:pPr>
+        <w:ind w:left="1320" w:hanging="440"/>
+      </w:pPr>
+    </w:lvl>
+    <w:lvl w:ilvl="3" w:tplc="0409000F" w:tentative="1">
+      <w:start w:val="1"/>
+      <w:numFmt w:val="decimal"/>
+      <w:lvlText w:val="%4."/>
+      <w:lvlJc w:val="left"/>
+      <w:pPr>
+        <w:ind w:left="1760" w:hanging="440"/>
+      </w:pPr>
+    </w:lvl>
+    <w:lvl w:ilvl="4" w:tplc="04090019" w:tentative="1">
+      <w:start w:val="1"/>
+      <w:numFmt w:val="lowerLetter"/>
+      <w:lvlText w:val="%5)"/>
+      <w:lvlJc w:val="left"/>
+      <w:pPr>
+        <w:ind w:left="2200" w:hanging="440"/>
+      </w:pPr>
+    </w:lvl>
+    <w:lvl w:ilvl="5" w:tplc="0409001B" w:tentative="1">
+      <w:start w:val="1"/>
+      <w:numFmt w:val="lowerRoman"/>
+      <w:lvlText w:val="%6."/>
+      <w:lvlJc w:val="right"/>
+      <w:pPr>
+        <w:ind w:left="2640" w:hanging="440"/>
+      </w:pPr>
+    </w:lvl>
+    <w:lvl w:ilvl="6" w:tplc="0409000F" w:tentative="1">
+      <w:start w:val="1"/>
+      <w:numFmt w:val="decimal"/>
+      <w:lvlText w:val="%7."/>
+      <w:lvlJc w:val="left"/>
+      <w:pPr>
+        <w:ind w:left="3080" w:hanging="440"/>
+      </w:pPr>
+    </w:lvl>
+    <w:lvl w:ilvl="7" w:tplc="04090019" w:tentative="1">
+      <w:start w:val="1"/>
+      <w:numFmt w:val="lowerLetter"/>
+      <w:lvlText w:val="%8)"/>
+      <w:lvlJc w:val="left"/>
+      <w:pPr>
+        <w:ind w:left="3520" w:hanging="440"/>
+      </w:pPr>
+    </w:lvl>
+    <w:lvl w:ilvl="8" w:tplc="0409001B" w:tentative="1">
+      <w:start w:val="1"/>
+      <w:numFmt w:val="lowerRoman"/>
+      <w:lvlText w:val="%9."/>
+      <w:lvlJc w:val="right"/>
+      <w:pPr>
+        <w:ind w:left="3960" w:hanging="440"/>
+      </w:pPr>
+    </w:lvl>
+  </w:abstractNum>
+  <w:abstractNum w:abstractNumId="3" w15:restartNumberingAfterBreak="0">
+    <w:nsid w:val="07556539"/>
+    <w:multiLevelType w:val="hybridMultilevel"/>
+    <w:tmpl w:val="F132AF0C"/>
+    <w:lvl w:ilvl="0" w:tplc="04090001">
+      <w:start w:val="1"/>
+      <w:numFmt w:val="bullet"/>
+      <w:lvlText w:val=""/>
+      <w:lvlJc w:val="left"/>
+      <w:pPr>
+        <w:ind w:left="440" w:hanging="440"/>
+      </w:pPr>
+      <w:rPr>
+        <w:rFonts w:ascii="Wingdings" w:hAnsi="Wingdings" w:hint="default"/>
+      </w:rPr>
+    </w:lvl>
+    <w:lvl w:ilvl="1" w:tplc="04090003" w:tentative="1">
+      <w:start w:val="1"/>
+      <w:numFmt w:val="bullet"/>
+      <w:lvlText w:val=""/>
+      <w:lvlJc w:val="left"/>
+      <w:pPr>
+        <w:ind w:left="880" w:hanging="440"/>
+      </w:pPr>
+      <w:rPr>
+        <w:rFonts w:ascii="Wingdings" w:hAnsi="Wingdings" w:hint="default"/>
+      </w:rPr>
+    </w:lvl>
+    <w:lvl w:ilvl="2" w:tplc="04090005" w:tentative="1">
+      <w:start w:val="1"/>
+      <w:numFmt w:val="bullet"/>
+      <w:lvlText w:val=""/>
+      <w:lvlJc w:val="left"/>
+      <w:pPr>
+        <w:ind w:left="1320" w:hanging="440"/>
+      </w:pPr>
+      <w:rPr>
+        <w:rFonts w:ascii="Wingdings" w:hAnsi="Wingdings" w:hint="default"/>
+      </w:rPr>
+    </w:lvl>
+    <w:lvl w:ilvl="3" w:tplc="04090001" w:tentative="1">
+      <w:start w:val="1"/>
+      <w:numFmt w:val="bullet"/>
+      <w:lvlText w:val=""/>
+      <w:lvlJc w:val="left"/>
+      <w:pPr>
+        <w:ind w:left="1760" w:hanging="440"/>
+      </w:pPr>
+      <w:rPr>
+        <w:rFonts w:ascii="Wingdings" w:hAnsi="Wingdings" w:hint="default"/>
+      </w:rPr>
+    </w:lvl>
+    <w:lvl w:ilvl="4" w:tplc="04090003" w:tentative="1">
+      <w:start w:val="1"/>
+      <w:numFmt w:val="bullet"/>
+      <w:lvlText w:val=""/>
+      <w:lvlJc w:val="left"/>
+      <w:pPr>
+        <w:ind w:left="2200" w:hanging="440"/>
+      </w:pPr>
+      <w:rPr>
+        <w:rFonts w:ascii="Wingdings" w:hAnsi="Wingdings" w:hint="default"/>
+      </w:rPr>
+    </w:lvl>
+    <w:lvl w:ilvl="5" w:tplc="04090005" w:tentative="1">
+      <w:start w:val="1"/>
+      <w:numFmt w:val="bullet"/>
+      <w:lvlText w:val=""/>
+      <w:lvlJc w:val="left"/>
+      <w:pPr>
+        <w:ind w:left="2640" w:hanging="440"/>
+      </w:pPr>
+      <w:rPr>
+        <w:rFonts w:ascii="Wingdings" w:hAnsi="Wingdings" w:hint="default"/>
+      </w:rPr>
+    </w:lvl>
+    <w:lvl w:ilvl="6" w:tplc="04090001" w:tentative="1">
+      <w:start w:val="1"/>
+      <w:numFmt w:val="bullet"/>
+      <w:lvlText w:val=""/>
+      <w:lvlJc w:val="left"/>
+      <w:pPr>
+        <w:ind w:left="3080" w:hanging="440"/>
+      </w:pPr>
+      <w:rPr>
+        <w:rFonts w:ascii="Wingdings" w:hAnsi="Wingdings" w:hint="default"/>
+      </w:rPr>
+    </w:lvl>
+    <w:lvl w:ilvl="7" w:tplc="04090003" w:tentative="1">
+      <w:start w:val="1"/>
+      <w:numFmt w:val="bullet"/>
+      <w:lvlText w:val=""/>
+      <w:lvlJc w:val="left"/>
+      <w:pPr>
+        <w:ind w:left="3520" w:hanging="440"/>
+      </w:pPr>
+      <w:rPr>
+        <w:rFonts w:ascii="Wingdings" w:hAnsi="Wingdings" w:hint="default"/>
+      </w:rPr>
+    </w:lvl>
+    <w:lvl w:ilvl="8" w:tplc="04090005" w:tentative="1">
+      <w:start w:val="1"/>
+      <w:numFmt w:val="bullet"/>
+      <w:lvlText w:val=""/>
+      <w:lvlJc w:val="left"/>
+      <w:pPr>
+        <w:ind w:left="3960" w:hanging="440"/>
+      </w:pPr>
+      <w:rPr>
+        <w:rFonts w:ascii="Wingdings" w:hAnsi="Wingdings" w:hint="default"/>
+      </w:rPr>
+    </w:lvl>
+  </w:abstractNum>
+  <w:abstractNum w:abstractNumId="4" w15:restartNumberingAfterBreak="0">
+    <w:nsid w:val="084749E2"/>
+    <w:multiLevelType w:val="hybridMultilevel"/>
+    <w:tmpl w:val="B0CC3222"/>
+    <w:lvl w:ilvl="0" w:tplc="04090001">
+      <w:start w:val="1"/>
+      <w:numFmt w:val="bullet"/>
+      <w:lvlText w:val=""/>
+      <w:lvlJc w:val="left"/>
+      <w:pPr>
+        <w:ind w:left="880" w:hanging="440"/>
+      </w:pPr>
+      <w:rPr>
+        <w:rFonts w:ascii="Wingdings" w:hAnsi="Wingdings" w:hint="default"/>
+      </w:rPr>
+    </w:lvl>
+    <w:lvl w:ilvl="1" w:tplc="04090003">
+      <w:start w:val="1"/>
+      <w:numFmt w:val="bullet"/>
+      <w:lvlText w:val=""/>
+      <w:lvlJc w:val="left"/>
+      <w:pPr>
+        <w:ind w:left="1320" w:hanging="440"/>
+      </w:pPr>
+      <w:rPr>
+        <w:rFonts w:ascii="Wingdings" w:hAnsi="Wingdings" w:hint="default"/>
+      </w:rPr>
+    </w:lvl>
+    <w:lvl w:ilvl="2" w:tplc="04090005" w:tentative="1">
+      <w:start w:val="1"/>
+      <w:numFmt w:val="bullet"/>
+      <w:lvlText w:val=""/>
+      <w:lvlJc w:val="left"/>
+      <w:pPr>
+        <w:ind w:left="1760" w:hanging="440"/>
+      </w:pPr>
+      <w:rPr>
+        <w:rFonts w:ascii="Wingdings" w:hAnsi="Wingdings" w:hint="default"/>
+      </w:rPr>
+    </w:lvl>
+    <w:lvl w:ilvl="3" w:tplc="04090001" w:tentative="1">
+      <w:start w:val="1"/>
+      <w:numFmt w:val="bullet"/>
+      <w:lvlText w:val=""/>
+      <w:lvlJc w:val="left"/>
+      <w:pPr>
+        <w:ind w:left="2200" w:hanging="440"/>
+      </w:pPr>
+      <w:rPr>
+        <w:rFonts w:ascii="Wingdings" w:hAnsi="Wingdings" w:hint="default"/>
+      </w:rPr>
+    </w:lvl>
+    <w:lvl w:ilvl="4" w:tplc="04090003" w:tentative="1">
+      <w:start w:val="1"/>
+      <w:numFmt w:val="bullet"/>
+      <w:lvlText w:val=""/>
+      <w:lvlJc w:val="left"/>
+      <w:pPr>
+        <w:ind w:left="2640" w:hanging="440"/>
+      </w:pPr>
+      <w:rPr>
+        <w:rFonts w:ascii="Wingdings" w:hAnsi="Wingdings" w:hint="default"/>
+      </w:rPr>
+    </w:lvl>
+    <w:lvl w:ilvl="5" w:tplc="04090005" w:tentative="1">
+      <w:start w:val="1"/>
+      <w:numFmt w:val="bullet"/>
+      <w:lvlText w:val=""/>
+      <w:lvlJc w:val="left"/>
+      <w:pPr>
+        <w:ind w:left="3080" w:hanging="440"/>
+      </w:pPr>
+      <w:rPr>
+        <w:rFonts w:ascii="Wingdings" w:hAnsi="Wingdings" w:hint="default"/>
+      </w:rPr>
+    </w:lvl>
+    <w:lvl w:ilvl="6" w:tplc="04090001" w:tentative="1">
+      <w:start w:val="1"/>
+      <w:numFmt w:val="bullet"/>
+      <w:lvlText w:val=""/>
+      <w:lvlJc w:val="left"/>
+      <w:pPr>
+        <w:ind w:left="3520" w:hanging="440"/>
+      </w:pPr>
+      <w:rPr>
+        <w:rFonts w:ascii="Wingdings" w:hAnsi="Wingdings" w:hint="default"/>
+      </w:rPr>
+    </w:lvl>
+    <w:lvl w:ilvl="7" w:tplc="04090003" w:tentative="1">
+      <w:start w:val="1"/>
+      <w:numFmt w:val="bullet"/>
+      <w:lvlText w:val=""/>
+      <w:lvlJc w:val="left"/>
+      <w:pPr>
+        <w:ind w:left="3960" w:hanging="440"/>
+      </w:pPr>
+      <w:rPr>
+        <w:rFonts w:ascii="Wingdings" w:hAnsi="Wingdings" w:hint="default"/>
+      </w:rPr>
+    </w:lvl>
+    <w:lvl w:ilvl="8" w:tplc="04090005" w:tentative="1">
+      <w:start w:val="1"/>
+      <w:numFmt w:val="bullet"/>
+      <w:lvlText w:val=""/>
+      <w:lvlJc w:val="left"/>
+      <w:pPr>
+        <w:ind w:left="4400" w:hanging="440"/>
+      </w:pPr>
+      <w:rPr>
+        <w:rFonts w:ascii="Wingdings" w:hAnsi="Wingdings" w:hint="default"/>
+      </w:rPr>
+    </w:lvl>
+  </w:abstractNum>
+  <w:abstractNum w:abstractNumId="5" w15:restartNumberingAfterBreak="0">
+    <w:nsid w:val="0D3D01CF"/>
+    <w:multiLevelType w:val="hybridMultilevel"/>
+    <w:tmpl w:val="188895D6"/>
+    <w:lvl w:ilvl="0" w:tplc="04090001">
+      <w:start w:val="1"/>
+      <w:numFmt w:val="bullet"/>
+      <w:lvlText w:val=""/>
+      <w:lvlJc w:val="left"/>
+      <w:pPr>
+        <w:ind w:left="880" w:hanging="440"/>
+      </w:pPr>
+      <w:rPr>
+        <w:rFonts w:ascii="Wingdings" w:hAnsi="Wingdings" w:hint="default"/>
+      </w:rPr>
+    </w:lvl>
+    <w:lvl w:ilvl="1" w:tplc="04090003" w:tentative="1">
+      <w:start w:val="1"/>
+      <w:numFmt w:val="bullet"/>
+      <w:lvlText w:val=""/>
+      <w:lvlJc w:val="left"/>
+      <w:pPr>
+        <w:ind w:left="1320" w:hanging="440"/>
+      </w:pPr>
+      <w:rPr>
+        <w:rFonts w:ascii="Wingdings" w:hAnsi="Wingdings" w:hint="default"/>
+      </w:rPr>
+    </w:lvl>
+    <w:lvl w:ilvl="2" w:tplc="04090005" w:tentative="1">
+      <w:start w:val="1"/>
+      <w:numFmt w:val="bullet"/>
+      <w:lvlText w:val=""/>
+      <w:lvlJc w:val="left"/>
+      <w:pPr>
+        <w:ind w:left="1760" w:hanging="440"/>
+      </w:pPr>
+      <w:rPr>
+        <w:rFonts w:ascii="Wingdings" w:hAnsi="Wingdings" w:hint="default"/>
+      </w:rPr>
+    </w:lvl>
+    <w:lvl w:ilvl="3" w:tplc="04090001" w:tentative="1">
+      <w:start w:val="1"/>
+      <w:numFmt w:val="bullet"/>
+      <w:lvlText w:val=""/>
+      <w:lvlJc w:val="left"/>
+      <w:pPr>
+        <w:ind w:left="2200" w:hanging="440"/>
+      </w:pPr>
+      <w:rPr>
+        <w:rFonts w:ascii="Wingdings" w:hAnsi="Wingdings" w:hint="default"/>
+      </w:rPr>
+    </w:lvl>
+    <w:lvl w:ilvl="4" w:tplc="04090003" w:tentative="1">
+      <w:start w:val="1"/>
+      <w:numFmt w:val="bullet"/>
+      <w:lvlText w:val=""/>
+      <w:lvlJc w:val="left"/>
+      <w:pPr>
+        <w:ind w:left="2640" w:hanging="440"/>
+      </w:pPr>
+      <w:rPr>
+        <w:rFonts w:ascii="Wingdings" w:hAnsi="Wingdings" w:hint="default"/>
+      </w:rPr>
+    </w:lvl>
+    <w:lvl w:ilvl="5" w:tplc="04090005" w:tentative="1">
+      <w:start w:val="1"/>
+      <w:numFmt w:val="bullet"/>
+      <w:lvlText w:val=""/>
+      <w:lvlJc w:val="left"/>
+      <w:pPr>
+        <w:ind w:left="3080" w:hanging="440"/>
+      </w:pPr>
+      <w:rPr>
+        <w:rFonts w:ascii="Wingdings" w:hAnsi="Wingdings" w:hint="default"/>
+      </w:rPr>
+    </w:lvl>
+    <w:lvl w:ilvl="6" w:tplc="04090001" w:tentative="1">
+      <w:start w:val="1"/>
+      <w:numFmt w:val="bullet"/>
+      <w:lvlText w:val=""/>
+      <w:lvlJc w:val="left"/>
+      <w:pPr>
+        <w:ind w:left="3520" w:hanging="440"/>
+      </w:pPr>
+      <w:rPr>
+        <w:rFonts w:ascii="Wingdings" w:hAnsi="Wingdings" w:hint="default"/>
+      </w:rPr>
+    </w:lvl>
+    <w:lvl w:ilvl="7" w:tplc="04090003" w:tentative="1">
+      <w:start w:val="1"/>
+      <w:numFmt w:val="bullet"/>
+      <w:lvlText w:val=""/>
+      <w:lvlJc w:val="left"/>
+      <w:pPr>
+        <w:ind w:left="3960" w:hanging="440"/>
+      </w:pPr>
+      <w:rPr>
+        <w:rFonts w:ascii="Wingdings" w:hAnsi="Wingdings" w:hint="default"/>
+      </w:rPr>
+    </w:lvl>
+    <w:lvl w:ilvl="8" w:tplc="04090005" w:tentative="1">
+      <w:start w:val="1"/>
+      <w:numFmt w:val="bullet"/>
+      <w:lvlText w:val=""/>
+      <w:lvlJc w:val="left"/>
+      <w:pPr>
+        <w:ind w:left="4400" w:hanging="440"/>
+      </w:pPr>
+      <w:rPr>
+        <w:rFonts w:ascii="Wingdings" w:hAnsi="Wingdings" w:hint="default"/>
+      </w:rPr>
+    </w:lvl>
+  </w:abstractNum>
+  <w:abstractNum w:abstractNumId="6" w15:restartNumberingAfterBreak="0">
+    <w:nsid w:val="1AAC6299"/>
+    <w:multiLevelType w:val="hybridMultilevel"/>
+    <w:tmpl w:val="AFCA4A36"/>
+    <w:lvl w:ilvl="0" w:tplc="04090001">
+      <w:start w:val="1"/>
+      <w:numFmt w:val="bullet"/>
+      <w:lvlText w:val=""/>
+      <w:lvlJc w:val="left"/>
+      <w:pPr>
+        <w:ind w:left="880" w:hanging="440"/>
+      </w:pPr>
+      <w:rPr>
+        <w:rFonts w:ascii="Wingdings" w:hAnsi="Wingdings" w:hint="default"/>
+      </w:rPr>
+    </w:lvl>
+    <w:lvl w:ilvl="1" w:tplc="04090003" w:tentative="1">
+      <w:start w:val="1"/>
+      <w:numFmt w:val="bullet"/>
+      <w:lvlText w:val=""/>
+      <w:lvlJc w:val="left"/>
+      <w:pPr>
+        <w:ind w:left="1320" w:hanging="440"/>
+      </w:pPr>
+      <w:rPr>
+        <w:rFonts w:ascii="Wingdings" w:hAnsi="Wingdings" w:hint="default"/>
+      </w:rPr>
+    </w:lvl>
+    <w:lvl w:ilvl="2" w:tplc="04090005" w:tentative="1">
+      <w:start w:val="1"/>
+      <w:numFmt w:val="bullet"/>
+      <w:lvlText w:val=""/>
+      <w:lvlJc w:val="left"/>
+      <w:pPr>
+        <w:ind w:left="1760" w:hanging="440"/>
+      </w:pPr>
+      <w:rPr>
+        <w:rFonts w:ascii="Wingdings" w:hAnsi="Wingdings" w:hint="default"/>
+      </w:rPr>
+    </w:lvl>
+    <w:lvl w:ilvl="3" w:tplc="04090001" w:tentative="1">
+      <w:start w:val="1"/>
+      <w:numFmt w:val="bullet"/>
+      <w:lvlText w:val=""/>
+      <w:lvlJc w:val="left"/>
+      <w:pPr>
+        <w:ind w:left="2200" w:hanging="440"/>
+      </w:pPr>
+      <w:rPr>
+        <w:rFonts w:ascii="Wingdings" w:hAnsi="Wingdings" w:hint="default"/>
+      </w:rPr>
+    </w:lvl>
+    <w:lvl w:ilvl="4" w:tplc="04090003" w:tentative="1">
+      <w:start w:val="1"/>
+      <w:numFmt w:val="bullet"/>
+      <w:lvlText w:val=""/>
+      <w:lvlJc w:val="left"/>
+      <w:pPr>
+        <w:ind w:left="2640" w:hanging="440"/>
+      </w:pPr>
+      <w:rPr>
+        <w:rFonts w:ascii="Wingdings" w:hAnsi="Wingdings" w:hint="default"/>
+      </w:rPr>
+    </w:lvl>
+    <w:lvl w:ilvl="5" w:tplc="04090005" w:tentative="1">
+      <w:start w:val="1"/>
+      <w:numFmt w:val="bullet"/>
+      <w:lvlText w:val=""/>
+      <w:lvlJc w:val="left"/>
+      <w:pPr>
+        <w:ind w:left="3080" w:hanging="440"/>
+      </w:pPr>
+      <w:rPr>
+        <w:rFonts w:ascii="Wingdings" w:hAnsi="Wingdings" w:hint="default"/>
+      </w:rPr>
+    </w:lvl>
+    <w:lvl w:ilvl="6" w:tplc="04090001" w:tentative="1">
+      <w:start w:val="1"/>
+      <w:numFmt w:val="bullet"/>
+      <w:lvlText w:val=""/>
+      <w:lvlJc w:val="left"/>
+      <w:pPr>
+        <w:ind w:left="3520" w:hanging="440"/>
+      </w:pPr>
+      <w:rPr>
+        <w:rFonts w:ascii="Wingdings" w:hAnsi="Wingdings" w:hint="default"/>
+      </w:rPr>
+    </w:lvl>
+    <w:lvl w:ilvl="7" w:tplc="04090003" w:tentative="1">
+      <w:start w:val="1"/>
+      <w:numFmt w:val="bullet"/>
+      <w:lvlText w:val=""/>
+      <w:lvlJc w:val="left"/>
+      <w:pPr>
+        <w:ind w:left="3960" w:hanging="440"/>
+      </w:pPr>
+      <w:rPr>
+        <w:rFonts w:ascii="Wingdings" w:hAnsi="Wingdings" w:hint="default"/>
+      </w:rPr>
+    </w:lvl>
+    <w:lvl w:ilvl="8" w:tplc="04090005" w:tentative="1">
+      <w:start w:val="1"/>
+      <w:numFmt w:val="bullet"/>
+      <w:lvlText w:val=""/>
+      <w:lvlJc w:val="left"/>
+      <w:pPr>
+        <w:ind w:left="4400" w:hanging="440"/>
+      </w:pPr>
+      <w:rPr>
+        <w:rFonts w:ascii="Wingdings" w:hAnsi="Wingdings" w:hint="default"/>
+      </w:rPr>
+    </w:lvl>
+  </w:abstractNum>
+  <w:abstractNum w:abstractNumId="7" w15:restartNumberingAfterBreak="0">
     <w:nsid w:val="25322FF7"/>
     <w:multiLevelType w:val="multilevel"/>
     <w:tmpl w:val="A0CE94D4"/>
@@ -1693,50 +5915,880 @@
       </w:rPr>
     </w:lvl>
   </w:abstractNum>
+  <w:abstractNum w:abstractNumId="8" w15:restartNumberingAfterBreak="0">
+    <w:nsid w:val="26136FE5"/>
+    <w:multiLevelType w:val="hybridMultilevel"/>
+    <w:tmpl w:val="03F29534"/>
+    <w:lvl w:ilvl="0" w:tplc="60C01860">
+      <w:start w:val="1"/>
+      <w:numFmt w:val="decimal"/>
+      <w:lvlText w:val="%1."/>
+      <w:lvlJc w:val="left"/>
+      <w:pPr>
+        <w:ind w:left="440" w:hanging="440"/>
+      </w:pPr>
+      <w:rPr>
+        <w:b/>
+        <w:bCs/>
+      </w:rPr>
+    </w:lvl>
+    <w:lvl w:ilvl="1" w:tplc="04090019" w:tentative="1">
+      <w:start w:val="1"/>
+      <w:numFmt w:val="lowerLetter"/>
+      <w:lvlText w:val="%2)"/>
+      <w:lvlJc w:val="left"/>
+      <w:pPr>
+        <w:ind w:left="880" w:hanging="440"/>
+      </w:pPr>
+    </w:lvl>
+    <w:lvl w:ilvl="2" w:tplc="0409001B" w:tentative="1">
+      <w:start w:val="1"/>
+      <w:numFmt w:val="lowerRoman"/>
+      <w:lvlText w:val="%3."/>
+      <w:lvlJc w:val="right"/>
+      <w:pPr>
+        <w:ind w:left="1320" w:hanging="440"/>
+      </w:pPr>
+    </w:lvl>
+    <w:lvl w:ilvl="3" w:tplc="0409000F" w:tentative="1">
+      <w:start w:val="1"/>
+      <w:numFmt w:val="decimal"/>
+      <w:lvlText w:val="%4."/>
+      <w:lvlJc w:val="left"/>
+      <w:pPr>
+        <w:ind w:left="1760" w:hanging="440"/>
+      </w:pPr>
+    </w:lvl>
+    <w:lvl w:ilvl="4" w:tplc="04090019" w:tentative="1">
+      <w:start w:val="1"/>
+      <w:numFmt w:val="lowerLetter"/>
+      <w:lvlText w:val="%5)"/>
+      <w:lvlJc w:val="left"/>
+      <w:pPr>
+        <w:ind w:left="2200" w:hanging="440"/>
+      </w:pPr>
+    </w:lvl>
+    <w:lvl w:ilvl="5" w:tplc="0409001B" w:tentative="1">
+      <w:start w:val="1"/>
+      <w:numFmt w:val="lowerRoman"/>
+      <w:lvlText w:val="%6."/>
+      <w:lvlJc w:val="right"/>
+      <w:pPr>
+        <w:ind w:left="2640" w:hanging="440"/>
+      </w:pPr>
+    </w:lvl>
+    <w:lvl w:ilvl="6" w:tplc="0409000F" w:tentative="1">
+      <w:start w:val="1"/>
+      <w:numFmt w:val="decimal"/>
+      <w:lvlText w:val="%7."/>
+      <w:lvlJc w:val="left"/>
+      <w:pPr>
+        <w:ind w:left="3080" w:hanging="440"/>
+      </w:pPr>
+    </w:lvl>
+    <w:lvl w:ilvl="7" w:tplc="04090019" w:tentative="1">
+      <w:start w:val="1"/>
+      <w:numFmt w:val="lowerLetter"/>
+      <w:lvlText w:val="%8)"/>
+      <w:lvlJc w:val="left"/>
+      <w:pPr>
+        <w:ind w:left="3520" w:hanging="440"/>
+      </w:pPr>
+    </w:lvl>
+    <w:lvl w:ilvl="8" w:tplc="0409001B" w:tentative="1">
+      <w:start w:val="1"/>
+      <w:numFmt w:val="lowerRoman"/>
+      <w:lvlText w:val="%9."/>
+      <w:lvlJc w:val="right"/>
+      <w:pPr>
+        <w:ind w:left="3960" w:hanging="440"/>
+      </w:pPr>
+    </w:lvl>
+  </w:abstractNum>
+  <w:abstractNum w:abstractNumId="9" w15:restartNumberingAfterBreak="0">
+    <w:nsid w:val="512E22FE"/>
+    <w:multiLevelType w:val="hybridMultilevel"/>
+    <w:tmpl w:val="565ED08E"/>
+    <w:lvl w:ilvl="0" w:tplc="04090001">
+      <w:start w:val="1"/>
+      <w:numFmt w:val="bullet"/>
+      <w:lvlText w:val=""/>
+      <w:lvlJc w:val="left"/>
+      <w:pPr>
+        <w:ind w:left="440" w:hanging="440"/>
+      </w:pPr>
+      <w:rPr>
+        <w:rFonts w:ascii="Wingdings" w:hAnsi="Wingdings" w:hint="default"/>
+      </w:rPr>
+    </w:lvl>
+    <w:lvl w:ilvl="1" w:tplc="04090003" w:tentative="1">
+      <w:start w:val="1"/>
+      <w:numFmt w:val="bullet"/>
+      <w:lvlText w:val=""/>
+      <w:lvlJc w:val="left"/>
+      <w:pPr>
+        <w:ind w:left="880" w:hanging="440"/>
+      </w:pPr>
+      <w:rPr>
+        <w:rFonts w:ascii="Wingdings" w:hAnsi="Wingdings" w:hint="default"/>
+      </w:rPr>
+    </w:lvl>
+    <w:lvl w:ilvl="2" w:tplc="04090005" w:tentative="1">
+      <w:start w:val="1"/>
+      <w:numFmt w:val="bullet"/>
+      <w:lvlText w:val=""/>
+      <w:lvlJc w:val="left"/>
+      <w:pPr>
+        <w:ind w:left="1320" w:hanging="440"/>
+      </w:pPr>
+      <w:rPr>
+        <w:rFonts w:ascii="Wingdings" w:hAnsi="Wingdings" w:hint="default"/>
+      </w:rPr>
+    </w:lvl>
+    <w:lvl w:ilvl="3" w:tplc="04090001" w:tentative="1">
+      <w:start w:val="1"/>
+      <w:numFmt w:val="bullet"/>
+      <w:lvlText w:val=""/>
+      <w:lvlJc w:val="left"/>
+      <w:pPr>
+        <w:ind w:left="1760" w:hanging="440"/>
+      </w:pPr>
+      <w:rPr>
+        <w:rFonts w:ascii="Wingdings" w:hAnsi="Wingdings" w:hint="default"/>
+      </w:rPr>
+    </w:lvl>
+    <w:lvl w:ilvl="4" w:tplc="04090003" w:tentative="1">
+      <w:start w:val="1"/>
+      <w:numFmt w:val="bullet"/>
+      <w:lvlText w:val=""/>
+      <w:lvlJc w:val="left"/>
+      <w:pPr>
+        <w:ind w:left="2200" w:hanging="440"/>
+      </w:pPr>
+      <w:rPr>
+        <w:rFonts w:ascii="Wingdings" w:hAnsi="Wingdings" w:hint="default"/>
+      </w:rPr>
+    </w:lvl>
+    <w:lvl w:ilvl="5" w:tplc="04090005" w:tentative="1">
+      <w:start w:val="1"/>
+      <w:numFmt w:val="bullet"/>
+      <w:lvlText w:val=""/>
+      <w:lvlJc w:val="left"/>
+      <w:pPr>
+        <w:ind w:left="2640" w:hanging="440"/>
+      </w:pPr>
+      <w:rPr>
+        <w:rFonts w:ascii="Wingdings" w:hAnsi="Wingdings" w:hint="default"/>
+      </w:rPr>
+    </w:lvl>
+    <w:lvl w:ilvl="6" w:tplc="04090001" w:tentative="1">
+      <w:start w:val="1"/>
+      <w:numFmt w:val="bullet"/>
+      <w:lvlText w:val=""/>
+      <w:lvlJc w:val="left"/>
+      <w:pPr>
+        <w:ind w:left="3080" w:hanging="440"/>
+      </w:pPr>
+      <w:rPr>
+        <w:rFonts w:ascii="Wingdings" w:hAnsi="Wingdings" w:hint="default"/>
+      </w:rPr>
+    </w:lvl>
+    <w:lvl w:ilvl="7" w:tplc="04090003" w:tentative="1">
+      <w:start w:val="1"/>
+      <w:numFmt w:val="bullet"/>
+      <w:lvlText w:val=""/>
+      <w:lvlJc w:val="left"/>
+      <w:pPr>
+        <w:ind w:left="3520" w:hanging="440"/>
+      </w:pPr>
+      <w:rPr>
+        <w:rFonts w:ascii="Wingdings" w:hAnsi="Wingdings" w:hint="default"/>
+      </w:rPr>
+    </w:lvl>
+    <w:lvl w:ilvl="8" w:tplc="04090005" w:tentative="1">
+      <w:start w:val="1"/>
+      <w:numFmt w:val="bullet"/>
+      <w:lvlText w:val=""/>
+      <w:lvlJc w:val="left"/>
+      <w:pPr>
+        <w:ind w:left="3960" w:hanging="440"/>
+      </w:pPr>
+      <w:rPr>
+        <w:rFonts w:ascii="Wingdings" w:hAnsi="Wingdings" w:hint="default"/>
+      </w:rPr>
+    </w:lvl>
+  </w:abstractNum>
+  <w:abstractNum w:abstractNumId="10" w15:restartNumberingAfterBreak="0">
+    <w:nsid w:val="5506073B"/>
+    <w:multiLevelType w:val="hybridMultilevel"/>
+    <w:tmpl w:val="1ED05562"/>
+    <w:lvl w:ilvl="0" w:tplc="60C01860">
+      <w:start w:val="1"/>
+      <w:numFmt w:val="decimal"/>
+      <w:lvlText w:val="%1."/>
+      <w:lvlJc w:val="left"/>
+      <w:pPr>
+        <w:ind w:left="440" w:hanging="440"/>
+      </w:pPr>
+      <w:rPr>
+        <w:b/>
+        <w:bCs/>
+      </w:rPr>
+    </w:lvl>
+    <w:lvl w:ilvl="1" w:tplc="04090019" w:tentative="1">
+      <w:start w:val="1"/>
+      <w:numFmt w:val="lowerLetter"/>
+      <w:lvlText w:val="%2)"/>
+      <w:lvlJc w:val="left"/>
+      <w:pPr>
+        <w:ind w:left="880" w:hanging="440"/>
+      </w:pPr>
+    </w:lvl>
+    <w:lvl w:ilvl="2" w:tplc="0409001B" w:tentative="1">
+      <w:start w:val="1"/>
+      <w:numFmt w:val="lowerRoman"/>
+      <w:lvlText w:val="%3."/>
+      <w:lvlJc w:val="right"/>
+      <w:pPr>
+        <w:ind w:left="1320" w:hanging="440"/>
+      </w:pPr>
+    </w:lvl>
+    <w:lvl w:ilvl="3" w:tplc="0409000F" w:tentative="1">
+      <w:start w:val="1"/>
+      <w:numFmt w:val="decimal"/>
+      <w:lvlText w:val="%4."/>
+      <w:lvlJc w:val="left"/>
+      <w:pPr>
+        <w:ind w:left="1760" w:hanging="440"/>
+      </w:pPr>
+    </w:lvl>
+    <w:lvl w:ilvl="4" w:tplc="04090019" w:tentative="1">
+      <w:start w:val="1"/>
+      <w:numFmt w:val="lowerLetter"/>
+      <w:lvlText w:val="%5)"/>
+      <w:lvlJc w:val="left"/>
+      <w:pPr>
+        <w:ind w:left="2200" w:hanging="440"/>
+      </w:pPr>
+    </w:lvl>
+    <w:lvl w:ilvl="5" w:tplc="0409001B" w:tentative="1">
+      <w:start w:val="1"/>
+      <w:numFmt w:val="lowerRoman"/>
+      <w:lvlText w:val="%6."/>
+      <w:lvlJc w:val="right"/>
+      <w:pPr>
+        <w:ind w:left="2640" w:hanging="440"/>
+      </w:pPr>
+    </w:lvl>
+    <w:lvl w:ilvl="6" w:tplc="0409000F" w:tentative="1">
+      <w:start w:val="1"/>
+      <w:numFmt w:val="decimal"/>
+      <w:lvlText w:val="%7."/>
+      <w:lvlJc w:val="left"/>
+      <w:pPr>
+        <w:ind w:left="3080" w:hanging="440"/>
+      </w:pPr>
+    </w:lvl>
+    <w:lvl w:ilvl="7" w:tplc="04090019" w:tentative="1">
+      <w:start w:val="1"/>
+      <w:numFmt w:val="lowerLetter"/>
+      <w:lvlText w:val="%8)"/>
+      <w:lvlJc w:val="left"/>
+      <w:pPr>
+        <w:ind w:left="3520" w:hanging="440"/>
+      </w:pPr>
+    </w:lvl>
+    <w:lvl w:ilvl="8" w:tplc="0409001B" w:tentative="1">
+      <w:start w:val="1"/>
+      <w:numFmt w:val="lowerRoman"/>
+      <w:lvlText w:val="%9."/>
+      <w:lvlJc w:val="right"/>
+      <w:pPr>
+        <w:ind w:left="3960" w:hanging="440"/>
+      </w:pPr>
+    </w:lvl>
+  </w:abstractNum>
+  <w:abstractNum w:abstractNumId="11" w15:restartNumberingAfterBreak="0">
+    <w:nsid w:val="6DD30421"/>
+    <w:multiLevelType w:val="hybridMultilevel"/>
+    <w:tmpl w:val="2432FE14"/>
+    <w:lvl w:ilvl="0" w:tplc="60C01860">
+      <w:start w:val="1"/>
+      <w:numFmt w:val="decimal"/>
+      <w:lvlText w:val="%1."/>
+      <w:lvlJc w:val="left"/>
+      <w:pPr>
+        <w:ind w:left="440" w:hanging="440"/>
+      </w:pPr>
+      <w:rPr>
+        <w:b/>
+        <w:bCs/>
+      </w:rPr>
+    </w:lvl>
+    <w:lvl w:ilvl="1" w:tplc="04090019" w:tentative="1">
+      <w:start w:val="1"/>
+      <w:numFmt w:val="lowerLetter"/>
+      <w:lvlText w:val="%2)"/>
+      <w:lvlJc w:val="left"/>
+      <w:pPr>
+        <w:ind w:left="880" w:hanging="440"/>
+      </w:pPr>
+    </w:lvl>
+    <w:lvl w:ilvl="2" w:tplc="0409001B" w:tentative="1">
+      <w:start w:val="1"/>
+      <w:numFmt w:val="lowerRoman"/>
+      <w:lvlText w:val="%3."/>
+      <w:lvlJc w:val="right"/>
+      <w:pPr>
+        <w:ind w:left="1320" w:hanging="440"/>
+      </w:pPr>
+    </w:lvl>
+    <w:lvl w:ilvl="3" w:tplc="0409000F" w:tentative="1">
+      <w:start w:val="1"/>
+      <w:numFmt w:val="decimal"/>
+      <w:lvlText w:val="%4."/>
+      <w:lvlJc w:val="left"/>
+      <w:pPr>
+        <w:ind w:left="1760" w:hanging="440"/>
+      </w:pPr>
+    </w:lvl>
+    <w:lvl w:ilvl="4" w:tplc="04090019" w:tentative="1">
+      <w:start w:val="1"/>
+      <w:numFmt w:val="lowerLetter"/>
+      <w:lvlText w:val="%5)"/>
+      <w:lvlJc w:val="left"/>
+      <w:pPr>
+        <w:ind w:left="2200" w:hanging="440"/>
+      </w:pPr>
+    </w:lvl>
+    <w:lvl w:ilvl="5" w:tplc="0409001B" w:tentative="1">
+      <w:start w:val="1"/>
+      <w:numFmt w:val="lowerRoman"/>
+      <w:lvlText w:val="%6."/>
+      <w:lvlJc w:val="right"/>
+      <w:pPr>
+        <w:ind w:left="2640" w:hanging="440"/>
+      </w:pPr>
+    </w:lvl>
+    <w:lvl w:ilvl="6" w:tplc="0409000F" w:tentative="1">
+      <w:start w:val="1"/>
+      <w:numFmt w:val="decimal"/>
+      <w:lvlText w:val="%7."/>
+      <w:lvlJc w:val="left"/>
+      <w:pPr>
+        <w:ind w:left="3080" w:hanging="440"/>
+      </w:pPr>
+    </w:lvl>
+    <w:lvl w:ilvl="7" w:tplc="04090019" w:tentative="1">
+      <w:start w:val="1"/>
+      <w:numFmt w:val="lowerLetter"/>
+      <w:lvlText w:val="%8)"/>
+      <w:lvlJc w:val="left"/>
+      <w:pPr>
+        <w:ind w:left="3520" w:hanging="440"/>
+      </w:pPr>
+    </w:lvl>
+    <w:lvl w:ilvl="8" w:tplc="0409001B" w:tentative="1">
+      <w:start w:val="1"/>
+      <w:numFmt w:val="lowerRoman"/>
+      <w:lvlText w:val="%9."/>
+      <w:lvlJc w:val="right"/>
+      <w:pPr>
+        <w:ind w:left="3960" w:hanging="440"/>
+      </w:pPr>
+    </w:lvl>
+  </w:abstractNum>
+  <w:abstractNum w:abstractNumId="12" w15:restartNumberingAfterBreak="0">
+    <w:nsid w:val="786D44FD"/>
+    <w:multiLevelType w:val="hybridMultilevel"/>
+    <w:tmpl w:val="5EC871E8"/>
+    <w:lvl w:ilvl="0" w:tplc="60C01860">
+      <w:start w:val="1"/>
+      <w:numFmt w:val="decimal"/>
+      <w:lvlText w:val="%1."/>
+      <w:lvlJc w:val="left"/>
+      <w:pPr>
+        <w:ind w:left="440" w:hanging="440"/>
+      </w:pPr>
+      <w:rPr>
+        <w:b/>
+        <w:bCs/>
+      </w:rPr>
+    </w:lvl>
+    <w:lvl w:ilvl="1" w:tplc="04090019" w:tentative="1">
+      <w:start w:val="1"/>
+      <w:numFmt w:val="lowerLetter"/>
+      <w:lvlText w:val="%2)"/>
+      <w:lvlJc w:val="left"/>
+      <w:pPr>
+        <w:ind w:left="880" w:hanging="440"/>
+      </w:pPr>
+    </w:lvl>
+    <w:lvl w:ilvl="2" w:tplc="0409001B" w:tentative="1">
+      <w:start w:val="1"/>
+      <w:numFmt w:val="lowerRoman"/>
+      <w:lvlText w:val="%3."/>
+      <w:lvlJc w:val="right"/>
+      <w:pPr>
+        <w:ind w:left="1320" w:hanging="440"/>
+      </w:pPr>
+    </w:lvl>
+    <w:lvl w:ilvl="3" w:tplc="0409000F" w:tentative="1">
+      <w:start w:val="1"/>
+      <w:numFmt w:val="decimal"/>
+      <w:lvlText w:val="%4."/>
+      <w:lvlJc w:val="left"/>
+      <w:pPr>
+        <w:ind w:left="1760" w:hanging="440"/>
+      </w:pPr>
+    </w:lvl>
+    <w:lvl w:ilvl="4" w:tplc="04090019" w:tentative="1">
+      <w:start w:val="1"/>
+      <w:numFmt w:val="lowerLetter"/>
+      <w:lvlText w:val="%5)"/>
+      <w:lvlJc w:val="left"/>
+      <w:pPr>
+        <w:ind w:left="2200" w:hanging="440"/>
+      </w:pPr>
+    </w:lvl>
+    <w:lvl w:ilvl="5" w:tplc="0409001B" w:tentative="1">
+      <w:start w:val="1"/>
+      <w:numFmt w:val="lowerRoman"/>
+      <w:lvlText w:val="%6."/>
+      <w:lvlJc w:val="right"/>
+      <w:pPr>
+        <w:ind w:left="2640" w:hanging="440"/>
+      </w:pPr>
+    </w:lvl>
+    <w:lvl w:ilvl="6" w:tplc="0409000F" w:tentative="1">
+      <w:start w:val="1"/>
+      <w:numFmt w:val="decimal"/>
+      <w:lvlText w:val="%7."/>
+      <w:lvlJc w:val="left"/>
+      <w:pPr>
+        <w:ind w:left="3080" w:hanging="440"/>
+      </w:pPr>
+    </w:lvl>
+    <w:lvl w:ilvl="7" w:tplc="04090019" w:tentative="1">
+      <w:start w:val="1"/>
+      <w:numFmt w:val="lowerLetter"/>
+      <w:lvlText w:val="%8)"/>
+      <w:lvlJc w:val="left"/>
+      <w:pPr>
+        <w:ind w:left="3520" w:hanging="440"/>
+      </w:pPr>
+    </w:lvl>
+    <w:lvl w:ilvl="8" w:tplc="0409001B" w:tentative="1">
+      <w:start w:val="1"/>
+      <w:numFmt w:val="lowerRoman"/>
+      <w:lvlText w:val="%9."/>
+      <w:lvlJc w:val="right"/>
+      <w:pPr>
+        <w:ind w:left="3960" w:hanging="440"/>
+      </w:pPr>
+    </w:lvl>
+  </w:abstractNum>
+  <w:abstractNum w:abstractNumId="13" w15:restartNumberingAfterBreak="0">
+    <w:nsid w:val="78C14D2E"/>
+    <w:multiLevelType w:val="hybridMultilevel"/>
+    <w:tmpl w:val="37926D38"/>
+    <w:lvl w:ilvl="0" w:tplc="04090001">
+      <w:start w:val="1"/>
+      <w:numFmt w:val="bullet"/>
+      <w:lvlText w:val=""/>
+      <w:lvlJc w:val="left"/>
+      <w:pPr>
+        <w:ind w:left="880" w:hanging="440"/>
+      </w:pPr>
+      <w:rPr>
+        <w:rFonts w:ascii="Wingdings" w:hAnsi="Wingdings" w:hint="default"/>
+      </w:rPr>
+    </w:lvl>
+    <w:lvl w:ilvl="1" w:tplc="04090003" w:tentative="1">
+      <w:start w:val="1"/>
+      <w:numFmt w:val="bullet"/>
+      <w:lvlText w:val=""/>
+      <w:lvlJc w:val="left"/>
+      <w:pPr>
+        <w:ind w:left="1320" w:hanging="440"/>
+      </w:pPr>
+      <w:rPr>
+        <w:rFonts w:ascii="Wingdings" w:hAnsi="Wingdings" w:hint="default"/>
+      </w:rPr>
+    </w:lvl>
+    <w:lvl w:ilvl="2" w:tplc="04090005" w:tentative="1">
+      <w:start w:val="1"/>
+      <w:numFmt w:val="bullet"/>
+      <w:lvlText w:val=""/>
+      <w:lvlJc w:val="left"/>
+      <w:pPr>
+        <w:ind w:left="1760" w:hanging="440"/>
+      </w:pPr>
+      <w:rPr>
+        <w:rFonts w:ascii="Wingdings" w:hAnsi="Wingdings" w:hint="default"/>
+      </w:rPr>
+    </w:lvl>
+    <w:lvl w:ilvl="3" w:tplc="04090001" w:tentative="1">
+      <w:start w:val="1"/>
+      <w:numFmt w:val="bullet"/>
+      <w:lvlText w:val=""/>
+      <w:lvlJc w:val="left"/>
+      <w:pPr>
+        <w:ind w:left="2200" w:hanging="440"/>
+      </w:pPr>
+      <w:rPr>
+        <w:rFonts w:ascii="Wingdings" w:hAnsi="Wingdings" w:hint="default"/>
+      </w:rPr>
+    </w:lvl>
+    <w:lvl w:ilvl="4" w:tplc="04090003" w:tentative="1">
+      <w:start w:val="1"/>
+      <w:numFmt w:val="bullet"/>
+      <w:lvlText w:val=""/>
+      <w:lvlJc w:val="left"/>
+      <w:pPr>
+        <w:ind w:left="2640" w:hanging="440"/>
+      </w:pPr>
+      <w:rPr>
+        <w:rFonts w:ascii="Wingdings" w:hAnsi="Wingdings" w:hint="default"/>
+      </w:rPr>
+    </w:lvl>
+    <w:lvl w:ilvl="5" w:tplc="04090005" w:tentative="1">
+      <w:start w:val="1"/>
+      <w:numFmt w:val="bullet"/>
+      <w:lvlText w:val=""/>
+      <w:lvlJc w:val="left"/>
+      <w:pPr>
+        <w:ind w:left="3080" w:hanging="440"/>
+      </w:pPr>
+      <w:rPr>
+        <w:rFonts w:ascii="Wingdings" w:hAnsi="Wingdings" w:hint="default"/>
+      </w:rPr>
+    </w:lvl>
+    <w:lvl w:ilvl="6" w:tplc="04090001" w:tentative="1">
+      <w:start w:val="1"/>
+      <w:numFmt w:val="bullet"/>
+      <w:lvlText w:val=""/>
+      <w:lvlJc w:val="left"/>
+      <w:pPr>
+        <w:ind w:left="3520" w:hanging="440"/>
+      </w:pPr>
+      <w:rPr>
+        <w:rFonts w:ascii="Wingdings" w:hAnsi="Wingdings" w:hint="default"/>
+      </w:rPr>
+    </w:lvl>
+    <w:lvl w:ilvl="7" w:tplc="04090003" w:tentative="1">
+      <w:start w:val="1"/>
+      <w:numFmt w:val="bullet"/>
+      <w:lvlText w:val=""/>
+      <w:lvlJc w:val="left"/>
+      <w:pPr>
+        <w:ind w:left="3960" w:hanging="440"/>
+      </w:pPr>
+      <w:rPr>
+        <w:rFonts w:ascii="Wingdings" w:hAnsi="Wingdings" w:hint="default"/>
+      </w:rPr>
+    </w:lvl>
+    <w:lvl w:ilvl="8" w:tplc="04090005" w:tentative="1">
+      <w:start w:val="1"/>
+      <w:numFmt w:val="bullet"/>
+      <w:lvlText w:val=""/>
+      <w:lvlJc w:val="left"/>
+      <w:pPr>
+        <w:ind w:left="4400" w:hanging="440"/>
+      </w:pPr>
+      <w:rPr>
+        <w:rFonts w:ascii="Wingdings" w:hAnsi="Wingdings" w:hint="default"/>
+      </w:rPr>
+    </w:lvl>
+  </w:abstractNum>
+  <w:abstractNum w:abstractNumId="14" w15:restartNumberingAfterBreak="0">
+    <w:nsid w:val="7C632A83"/>
+    <w:multiLevelType w:val="hybridMultilevel"/>
+    <w:tmpl w:val="484881B2"/>
+    <w:lvl w:ilvl="0" w:tplc="04090001">
+      <w:start w:val="1"/>
+      <w:numFmt w:val="bullet"/>
+      <w:lvlText w:val=""/>
+      <w:lvlJc w:val="left"/>
+      <w:pPr>
+        <w:ind w:left="440" w:hanging="440"/>
+      </w:pPr>
+      <w:rPr>
+        <w:rFonts w:ascii="Wingdings" w:hAnsi="Wingdings" w:hint="default"/>
+      </w:rPr>
+    </w:lvl>
+    <w:lvl w:ilvl="1" w:tplc="04090003">
+      <w:start w:val="1"/>
+      <w:numFmt w:val="bullet"/>
+      <w:lvlText w:val=""/>
+      <w:lvlJc w:val="left"/>
+      <w:pPr>
+        <w:ind w:left="880" w:hanging="440"/>
+      </w:pPr>
+      <w:rPr>
+        <w:rFonts w:ascii="Wingdings" w:hAnsi="Wingdings" w:hint="default"/>
+      </w:rPr>
+    </w:lvl>
+    <w:lvl w:ilvl="2" w:tplc="04090005" w:tentative="1">
+      <w:start w:val="1"/>
+      <w:numFmt w:val="bullet"/>
+      <w:lvlText w:val=""/>
+      <w:lvlJc w:val="left"/>
+      <w:pPr>
+        <w:ind w:left="1320" w:hanging="440"/>
+      </w:pPr>
+      <w:rPr>
+        <w:rFonts w:ascii="Wingdings" w:hAnsi="Wingdings" w:hint="default"/>
+      </w:rPr>
+    </w:lvl>
+    <w:lvl w:ilvl="3" w:tplc="04090001" w:tentative="1">
+      <w:start w:val="1"/>
+      <w:numFmt w:val="bullet"/>
+      <w:lvlText w:val=""/>
+      <w:lvlJc w:val="left"/>
+      <w:pPr>
+        <w:ind w:left="1760" w:hanging="440"/>
+      </w:pPr>
+      <w:rPr>
+        <w:rFonts w:ascii="Wingdings" w:hAnsi="Wingdings" w:hint="default"/>
+      </w:rPr>
+    </w:lvl>
+    <w:lvl w:ilvl="4" w:tplc="04090003" w:tentative="1">
+      <w:start w:val="1"/>
+      <w:numFmt w:val="bullet"/>
+      <w:lvlText w:val=""/>
+      <w:lvlJc w:val="left"/>
+      <w:pPr>
+        <w:ind w:left="2200" w:hanging="440"/>
+      </w:pPr>
+      <w:rPr>
+        <w:rFonts w:ascii="Wingdings" w:hAnsi="Wingdings" w:hint="default"/>
+      </w:rPr>
+    </w:lvl>
+    <w:lvl w:ilvl="5" w:tplc="04090005" w:tentative="1">
+      <w:start w:val="1"/>
+      <w:numFmt w:val="bullet"/>
+      <w:lvlText w:val=""/>
+      <w:lvlJc w:val="left"/>
+      <w:pPr>
+        <w:ind w:left="2640" w:hanging="440"/>
+      </w:pPr>
+      <w:rPr>
+        <w:rFonts w:ascii="Wingdings" w:hAnsi="Wingdings" w:hint="default"/>
+      </w:rPr>
+    </w:lvl>
+    <w:lvl w:ilvl="6" w:tplc="04090001" w:tentative="1">
+      <w:start w:val="1"/>
+      <w:numFmt w:val="bullet"/>
+      <w:lvlText w:val=""/>
+      <w:lvlJc w:val="left"/>
+      <w:pPr>
+        <w:ind w:left="3080" w:hanging="440"/>
+      </w:pPr>
+      <w:rPr>
+        <w:rFonts w:ascii="Wingdings" w:hAnsi="Wingdings" w:hint="default"/>
+      </w:rPr>
+    </w:lvl>
+    <w:lvl w:ilvl="7" w:tplc="04090003" w:tentative="1">
+      <w:start w:val="1"/>
+      <w:numFmt w:val="bullet"/>
+      <w:lvlText w:val=""/>
+      <w:lvlJc w:val="left"/>
+      <w:pPr>
+        <w:ind w:left="3520" w:hanging="440"/>
+      </w:pPr>
+      <w:rPr>
+        <w:rFonts w:ascii="Wingdings" w:hAnsi="Wingdings" w:hint="default"/>
+      </w:rPr>
+    </w:lvl>
+    <w:lvl w:ilvl="8" w:tplc="04090005" w:tentative="1">
+      <w:start w:val="1"/>
+      <w:numFmt w:val="bullet"/>
+      <w:lvlText w:val=""/>
+      <w:lvlJc w:val="left"/>
+      <w:pPr>
+        <w:ind w:left="3960" w:hanging="440"/>
+      </w:pPr>
+      <w:rPr>
+        <w:rFonts w:ascii="Wingdings" w:hAnsi="Wingdings" w:hint="default"/>
+      </w:rPr>
+    </w:lvl>
+  </w:abstractNum>
+  <w:abstractNum w:abstractNumId="15" w15:restartNumberingAfterBreak="0">
+    <w:nsid w:val="7DDE1054"/>
+    <w:multiLevelType w:val="hybridMultilevel"/>
+    <w:tmpl w:val="25DE4276"/>
+    <w:lvl w:ilvl="0" w:tplc="04090001">
+      <w:start w:val="1"/>
+      <w:numFmt w:val="bullet"/>
+      <w:lvlText w:val=""/>
+      <w:lvlJc w:val="left"/>
+      <w:pPr>
+        <w:ind w:left="880" w:hanging="440"/>
+      </w:pPr>
+      <w:rPr>
+        <w:rFonts w:ascii="Wingdings" w:hAnsi="Wingdings" w:hint="default"/>
+      </w:rPr>
+    </w:lvl>
+    <w:lvl w:ilvl="1" w:tplc="04090003" w:tentative="1">
+      <w:start w:val="1"/>
+      <w:numFmt w:val="bullet"/>
+      <w:lvlText w:val=""/>
+      <w:lvlJc w:val="left"/>
+      <w:pPr>
+        <w:ind w:left="1320" w:hanging="440"/>
+      </w:pPr>
+      <w:rPr>
+        <w:rFonts w:ascii="Wingdings" w:hAnsi="Wingdings" w:hint="default"/>
+      </w:rPr>
+    </w:lvl>
+    <w:lvl w:ilvl="2" w:tplc="04090005" w:tentative="1">
+      <w:start w:val="1"/>
+      <w:numFmt w:val="bullet"/>
+      <w:lvlText w:val=""/>
+      <w:lvlJc w:val="left"/>
+      <w:pPr>
+        <w:ind w:left="1760" w:hanging="440"/>
+      </w:pPr>
+      <w:rPr>
+        <w:rFonts w:ascii="Wingdings" w:hAnsi="Wingdings" w:hint="default"/>
+      </w:rPr>
+    </w:lvl>
+    <w:lvl w:ilvl="3" w:tplc="04090001" w:tentative="1">
+      <w:start w:val="1"/>
+      <w:numFmt w:val="bullet"/>
+      <w:lvlText w:val=""/>
+      <w:lvlJc w:val="left"/>
+      <w:pPr>
+        <w:ind w:left="2200" w:hanging="440"/>
+      </w:pPr>
+      <w:rPr>
+        <w:rFonts w:ascii="Wingdings" w:hAnsi="Wingdings" w:hint="default"/>
+      </w:rPr>
+    </w:lvl>
+    <w:lvl w:ilvl="4" w:tplc="04090003" w:tentative="1">
+      <w:start w:val="1"/>
+      <w:numFmt w:val="bullet"/>
+      <w:lvlText w:val=""/>
+      <w:lvlJc w:val="left"/>
+      <w:pPr>
+        <w:ind w:left="2640" w:hanging="440"/>
+      </w:pPr>
+      <w:rPr>
+        <w:rFonts w:ascii="Wingdings" w:hAnsi="Wingdings" w:hint="default"/>
+      </w:rPr>
+    </w:lvl>
+    <w:lvl w:ilvl="5" w:tplc="04090005" w:tentative="1">
+      <w:start w:val="1"/>
+      <w:numFmt w:val="bullet"/>
+      <w:lvlText w:val=""/>
+      <w:lvlJc w:val="left"/>
+      <w:pPr>
+        <w:ind w:left="3080" w:hanging="440"/>
+      </w:pPr>
+      <w:rPr>
+        <w:rFonts w:ascii="Wingdings" w:hAnsi="Wingdings" w:hint="default"/>
+      </w:rPr>
+    </w:lvl>
+    <w:lvl w:ilvl="6" w:tplc="04090001" w:tentative="1">
+      <w:start w:val="1"/>
+      <w:numFmt w:val="bullet"/>
+      <w:lvlText w:val=""/>
+      <w:lvlJc w:val="left"/>
+      <w:pPr>
+        <w:ind w:left="3520" w:hanging="440"/>
+      </w:pPr>
+      <w:rPr>
+        <w:rFonts w:ascii="Wingdings" w:hAnsi="Wingdings" w:hint="default"/>
+      </w:rPr>
+    </w:lvl>
+    <w:lvl w:ilvl="7" w:tplc="04090003" w:tentative="1">
+      <w:start w:val="1"/>
+      <w:numFmt w:val="bullet"/>
+      <w:lvlText w:val=""/>
+      <w:lvlJc w:val="left"/>
+      <w:pPr>
+        <w:ind w:left="3960" w:hanging="440"/>
+      </w:pPr>
+      <w:rPr>
+        <w:rFonts w:ascii="Wingdings" w:hAnsi="Wingdings" w:hint="default"/>
+      </w:rPr>
+    </w:lvl>
+    <w:lvl w:ilvl="8" w:tplc="04090005" w:tentative="1">
+      <w:start w:val="1"/>
+      <w:numFmt w:val="bullet"/>
+      <w:lvlText w:val=""/>
+      <w:lvlJc w:val="left"/>
+      <w:pPr>
+        <w:ind w:left="4400" w:hanging="440"/>
+      </w:pPr>
+      <w:rPr>
+        <w:rFonts w:ascii="Wingdings" w:hAnsi="Wingdings" w:hint="default"/>
+      </w:rPr>
+    </w:lvl>
+  </w:abstractNum>
   <w:num w:numId="1" w16cid:durableId="89280336">
+    <w:abstractNumId w:val="7"/>
+  </w:num>
+  <w:num w:numId="2" w16cid:durableId="1803381945">
+    <w:abstractNumId w:val="7"/>
+  </w:num>
+  <w:num w:numId="3" w16cid:durableId="1046490973">
+    <w:abstractNumId w:val="7"/>
+  </w:num>
+  <w:num w:numId="4" w16cid:durableId="1342321345">
+    <w:abstractNumId w:val="7"/>
+  </w:num>
+  <w:num w:numId="5" w16cid:durableId="1565220033">
+    <w:abstractNumId w:val="7"/>
+  </w:num>
+  <w:num w:numId="6" w16cid:durableId="424150192">
+    <w:abstractNumId w:val="7"/>
+  </w:num>
+  <w:num w:numId="7" w16cid:durableId="199829469">
+    <w:abstractNumId w:val="12"/>
+  </w:num>
+  <w:num w:numId="8" w16cid:durableId="1418747206">
+    <w:abstractNumId w:val="4"/>
+  </w:num>
+  <w:num w:numId="9" w16cid:durableId="102462308">
+    <w:abstractNumId w:val="5"/>
+  </w:num>
+  <w:num w:numId="10" w16cid:durableId="1743867728">
+    <w:abstractNumId w:val="11"/>
+  </w:num>
+  <w:num w:numId="11" w16cid:durableId="2041512615">
     <w:abstractNumId w:val="0"/>
   </w:num>
-  <w:num w:numId="2" w16cid:durableId="1803381945">
-    <w:abstractNumId w:val="0"/>
+  <w:num w:numId="12" w16cid:durableId="1733116244">
+    <w:abstractNumId w:val="2"/>
   </w:num>
-  <w:num w:numId="3" w16cid:durableId="1046490973">
-    <w:abstractNumId w:val="0"/>
+  <w:num w:numId="13" w16cid:durableId="399790945">
+    <w:abstractNumId w:val="15"/>
   </w:num>
-  <w:num w:numId="4" w16cid:durableId="1342321345">
-    <w:abstractNumId w:val="0"/>
+  <w:num w:numId="14" w16cid:durableId="729235206">
+    <w:abstractNumId w:val="13"/>
   </w:num>
-  <w:num w:numId="5" w16cid:durableId="1565220033">
-    <w:abstractNumId w:val="0"/>
-    <w:lvlOverride w:ilvl="0">
-      <w:startOverride w:val="1"/>
-    </w:lvlOverride>
-    <w:lvlOverride w:ilvl="1">
-      <w:startOverride w:val="1"/>
-    </w:lvlOverride>
-    <w:lvlOverride w:ilvl="2">
-      <w:startOverride w:val="1"/>
-    </w:lvlOverride>
-    <w:lvlOverride w:ilvl="3">
-      <w:startOverride w:val="1"/>
-    </w:lvlOverride>
-    <w:lvlOverride w:ilvl="4">
-      <w:startOverride w:val="1"/>
-    </w:lvlOverride>
-    <w:lvlOverride w:ilvl="5">
-      <w:startOverride w:val="1"/>
-    </w:lvlOverride>
-    <w:lvlOverride w:ilvl="6">
-      <w:startOverride w:val="1"/>
-    </w:lvlOverride>
-    <w:lvlOverride w:ilvl="7">
-      <w:startOverride w:val="1"/>
-    </w:lvlOverride>
-    <w:lvlOverride w:ilvl="8">
-      <w:startOverride w:val="1"/>
-    </w:lvlOverride>
+  <w:num w:numId="15" w16cid:durableId="360128464">
+    <w:abstractNumId w:val="6"/>
   </w:num>
-  <w:num w:numId="6" w16cid:durableId="424150192">
-    <w:abstractNumId w:val="0"/>
+  <w:num w:numId="16" w16cid:durableId="896477423">
+    <w:abstractNumId w:val="1"/>
+  </w:num>
+  <w:num w:numId="17" w16cid:durableId="729038353">
+    <w:abstractNumId w:val="9"/>
+  </w:num>
+  <w:num w:numId="18" w16cid:durableId="1024329678">
+    <w:abstractNumId w:val="8"/>
+  </w:num>
+  <w:num w:numId="19" w16cid:durableId="750591237">
+    <w:abstractNumId w:val="14"/>
+  </w:num>
+  <w:num w:numId="20" w16cid:durableId="642202297">
+    <w:abstractNumId w:val="3"/>
+  </w:num>
+  <w:num w:numId="21" w16cid:durableId="1518882112">
+    <w:abstractNumId w:val="10"/>
   </w:num>
 </w:numbering>
 </file>
@@ -1770,11 +6822,11 @@
     <w:lsdException w:name="Default Paragraph Font" w:semiHidden="1"/>
     <w:lsdException w:name="Subtitle" w:qFormat="1"/>
     <w:lsdException w:name="Hyperlink" w:uiPriority="99"/>
-    <w:lsdException w:name="Strong" w:qFormat="1"/>
+    <w:lsdException w:name="Strong" w:uiPriority="22" w:qFormat="1"/>
     <w:lsdException w:name="Emphasis" w:qFormat="1"/>
     <w:lsdException w:name="HTML Top of Form" w:semiHidden="1" w:uiPriority="99" w:unhideWhenUsed="1"/>
     <w:lsdException w:name="HTML Bottom of Form" w:semiHidden="1" w:uiPriority="99" w:unhideWhenUsed="1"/>
-    <w:lsdException w:name="Normal Table" w:uiPriority="99" w:unhideWhenUsed="1"/>
+    <w:lsdException w:name="Normal Table" w:semiHidden="1" w:uiPriority="99" w:unhideWhenUsed="1"/>
     <w:lsdException w:name="No List" w:semiHidden="1" w:uiPriority="99" w:unhideWhenUsed="1"/>
     <w:lsdException w:name="Outline List 1" w:semiHidden="1" w:uiPriority="99" w:unhideWhenUsed="1"/>
     <w:lsdException w:name="Outline List 2" w:semiHidden="1" w:uiPriority="99" w:unhideWhenUsed="1"/>
@@ -1821,7 +6873,7 @@
     <w:lsdException w:name="Table Web 1" w:semiHidden="1" w:uiPriority="99" w:unhideWhenUsed="1"/>
     <w:lsdException w:name="Table Web 2" w:semiHidden="1" w:uiPriority="99" w:unhideWhenUsed="1"/>
     <w:lsdException w:name="Table Web 3" w:semiHidden="1" w:uiPriority="99" w:unhideWhenUsed="1"/>
-    <w:lsdException w:name="Table Grid" w:uiPriority="99" w:unhideWhenUsed="1"/>
+    <w:lsdException w:name="Table Grid" w:uiPriority="99"/>
     <w:lsdException w:name="Table Theme" w:semiHidden="1" w:uiPriority="99" w:unhideWhenUsed="1"/>
     <w:lsdException w:name="Placeholder Text" w:semiHidden="1" w:uiPriority="99" w:unhideWhenUsed="1"/>
     <w:lsdException w:name="No Spacing" w:uiPriority="99" w:qFormat="1"/>
@@ -2057,7 +7109,7 @@
       <w:keepNext/>
       <w:keepLines/>
       <w:numPr>
-        <w:numId w:val="2"/>
+        <w:numId w:val="5"/>
       </w:numPr>
       <w:spacing w:beforeLines="100" w:before="312" w:afterLines="100" w:after="312"/>
       <w:outlineLvl w:val="0"/>
@@ -2074,6 +7126,7 @@
     <w:name w:val="heading 2"/>
     <w:basedOn w:val="a"/>
     <w:next w:val="a"/>
+    <w:link w:val="20"/>
     <w:qFormat/>
     <w:pPr>
       <w:spacing w:line="400" w:lineRule="exact"/>
@@ -2106,13 +7159,16 @@
   </w:style>
   <w:style w:type="character" w:default="1" w:styleId="a0">
     <w:name w:val="Default Paragraph Font"/>
-    <w:semiHidden/>
+    <w:uiPriority w:val="1"/>
+    <w:unhideWhenUsed/>
   </w:style>
   <w:style w:type="table" w:default="1" w:styleId="a1">
     <w:name w:val="Normal Table"/>
     <w:uiPriority w:val="99"/>
+    <w:semiHidden/>
     <w:unhideWhenUsed/>
     <w:tblPr>
+      <w:tblInd w:w="0" w:type="dxa"/>
       <w:tblCellMar>
         <w:top w:w="0" w:type="dxa"/>
         <w:left w:w="108" w:type="dxa"/>
@@ -2309,8 +7365,8 @@
       <w:sz w:val="15"/>
     </w:rPr>
   </w:style>
-  <w:style w:type="paragraph" w:customStyle="1" w:styleId="ListParagraph">
-    <w:name w:val="List Paragraph"/>
+  <w:style w:type="paragraph" w:customStyle="1" w:styleId="10">
+    <w:name w:val="列表段落1"/>
     <w:basedOn w:val="a"/>
     <w:qFormat/>
     <w:pPr>
@@ -2351,6 +7407,52 @@
       <w:kern w:val="0"/>
       <w:sz w:val="32"/>
       <w:szCs w:val="32"/>
+    </w:rPr>
+  </w:style>
+  <w:style w:type="character" w:styleId="af1">
+    <w:name w:val="Unresolved Mention"/>
+    <w:basedOn w:val="a0"/>
+    <w:uiPriority w:val="99"/>
+    <w:semiHidden/>
+    <w:unhideWhenUsed/>
+    <w:rsid w:val="00B8088D"/>
+    <w:rPr>
+      <w:color w:val="605E5C"/>
+      <w:shd w:val="clear" w:color="auto" w:fill="E1DFDD"/>
+    </w:rPr>
+  </w:style>
+  <w:style w:type="paragraph" w:styleId="af2">
+    <w:name w:val="List Paragraph"/>
+    <w:basedOn w:val="a"/>
+    <w:uiPriority w:val="99"/>
+    <w:qFormat/>
+    <w:rsid w:val="004A1D6F"/>
+    <w:pPr>
+      <w:ind w:firstLineChars="200" w:firstLine="420"/>
+    </w:pPr>
+  </w:style>
+  <w:style w:type="character" w:customStyle="1" w:styleId="20">
+    <w:name w:val="标题 2 字符"/>
+    <w:basedOn w:val="a0"/>
+    <w:link w:val="2"/>
+    <w:rsid w:val="00746F58"/>
+    <w:rPr>
+      <w:rFonts w:ascii="宋体" w:hAnsi="宋体"/>
+      <w:b/>
+      <w:bCs/>
+      <w:sz w:val="24"/>
+      <w:szCs w:val="24"/>
+    </w:rPr>
+  </w:style>
+  <w:style w:type="character" w:styleId="af3">
+    <w:name w:val="Strong"/>
+    <w:basedOn w:val="a0"/>
+    <w:uiPriority w:val="22"/>
+    <w:qFormat/>
+    <w:rsid w:val="005C7CAA"/>
+    <w:rPr>
+      <w:b/>
+      <w:bCs/>
     </w:rPr>
   </w:style>
 </w:styles>
